--- a/Roadmap.docx
+++ b/Roadmap.docx
@@ -136,7 +136,7 @@
           <w:rFonts w:cs="B Nazanin"/>
         </w:rPr>
         <w:pict w14:anchorId="5B2960BC">
-          <v:rect id="_x0000_i1037" style="width:0;height:1.5pt" o:hralign="right" o:hrstd="t" o:hr="t" fillcolor="#a0a0a0" stroked="f"/>
+          <v:rect id="_x0000_i1025" style="width:0;height:1.5pt" o:hralign="right" o:hrstd="t" o:hr="t" fillcolor="#a0a0a0" stroked="f"/>
         </w:pict>
       </w:r>
     </w:p>
@@ -1760,7 +1760,7 @@
           <w:rFonts w:cs="B Nazanin"/>
         </w:rPr>
         <w:pict w14:anchorId="5D7101DC">
-          <v:rect id="_x0000_i1038" style="width:0;height:1.5pt" o:hralign="right" o:hrstd="t" o:hr="t" fillcolor="#a0a0a0" stroked="f"/>
+          <v:rect id="_x0000_i1026" style="width:0;height:1.5pt" o:hralign="right" o:hrstd="t" o:hr="t" fillcolor="#a0a0a0" stroked="f"/>
         </w:pict>
       </w:r>
     </w:p>
@@ -2383,7 +2383,6061 @@
       <w:pPr>
         <w:bidi/>
         <w:rPr>
-          <w:rFonts w:cs="B Nazanin"/>
+          <w:rFonts w:cs="B Nazanin" w:hint="cs"/>
+          <w:rtl/>
+        </w:rPr>
+      </w:pPr>
+    </w:p>
+    <w:p>
+      <w:pPr>
+        <w:bidi/>
+        <w:rPr>
+          <w:rFonts w:cs="B Nazanin"/>
+          <w:rtl/>
+        </w:rPr>
+      </w:pPr>
+      <w:r>
+        <w:rPr>
+          <w:rFonts w:cs="B Nazanin" w:hint="cs"/>
+          <w:rtl/>
+        </w:rPr>
+        <w:t>=============================================================</w:t>
+      </w:r>
+    </w:p>
+    <w:p>
+      <w:pPr>
+        <w:bidi/>
+        <w:rPr>
+          <w:rFonts w:cs="B Nazanin"/>
+        </w:rPr>
+      </w:pPr>
+      <w:r>
+        <w:rPr>
+          <w:rFonts w:cs="B Nazanin"/>
+          <w:rtl/>
+          <w:lang w:bidi="ar-SA"/>
+        </w:rPr>
+        <w:t xml:space="preserve">بله، کاملاً حق داری. در </w:t>
+      </w:r>
+      <w:r>
+        <w:rPr>
+          <w:rFonts w:cs="B Nazanin"/>
+          <w:b/>
+          <w:bCs/>
+          <w:rtl/>
+          <w:lang w:bidi="ar-SA"/>
+        </w:rPr>
+        <w:t xml:space="preserve">فاز </w:t>
+      </w:r>
+      <w:r>
+        <w:rPr>
+          <w:rFonts w:cs="B Nazanin"/>
+          <w:b/>
+          <w:bCs/>
+          <w:rtl/>
+        </w:rPr>
+        <w:t>۱</w:t>
+      </w:r>
+      <w:r>
+        <w:rPr>
+          <w:rFonts w:cs="B Nazanin"/>
+          <w:rtl/>
+          <w:lang w:bidi="ar-SA"/>
+        </w:rPr>
+        <w:t xml:space="preserve"> برای اینکه سریع‌تر داده‌های پرحجم اکسل (با بیش از </w:t>
+      </w:r>
+      <w:r>
+        <w:rPr>
+          <w:rFonts w:cs="B Nazanin"/>
+          <w:rtl/>
+        </w:rPr>
+        <w:t>۶۰</w:t>
+      </w:r>
+      <w:r>
+        <w:rPr>
+          <w:rFonts w:cs="B Nazanin"/>
+          <w:rtl/>
+          <w:lang w:bidi="ar-SA"/>
+        </w:rPr>
+        <w:t xml:space="preserve"> ستون) را به دیتابیس منتقل کنیم، از روش </w:t>
+      </w:r>
+      <w:r>
+        <w:rPr>
+          <w:rFonts w:cs="B Nazanin"/>
+          <w:b/>
+          <w:bCs/>
+        </w:rPr>
+        <w:t>Dynamic</w:t>
+      </w:r>
+      <w:r>
+        <w:rPr>
+          <w:rFonts w:cs="B Nazanin"/>
+        </w:rPr>
+        <w:t xml:space="preserve"> </w:t>
+      </w:r>
+      <w:r>
+        <w:rPr>
+          <w:rFonts w:cs="B Nazanin"/>
+          <w:rtl/>
+          <w:lang w:bidi="ar-SA"/>
+        </w:rPr>
+        <w:t xml:space="preserve">(پانداز) استفاده کردیم تا مجبور نشوی تک‌تک آن </w:t>
+      </w:r>
+      <w:r>
+        <w:rPr>
+          <w:rFonts w:cs="B Nazanin"/>
+          <w:rtl/>
+        </w:rPr>
+        <w:t>۶۰</w:t>
+      </w:r>
+      <w:r>
+        <w:rPr>
+          <w:rFonts w:cs="B Nazanin"/>
+          <w:rtl/>
+          <w:lang w:bidi="ar-SA"/>
+        </w:rPr>
+        <w:t xml:space="preserve"> ستون را دستی در کد تعریف کنی</w:t>
+      </w:r>
+      <w:r>
+        <w:rPr>
+          <w:rFonts w:cs="B Nazanin"/>
+        </w:rPr>
+        <w:t>.</w:t>
+      </w:r>
+    </w:p>
+    <w:p>
+      <w:pPr>
+        <w:bidi/>
+        <w:rPr>
+          <w:rFonts w:cs="B Nazanin"/>
+        </w:rPr>
+      </w:pPr>
+      <w:r>
+        <w:rPr>
+          <w:rFonts w:cs="B Nazanin"/>
+          <w:rtl/>
+          <w:lang w:bidi="ar-SA"/>
+        </w:rPr>
+        <w:t xml:space="preserve">اما برای </w:t>
+      </w:r>
+      <w:r>
+        <w:rPr>
+          <w:rFonts w:cs="B Nazanin"/>
+          <w:b/>
+          <w:bCs/>
+          <w:rtl/>
+          <w:lang w:bidi="ar-SA"/>
+        </w:rPr>
+        <w:t xml:space="preserve">فاز </w:t>
+      </w:r>
+      <w:r>
+        <w:rPr>
+          <w:rFonts w:cs="B Nazanin"/>
+          <w:b/>
+          <w:bCs/>
+          <w:rtl/>
+        </w:rPr>
+        <w:t>۲</w:t>
+      </w:r>
+      <w:r>
+        <w:rPr>
+          <w:rFonts w:cs="B Nazanin"/>
+          <w:b/>
+          <w:bCs/>
+        </w:rPr>
+        <w:t xml:space="preserve"> (Authentication)</w:t>
+      </w:r>
+      <w:r>
+        <w:rPr>
+          <w:rFonts w:cs="B Nazanin"/>
+        </w:rPr>
+        <w:t xml:space="preserve"> </w:t>
+      </w:r>
+      <w:r>
+        <w:rPr>
+          <w:rFonts w:cs="B Nazanin"/>
+          <w:rtl/>
+          <w:lang w:bidi="ar-SA"/>
+        </w:rPr>
+        <w:t xml:space="preserve">و </w:t>
+      </w:r>
+      <w:r>
+        <w:rPr>
+          <w:rFonts w:cs="B Nazanin"/>
+          <w:b/>
+          <w:bCs/>
+          <w:rtl/>
+          <w:lang w:bidi="ar-SA"/>
+        </w:rPr>
+        <w:t xml:space="preserve">فاز </w:t>
+      </w:r>
+      <w:r>
+        <w:rPr>
+          <w:rFonts w:cs="B Nazanin"/>
+          <w:b/>
+          <w:bCs/>
+          <w:rtl/>
+        </w:rPr>
+        <w:t>۳</w:t>
+      </w:r>
+      <w:r>
+        <w:rPr>
+          <w:rFonts w:cs="B Nazanin"/>
+          <w:b/>
+          <w:bCs/>
+        </w:rPr>
+        <w:t xml:space="preserve"> (Search &amp; Security)</w:t>
+      </w:r>
+      <w:r>
+        <w:rPr>
+          <w:rFonts w:cs="B Nazanin"/>
+          <w:rtl/>
+          <w:lang w:bidi="ar-SA"/>
+        </w:rPr>
+        <w:t xml:space="preserve">، داشتن فایل </w:t>
+      </w:r>
+      <w:r>
+        <w:rPr>
+          <w:rFonts w:cs="B Nazanin"/>
+        </w:rPr>
+        <w:t xml:space="preserve">models.py </w:t>
+      </w:r>
+      <w:r>
+        <w:rPr>
+          <w:rFonts w:cs="B Nazanin"/>
+          <w:rtl/>
+          <w:lang w:bidi="ar-SA"/>
+        </w:rPr>
+        <w:t xml:space="preserve">بر اساس </w:t>
+      </w:r>
+      <w:proofErr w:type="spellStart"/>
+      <w:r>
+        <w:rPr>
+          <w:rFonts w:cs="B Nazanin"/>
+          <w:b/>
+          <w:bCs/>
+        </w:rPr>
+        <w:t>SQLAlchemy</w:t>
+      </w:r>
+      <w:proofErr w:type="spellEnd"/>
+      <w:r>
+        <w:rPr>
+          <w:rFonts w:cs="B Nazanin"/>
+        </w:rPr>
+        <w:t xml:space="preserve"> </w:t>
+      </w:r>
+      <w:r>
+        <w:rPr>
+          <w:rFonts w:cs="B Nazanin"/>
+          <w:rtl/>
+          <w:lang w:bidi="ar-SA"/>
+        </w:rPr>
+        <w:t>به دلایل زیر حیاتی است</w:t>
+      </w:r>
+      <w:r>
+        <w:rPr>
+          <w:rFonts w:cs="B Nazanin"/>
+        </w:rPr>
+        <w:t>:</w:t>
+      </w:r>
+    </w:p>
+    <w:p>
+      <w:pPr>
+        <w:bidi/>
+        <w:rPr>
+          <w:rFonts w:cs="B Nazanin"/>
+        </w:rPr>
+      </w:pPr>
+      <w:r>
+        <w:rPr>
+          <w:rFonts w:cs="B Nazanin"/>
+          <w:rtl/>
+        </w:rPr>
+        <w:t>۱</w:t>
+      </w:r>
+      <w:r>
+        <w:rPr>
+          <w:rFonts w:cs="B Nazanin"/>
+        </w:rPr>
+        <w:t xml:space="preserve">. </w:t>
+      </w:r>
+      <w:r>
+        <w:rPr>
+          <w:rFonts w:cs="B Nazanin"/>
+          <w:b/>
+          <w:bCs/>
+          <w:rtl/>
+          <w:lang w:bidi="ar-SA"/>
+        </w:rPr>
+        <w:t>مدیریت کاربران</w:t>
+      </w:r>
+      <w:r>
+        <w:rPr>
+          <w:rFonts w:cs="B Nazanin"/>
+          <w:b/>
+          <w:bCs/>
+        </w:rPr>
+        <w:t>:</w:t>
+      </w:r>
+      <w:r>
+        <w:rPr>
+          <w:rFonts w:cs="B Nazanin"/>
+        </w:rPr>
+        <w:t xml:space="preserve"> </w:t>
+      </w:r>
+      <w:r>
+        <w:rPr>
+          <w:rFonts w:cs="B Nazanin"/>
+          <w:rtl/>
+          <w:lang w:bidi="ar-SA"/>
+        </w:rPr>
+        <w:t>برای ثبت‌نام و لاگین، دیتابیس باید دقیقاً بداند طول پسورد یا یکتا بودن نام کاربری چقدر است</w:t>
+      </w:r>
+      <w:r>
+        <w:rPr>
+          <w:rFonts w:cs="B Nazanin"/>
+        </w:rPr>
+        <w:t xml:space="preserve">. </w:t>
+      </w:r>
+      <w:r>
+        <w:rPr>
+          <w:rFonts w:cs="B Nazanin"/>
+          <w:rtl/>
+        </w:rPr>
+        <w:t>۲</w:t>
+      </w:r>
+      <w:r>
+        <w:rPr>
+          <w:rFonts w:cs="B Nazanin"/>
+        </w:rPr>
+        <w:t xml:space="preserve">. </w:t>
+      </w:r>
+      <w:r>
+        <w:rPr>
+          <w:rFonts w:cs="B Nazanin"/>
+          <w:b/>
+          <w:bCs/>
+          <w:rtl/>
+          <w:lang w:bidi="ar-SA"/>
+        </w:rPr>
+        <w:t>امنیت و</w:t>
+      </w:r>
+      <w:r>
+        <w:rPr>
+          <w:rFonts w:cs="B Nazanin"/>
+          <w:b/>
+          <w:bCs/>
+        </w:rPr>
+        <w:t xml:space="preserve"> Audit Log:</w:t>
+      </w:r>
+      <w:r>
+        <w:rPr>
+          <w:rFonts w:cs="B Nazanin"/>
+        </w:rPr>
+        <w:t xml:space="preserve"> </w:t>
+      </w:r>
+      <w:r>
+        <w:rPr>
+          <w:rFonts w:cs="B Nazanin"/>
+          <w:rtl/>
+          <w:lang w:bidi="ar-SA"/>
+        </w:rPr>
+        <w:t>برای اینکه ثبت کنی «چه کسی، چه زمانی، چه چیزی را جست‌وجو کرد»، نیاز به یک ساختار ثابت داری</w:t>
+      </w:r>
+      <w:r>
+        <w:rPr>
+          <w:rFonts w:cs="B Nazanin"/>
+        </w:rPr>
+        <w:t xml:space="preserve">. </w:t>
+      </w:r>
+      <w:r>
+        <w:rPr>
+          <w:rFonts w:cs="B Nazanin"/>
+          <w:rtl/>
+        </w:rPr>
+        <w:t>۳</w:t>
+      </w:r>
+      <w:r>
+        <w:rPr>
+          <w:rFonts w:cs="B Nazanin"/>
+        </w:rPr>
+        <w:t xml:space="preserve">. </w:t>
+      </w:r>
+      <w:r>
+        <w:rPr>
+          <w:rFonts w:cs="B Nazanin"/>
+          <w:b/>
+          <w:bCs/>
+          <w:rtl/>
+          <w:lang w:bidi="ar-SA"/>
+        </w:rPr>
+        <w:t>جلوگیری از</w:t>
+      </w:r>
+      <w:r>
+        <w:rPr>
+          <w:rFonts w:cs="B Nazanin"/>
+          <w:b/>
+          <w:bCs/>
+        </w:rPr>
+        <w:t xml:space="preserve"> SQL Injection:</w:t>
+      </w:r>
+      <w:r>
+        <w:rPr>
+          <w:rFonts w:cs="B Nazanin"/>
+        </w:rPr>
+        <w:t xml:space="preserve"> </w:t>
+      </w:r>
+      <w:r>
+        <w:rPr>
+          <w:rFonts w:cs="B Nazanin"/>
+          <w:rtl/>
+          <w:lang w:bidi="ar-SA"/>
+        </w:rPr>
+        <w:t xml:space="preserve">وقتی کاربر در فیلد جست‌وجو چیزی تایپ می‌کند، </w:t>
+      </w:r>
+      <w:r>
+        <w:rPr>
+          <w:rFonts w:cs="B Nazanin"/>
+        </w:rPr>
+        <w:t>ORM (</w:t>
+      </w:r>
+      <w:r>
+        <w:rPr>
+          <w:rFonts w:cs="B Nazanin"/>
+          <w:rtl/>
+          <w:lang w:bidi="ar-SA"/>
+        </w:rPr>
+        <w:t>مثل</w:t>
+      </w:r>
+      <w:r>
+        <w:rPr>
+          <w:rFonts w:cs="B Nazanin"/>
+        </w:rPr>
+        <w:t xml:space="preserve"> </w:t>
+      </w:r>
+      <w:proofErr w:type="spellStart"/>
+      <w:r>
+        <w:rPr>
+          <w:rFonts w:cs="B Nazanin"/>
+        </w:rPr>
+        <w:t>SQLAlchemy</w:t>
+      </w:r>
+      <w:proofErr w:type="spellEnd"/>
+      <w:r>
+        <w:rPr>
+          <w:rFonts w:cs="B Nazanin"/>
+        </w:rPr>
+        <w:t xml:space="preserve">) </w:t>
+      </w:r>
+      <w:r>
+        <w:rPr>
+          <w:rFonts w:cs="B Nazanin"/>
+          <w:rtl/>
+          <w:lang w:bidi="ar-SA"/>
+        </w:rPr>
+        <w:t>امنیت ورودی را تضمین می‌کند</w:t>
+      </w:r>
+      <w:r>
+        <w:rPr>
+          <w:rFonts w:cs="B Nazanin"/>
+        </w:rPr>
+        <w:t>.</w:t>
+      </w:r>
+    </w:p>
+    <w:p>
+      <w:pPr>
+        <w:bidi/>
+        <w:rPr>
+          <w:rFonts w:cs="B Nazanin"/>
+          <w:b/>
+          <w:bCs/>
+        </w:rPr>
+      </w:pPr>
+      <w:r>
+        <w:rPr>
+          <w:rFonts w:cs="B Nazanin"/>
+          <w:b/>
+          <w:bCs/>
+          <w:rtl/>
+          <w:lang w:bidi="ar-SA"/>
+        </w:rPr>
+        <w:t>پیشنهاد نهایی برای ساختار پروژه</w:t>
+      </w:r>
+    </w:p>
+    <w:p>
+      <w:pPr>
+        <w:bidi/>
+        <w:rPr>
+          <w:rFonts w:cs="B Nazanin"/>
+        </w:rPr>
+      </w:pPr>
+      <w:r>
+        <w:rPr>
+          <w:rFonts w:cs="B Nazanin"/>
+          <w:rtl/>
+          <w:lang w:bidi="ar-SA"/>
+        </w:rPr>
+        <w:t xml:space="preserve">ما از یک روش ترکیبی استفاده می‌کنیم: جدول </w:t>
+      </w:r>
+      <w:r>
+        <w:rPr>
+          <w:rFonts w:cs="B Nazanin"/>
+        </w:rPr>
+        <w:t xml:space="preserve">shipments </w:t>
+      </w:r>
+      <w:r>
+        <w:rPr>
+          <w:rFonts w:cs="B Nazanin"/>
+          <w:rtl/>
+          <w:lang w:bidi="ar-SA"/>
+        </w:rPr>
+        <w:t xml:space="preserve">را که با پانداز ساختی حفظ می‌کنیم، اما برای مدیریت کاربران و امنیت، فایل </w:t>
+      </w:r>
+      <w:r>
+        <w:rPr>
+          <w:rFonts w:cs="B Nazanin"/>
+        </w:rPr>
+        <w:t xml:space="preserve">models.py </w:t>
+      </w:r>
+      <w:r>
+        <w:rPr>
+          <w:rFonts w:cs="B Nazanin"/>
+          <w:rtl/>
+          <w:lang w:bidi="ar-SA"/>
+        </w:rPr>
+        <w:t>را به شکل زیر تعریف می‌کنیم</w:t>
+      </w:r>
+      <w:r>
+        <w:rPr>
+          <w:rFonts w:cs="B Nazanin"/>
+        </w:rPr>
+        <w:t>.</w:t>
+      </w:r>
+    </w:p>
+    <w:p>
+      <w:pPr>
+        <w:bidi/>
+        <w:rPr>
+          <w:rFonts w:cs="B Nazanin"/>
+          <w:b/>
+          <w:bCs/>
+        </w:rPr>
+      </w:pPr>
+      <w:r>
+        <w:rPr>
+          <w:rFonts w:cs="B Nazanin"/>
+          <w:b/>
+          <w:bCs/>
+          <w:rtl/>
+        </w:rPr>
+        <w:t>۱</w:t>
+      </w:r>
+      <w:r>
+        <w:rPr>
+          <w:rFonts w:cs="B Nazanin"/>
+          <w:b/>
+          <w:bCs/>
+        </w:rPr>
+        <w:t xml:space="preserve">. </w:t>
+      </w:r>
+      <w:r>
+        <w:rPr>
+          <w:rFonts w:cs="B Nazanin"/>
+          <w:b/>
+          <w:bCs/>
+          <w:rtl/>
+          <w:lang w:bidi="ar-SA"/>
+        </w:rPr>
+        <w:t xml:space="preserve">ایجاد فایل </w:t>
+      </w:r>
+      <w:r>
+        <w:rPr>
+          <w:rFonts w:cs="B Nazanin"/>
+          <w:b/>
+          <w:bCs/>
+        </w:rPr>
+        <w:t>models.py (</w:t>
+      </w:r>
+      <w:r>
+        <w:rPr>
+          <w:rFonts w:cs="B Nazanin"/>
+          <w:b/>
+          <w:bCs/>
+          <w:rtl/>
+          <w:lang w:bidi="ar-SA"/>
+        </w:rPr>
+        <w:t>نسخه اصلاح‌شده و امن</w:t>
+      </w:r>
+      <w:r>
+        <w:rPr>
+          <w:rFonts w:cs="B Nazanin"/>
+          <w:b/>
+          <w:bCs/>
+        </w:rPr>
+        <w:t>)</w:t>
+      </w:r>
+    </w:p>
+    <w:p>
+      <w:pPr>
+        <w:bidi/>
+        <w:rPr>
+          <w:rFonts w:cs="B Nazanin"/>
+        </w:rPr>
+      </w:pPr>
+      <w:r>
+        <w:rPr>
+          <w:rFonts w:cs="B Nazanin"/>
+          <w:rtl/>
+          <w:lang w:bidi="ar-SA"/>
+        </w:rPr>
+        <w:t xml:space="preserve">این فایل را بساز. دقت کن که برای جدول </w:t>
+      </w:r>
+      <w:r>
+        <w:rPr>
+          <w:rFonts w:cs="B Nazanin"/>
+        </w:rPr>
+        <w:t xml:space="preserve">shipments </w:t>
+      </w:r>
+      <w:r>
+        <w:rPr>
+          <w:rFonts w:cs="B Nazanin"/>
+          <w:rtl/>
+          <w:lang w:bidi="ar-SA"/>
+        </w:rPr>
+        <w:t xml:space="preserve">از قابلیت </w:t>
+      </w:r>
+      <w:r>
+        <w:rPr>
+          <w:rFonts w:cs="B Nazanin"/>
+          <w:b/>
+          <w:bCs/>
+        </w:rPr>
+        <w:t>Reflection</w:t>
+      </w:r>
+      <w:r>
+        <w:rPr>
+          <w:rFonts w:cs="B Nazanin"/>
+        </w:rPr>
+        <w:t xml:space="preserve"> </w:t>
+      </w:r>
+      <w:r>
+        <w:rPr>
+          <w:rFonts w:cs="B Nazanin"/>
+          <w:rtl/>
+          <w:lang w:bidi="ar-SA"/>
+        </w:rPr>
+        <w:t xml:space="preserve">استفاده می‌کنیم تا مجبور نباشی آن </w:t>
+      </w:r>
+      <w:r>
+        <w:rPr>
+          <w:rFonts w:cs="B Nazanin"/>
+          <w:rtl/>
+        </w:rPr>
+        <w:t>۶۰</w:t>
+      </w:r>
+      <w:r>
+        <w:rPr>
+          <w:rFonts w:cs="B Nazanin"/>
+          <w:rtl/>
+          <w:lang w:bidi="ar-SA"/>
+        </w:rPr>
+        <w:t xml:space="preserve"> ستون را دوباره تایپ کنی</w:t>
+      </w:r>
+      <w:r>
+        <w:rPr>
+          <w:rFonts w:cs="B Nazanin"/>
+        </w:rPr>
+        <w:t>:</w:t>
+      </w:r>
+    </w:p>
+    <w:p>
+      <w:pPr>
+        <w:bidi/>
+        <w:rPr>
+          <w:rFonts w:cs="B Nazanin"/>
+        </w:rPr>
+      </w:pPr>
+      <w:r>
+        <w:rPr>
+          <w:rFonts w:cs="B Nazanin"/>
+        </w:rPr>
+        <w:t>Python</w:t>
+      </w:r>
+    </w:p>
+    <w:p>
+      <w:pPr>
+        <w:bidi/>
+        <w:rPr>
+          <w:rFonts w:cs="B Nazanin"/>
+        </w:rPr>
+      </w:pPr>
+      <w:r>
+        <w:rPr>
+          <w:rFonts w:cs="B Nazanin"/>
+        </w:rPr>
+        <w:t xml:space="preserve">from </w:t>
+      </w:r>
+      <w:proofErr w:type="spellStart"/>
+      <w:r>
+        <w:rPr>
+          <w:rFonts w:cs="B Nazanin"/>
+        </w:rPr>
+        <w:t>sqlalchemy</w:t>
+      </w:r>
+      <w:proofErr w:type="spellEnd"/>
+      <w:r>
+        <w:rPr>
+          <w:rFonts w:cs="B Nazanin"/>
+        </w:rPr>
+        <w:t xml:space="preserve"> import Column, Integer, String, </w:t>
+      </w:r>
+      <w:proofErr w:type="spellStart"/>
+      <w:r>
+        <w:rPr>
+          <w:rFonts w:cs="B Nazanin"/>
+        </w:rPr>
+        <w:t>DateTime</w:t>
+      </w:r>
+      <w:proofErr w:type="spellEnd"/>
+      <w:r>
+        <w:rPr>
+          <w:rFonts w:cs="B Nazanin"/>
+        </w:rPr>
+        <w:t xml:space="preserve">, </w:t>
+      </w:r>
+      <w:proofErr w:type="spellStart"/>
+      <w:r>
+        <w:rPr>
+          <w:rFonts w:cs="B Nazanin"/>
+        </w:rPr>
+        <w:t>ForeignKey</w:t>
+      </w:r>
+      <w:proofErr w:type="spellEnd"/>
+      <w:r>
+        <w:rPr>
+          <w:rFonts w:cs="B Nazanin"/>
+        </w:rPr>
+        <w:t>, Text</w:t>
+      </w:r>
+    </w:p>
+    <w:p>
+      <w:pPr>
+        <w:bidi/>
+        <w:rPr>
+          <w:rFonts w:cs="B Nazanin"/>
+        </w:rPr>
+      </w:pPr>
+      <w:r>
+        <w:rPr>
+          <w:rFonts w:cs="B Nazanin"/>
+        </w:rPr>
+        <w:t xml:space="preserve">from </w:t>
+      </w:r>
+      <w:proofErr w:type="spellStart"/>
+      <w:proofErr w:type="gramStart"/>
+      <w:r>
+        <w:rPr>
+          <w:rFonts w:cs="B Nazanin"/>
+        </w:rPr>
+        <w:t>sqlalchemy.ext.declarative</w:t>
+      </w:r>
+      <w:proofErr w:type="spellEnd"/>
+      <w:proofErr w:type="gramEnd"/>
+      <w:r>
+        <w:rPr>
+          <w:rFonts w:cs="B Nazanin"/>
+        </w:rPr>
+        <w:t xml:space="preserve"> import </w:t>
+      </w:r>
+      <w:proofErr w:type="spellStart"/>
+      <w:r>
+        <w:rPr>
+          <w:rFonts w:cs="B Nazanin"/>
+        </w:rPr>
+        <w:t>declarative_base</w:t>
+      </w:r>
+      <w:proofErr w:type="spellEnd"/>
+    </w:p>
+    <w:p>
+      <w:pPr>
+        <w:bidi/>
+        <w:rPr>
+          <w:rFonts w:cs="B Nazanin"/>
+        </w:rPr>
+      </w:pPr>
+      <w:r>
+        <w:rPr>
+          <w:rFonts w:cs="B Nazanin"/>
+        </w:rPr>
+        <w:t xml:space="preserve">from </w:t>
+      </w:r>
+      <w:proofErr w:type="spellStart"/>
+      <w:r>
+        <w:rPr>
+          <w:rFonts w:cs="B Nazanin"/>
+        </w:rPr>
+        <w:t>sqlalchemy.orm</w:t>
+      </w:r>
+      <w:proofErr w:type="spellEnd"/>
+      <w:r>
+        <w:rPr>
+          <w:rFonts w:cs="B Nazanin"/>
+        </w:rPr>
+        <w:t xml:space="preserve"> import relationship</w:t>
+      </w:r>
+    </w:p>
+    <w:p>
+      <w:pPr>
+        <w:bidi/>
+        <w:rPr>
+          <w:rFonts w:cs="B Nazanin"/>
+        </w:rPr>
+      </w:pPr>
+      <w:r>
+        <w:rPr>
+          <w:rFonts w:cs="B Nazanin"/>
+        </w:rPr>
+        <w:t>from datetime import datetime</w:t>
+      </w:r>
+    </w:p>
+    <w:p>
+      <w:pPr>
+        <w:bidi/>
+        <w:rPr>
+          <w:rFonts w:cs="B Nazanin"/>
+        </w:rPr>
+      </w:pPr>
+    </w:p>
+    <w:p>
+      <w:pPr>
+        <w:bidi/>
+        <w:rPr>
+          <w:rFonts w:cs="B Nazanin"/>
+        </w:rPr>
+      </w:pPr>
+      <w:r>
+        <w:rPr>
+          <w:rFonts w:cs="B Nazanin"/>
+        </w:rPr>
+        <w:t xml:space="preserve">Base = </w:t>
+      </w:r>
+      <w:proofErr w:type="spellStart"/>
+      <w:r>
+        <w:rPr>
+          <w:rFonts w:cs="B Nazanin"/>
+        </w:rPr>
+        <w:t>declarative_</w:t>
+      </w:r>
+      <w:proofErr w:type="gramStart"/>
+      <w:r>
+        <w:rPr>
+          <w:rFonts w:cs="B Nazanin"/>
+        </w:rPr>
+        <w:t>base</w:t>
+      </w:r>
+      <w:proofErr w:type="spellEnd"/>
+      <w:r>
+        <w:rPr>
+          <w:rFonts w:cs="B Nazanin"/>
+        </w:rPr>
+        <w:t>(</w:t>
+      </w:r>
+      <w:proofErr w:type="gramEnd"/>
+      <w:r>
+        <w:rPr>
+          <w:rFonts w:cs="B Nazanin"/>
+        </w:rPr>
+        <w:t>)</w:t>
+      </w:r>
+    </w:p>
+    <w:p>
+      <w:pPr>
+        <w:bidi/>
+        <w:rPr>
+          <w:rFonts w:cs="B Nazanin"/>
+        </w:rPr>
+      </w:pPr>
+    </w:p>
+    <w:p>
+      <w:pPr>
+        <w:bidi/>
+        <w:rPr>
+          <w:rFonts w:cs="B Nazanin"/>
+        </w:rPr>
+      </w:pPr>
+      <w:r>
+        <w:rPr>
+          <w:rFonts w:cs="B Nazanin"/>
+        </w:rPr>
+        <w:t xml:space="preserve">class </w:t>
+      </w:r>
+      <w:proofErr w:type="gramStart"/>
+      <w:r>
+        <w:rPr>
+          <w:rFonts w:cs="B Nazanin"/>
+        </w:rPr>
+        <w:t>User(</w:t>
+      </w:r>
+      <w:proofErr w:type="gramEnd"/>
+      <w:r>
+        <w:rPr>
+          <w:rFonts w:cs="B Nazanin"/>
+        </w:rPr>
+        <w:t>Base):</w:t>
+      </w:r>
+    </w:p>
+    <w:p>
+      <w:pPr>
+        <w:bidi/>
+        <w:rPr>
+          <w:rFonts w:cs="B Nazanin"/>
+        </w:rPr>
+      </w:pPr>
+      <w:r>
+        <w:rPr>
+          <w:rFonts w:cs="B Nazanin"/>
+        </w:rPr>
+        <w:t xml:space="preserve">    __</w:t>
+      </w:r>
+      <w:proofErr w:type="spellStart"/>
+      <w:r>
+        <w:rPr>
+          <w:rFonts w:cs="B Nazanin"/>
+        </w:rPr>
+        <w:t>tablename</w:t>
+      </w:r>
+      <w:proofErr w:type="spellEnd"/>
+      <w:r>
+        <w:rPr>
+          <w:rFonts w:cs="B Nazanin"/>
+        </w:rPr>
+        <w:t>__ = 'users'</w:t>
+      </w:r>
+    </w:p>
+    <w:p>
+      <w:pPr>
+        <w:bidi/>
+        <w:rPr>
+          <w:rFonts w:cs="B Nazanin"/>
+        </w:rPr>
+      </w:pPr>
+      <w:r>
+        <w:rPr>
+          <w:rFonts w:cs="B Nazanin"/>
+        </w:rPr>
+        <w:t xml:space="preserve">    id = </w:t>
+      </w:r>
+      <w:proofErr w:type="gramStart"/>
+      <w:r>
+        <w:rPr>
+          <w:rFonts w:cs="B Nazanin"/>
+        </w:rPr>
+        <w:t>Column(</w:t>
+      </w:r>
+      <w:proofErr w:type="gramEnd"/>
+      <w:r>
+        <w:rPr>
+          <w:rFonts w:cs="B Nazanin"/>
+        </w:rPr>
+        <w:t xml:space="preserve">Integer, </w:t>
+      </w:r>
+      <w:proofErr w:type="spellStart"/>
+      <w:r>
+        <w:rPr>
+          <w:rFonts w:cs="B Nazanin"/>
+        </w:rPr>
+        <w:t>primary_key</w:t>
+      </w:r>
+      <w:proofErr w:type="spellEnd"/>
+      <w:r>
+        <w:rPr>
+          <w:rFonts w:cs="B Nazanin"/>
+        </w:rPr>
+        <w:t>=True)</w:t>
+      </w:r>
+    </w:p>
+    <w:p>
+      <w:pPr>
+        <w:bidi/>
+        <w:rPr>
+          <w:rFonts w:cs="B Nazanin"/>
+        </w:rPr>
+      </w:pPr>
+      <w:r>
+        <w:rPr>
+          <w:rFonts w:cs="B Nazanin"/>
+        </w:rPr>
+        <w:t xml:space="preserve">    username = </w:t>
+      </w:r>
+      <w:proofErr w:type="gramStart"/>
+      <w:r>
+        <w:rPr>
+          <w:rFonts w:cs="B Nazanin"/>
+        </w:rPr>
+        <w:t>Column(String(</w:t>
+      </w:r>
+      <w:proofErr w:type="gramEnd"/>
+      <w:r>
+        <w:rPr>
+          <w:rFonts w:cs="B Nazanin"/>
+        </w:rPr>
+        <w:t>50), unique=True, nullable=False)</w:t>
+      </w:r>
+    </w:p>
+    <w:p>
+      <w:pPr>
+        <w:bidi/>
+        <w:rPr>
+          <w:rFonts w:cs="B Nazanin"/>
+        </w:rPr>
+      </w:pPr>
+      <w:r>
+        <w:rPr>
+          <w:rFonts w:cs="B Nazanin"/>
+        </w:rPr>
+        <w:t xml:space="preserve">    </w:t>
+      </w:r>
+      <w:proofErr w:type="spellStart"/>
+      <w:r>
+        <w:rPr>
+          <w:rFonts w:cs="B Nazanin"/>
+        </w:rPr>
+        <w:t>password_hash</w:t>
+      </w:r>
+      <w:proofErr w:type="spellEnd"/>
+      <w:r>
+        <w:rPr>
+          <w:rFonts w:cs="B Nazanin"/>
+        </w:rPr>
+        <w:t xml:space="preserve"> = </w:t>
+      </w:r>
+      <w:proofErr w:type="gramStart"/>
+      <w:r>
+        <w:rPr>
+          <w:rFonts w:cs="B Nazanin"/>
+        </w:rPr>
+        <w:t>Column(String(</w:t>
+      </w:r>
+      <w:proofErr w:type="gramEnd"/>
+      <w:r>
+        <w:rPr>
+          <w:rFonts w:cs="B Nazanin"/>
+        </w:rPr>
+        <w:t xml:space="preserve">255), nullable=False) # </w:t>
+      </w:r>
+      <w:r>
+        <w:rPr>
+          <w:rFonts w:cs="B Nazanin"/>
+          <w:rtl/>
+          <w:lang w:bidi="ar-SA"/>
+        </w:rPr>
+        <w:t>ذخیره به صورت</w:t>
+      </w:r>
+      <w:r>
+        <w:rPr>
+          <w:rFonts w:cs="B Nazanin"/>
+        </w:rPr>
+        <w:t xml:space="preserve"> </w:t>
+      </w:r>
+      <w:proofErr w:type="spellStart"/>
+      <w:r>
+        <w:rPr>
+          <w:rFonts w:cs="B Nazanin"/>
+        </w:rPr>
+        <w:t>Bcrypt</w:t>
+      </w:r>
+      <w:proofErr w:type="spellEnd"/>
+    </w:p>
+    <w:p>
+      <w:pPr>
+        <w:bidi/>
+        <w:rPr>
+          <w:rFonts w:cs="B Nazanin"/>
+        </w:rPr>
+      </w:pPr>
+      <w:r>
+        <w:rPr>
+          <w:rFonts w:cs="B Nazanin"/>
+        </w:rPr>
+        <w:t xml:space="preserve">    </w:t>
+      </w:r>
+      <w:proofErr w:type="spellStart"/>
+      <w:r>
+        <w:rPr>
+          <w:rFonts w:cs="B Nazanin"/>
+        </w:rPr>
+        <w:t>full_name</w:t>
+      </w:r>
+      <w:proofErr w:type="spellEnd"/>
+      <w:r>
+        <w:rPr>
+          <w:rFonts w:cs="B Nazanin"/>
+        </w:rPr>
+        <w:t xml:space="preserve"> = </w:t>
+      </w:r>
+      <w:proofErr w:type="gramStart"/>
+      <w:r>
+        <w:rPr>
+          <w:rFonts w:cs="B Nazanin"/>
+        </w:rPr>
+        <w:t>Column(String(</w:t>
+      </w:r>
+      <w:proofErr w:type="gramEnd"/>
+      <w:r>
+        <w:rPr>
+          <w:rFonts w:cs="B Nazanin"/>
+        </w:rPr>
+        <w:t>100))</w:t>
+      </w:r>
+    </w:p>
+    <w:p>
+      <w:pPr>
+        <w:bidi/>
+        <w:rPr>
+          <w:rFonts w:cs="B Nazanin"/>
+        </w:rPr>
+      </w:pPr>
+      <w:r>
+        <w:rPr>
+          <w:rFonts w:cs="B Nazanin"/>
+        </w:rPr>
+        <w:t xml:space="preserve">    role = </w:t>
+      </w:r>
+      <w:proofErr w:type="gramStart"/>
+      <w:r>
+        <w:rPr>
+          <w:rFonts w:cs="B Nazanin"/>
+        </w:rPr>
+        <w:t>Column(String(</w:t>
+      </w:r>
+      <w:proofErr w:type="gramEnd"/>
+      <w:r>
+        <w:rPr>
+          <w:rFonts w:cs="B Nazanin"/>
+        </w:rPr>
+        <w:t xml:space="preserve">20), default='viewer') # </w:t>
+      </w:r>
+      <w:r>
+        <w:rPr>
+          <w:rFonts w:cs="B Nazanin"/>
+          <w:rtl/>
+          <w:lang w:bidi="ar-SA"/>
+        </w:rPr>
+        <w:t>برای اعمال</w:t>
+      </w:r>
+      <w:r>
+        <w:rPr>
+          <w:rFonts w:cs="B Nazanin"/>
+        </w:rPr>
+        <w:t xml:space="preserve"> Least Privilege </w:t>
+      </w:r>
+      <w:r>
+        <w:rPr>
+          <w:rFonts w:cs="B Nazanin"/>
+          <w:rtl/>
+          <w:lang w:bidi="ar-SA"/>
+        </w:rPr>
+        <w:t>در سطح اپلیکیشن</w:t>
+      </w:r>
+    </w:p>
+    <w:p>
+      <w:pPr>
+        <w:bidi/>
+        <w:rPr>
+          <w:rFonts w:cs="B Nazanin"/>
+        </w:rPr>
+      </w:pPr>
+      <w:r>
+        <w:rPr>
+          <w:rFonts w:cs="B Nazanin"/>
+        </w:rPr>
+        <w:t xml:space="preserve">    </w:t>
+      </w:r>
+      <w:proofErr w:type="spellStart"/>
+      <w:r>
+        <w:rPr>
+          <w:rFonts w:cs="B Nazanin"/>
+        </w:rPr>
+        <w:t>created_at</w:t>
+      </w:r>
+      <w:proofErr w:type="spellEnd"/>
+      <w:r>
+        <w:rPr>
+          <w:rFonts w:cs="B Nazanin"/>
+        </w:rPr>
+        <w:t xml:space="preserve"> = </w:t>
+      </w:r>
+      <w:proofErr w:type="gramStart"/>
+      <w:r>
+        <w:rPr>
+          <w:rFonts w:cs="B Nazanin"/>
+        </w:rPr>
+        <w:t>Column(</w:t>
+      </w:r>
+      <w:proofErr w:type="spellStart"/>
+      <w:proofErr w:type="gramEnd"/>
+      <w:r>
+        <w:rPr>
+          <w:rFonts w:cs="B Nazanin"/>
+        </w:rPr>
+        <w:t>DateTime</w:t>
+      </w:r>
+      <w:proofErr w:type="spellEnd"/>
+      <w:r>
+        <w:rPr>
+          <w:rFonts w:cs="B Nazanin"/>
+        </w:rPr>
+        <w:t>, default=</w:t>
+      </w:r>
+      <w:proofErr w:type="spellStart"/>
+      <w:proofErr w:type="gramStart"/>
+      <w:r>
+        <w:rPr>
+          <w:rFonts w:cs="B Nazanin"/>
+        </w:rPr>
+        <w:t>datetime.utcnow</w:t>
+      </w:r>
+      <w:proofErr w:type="spellEnd"/>
+      <w:proofErr w:type="gramEnd"/>
+      <w:r>
+        <w:rPr>
+          <w:rFonts w:cs="B Nazanin"/>
+        </w:rPr>
+        <w:t>)</w:t>
+      </w:r>
+    </w:p>
+    <w:p>
+      <w:pPr>
+        <w:bidi/>
+        <w:rPr>
+          <w:rFonts w:cs="B Nazanin"/>
+        </w:rPr>
+      </w:pPr>
+    </w:p>
+    <w:p>
+      <w:pPr>
+        <w:bidi/>
+        <w:rPr>
+          <w:rFonts w:cs="B Nazanin"/>
+        </w:rPr>
+      </w:pPr>
+      <w:r>
+        <w:rPr>
+          <w:rFonts w:cs="B Nazanin"/>
+        </w:rPr>
+        <w:t xml:space="preserve">class </w:t>
+      </w:r>
+      <w:proofErr w:type="spellStart"/>
+      <w:proofErr w:type="gramStart"/>
+      <w:r>
+        <w:rPr>
+          <w:rFonts w:cs="B Nazanin"/>
+        </w:rPr>
+        <w:t>AuditLog</w:t>
+      </w:r>
+      <w:proofErr w:type="spellEnd"/>
+      <w:r>
+        <w:rPr>
+          <w:rFonts w:cs="B Nazanin"/>
+        </w:rPr>
+        <w:t>(</w:t>
+      </w:r>
+      <w:proofErr w:type="gramEnd"/>
+      <w:r>
+        <w:rPr>
+          <w:rFonts w:cs="B Nazanin"/>
+        </w:rPr>
+        <w:t>Base):</w:t>
+      </w:r>
+    </w:p>
+    <w:p>
+      <w:pPr>
+        <w:bidi/>
+        <w:rPr>
+          <w:rFonts w:cs="B Nazanin"/>
+        </w:rPr>
+      </w:pPr>
+      <w:r>
+        <w:rPr>
+          <w:rFonts w:cs="B Nazanin"/>
+        </w:rPr>
+        <w:t xml:space="preserve">    __</w:t>
+      </w:r>
+      <w:proofErr w:type="spellStart"/>
+      <w:r>
+        <w:rPr>
+          <w:rFonts w:cs="B Nazanin"/>
+        </w:rPr>
+        <w:t>tablename</w:t>
+      </w:r>
+      <w:proofErr w:type="spellEnd"/>
+      <w:r>
+        <w:rPr>
+          <w:rFonts w:cs="B Nazanin"/>
+        </w:rPr>
+        <w:t>__ = '</w:t>
+      </w:r>
+      <w:proofErr w:type="spellStart"/>
+      <w:r>
+        <w:rPr>
+          <w:rFonts w:cs="B Nazanin"/>
+        </w:rPr>
+        <w:t>audit_logs</w:t>
+      </w:r>
+      <w:proofErr w:type="spellEnd"/>
+      <w:r>
+        <w:rPr>
+          <w:rFonts w:cs="B Nazanin"/>
+        </w:rPr>
+        <w:t>'</w:t>
+      </w:r>
+    </w:p>
+    <w:p>
+      <w:pPr>
+        <w:bidi/>
+        <w:rPr>
+          <w:rFonts w:cs="B Nazanin"/>
+        </w:rPr>
+      </w:pPr>
+      <w:r>
+        <w:rPr>
+          <w:rFonts w:cs="B Nazanin"/>
+        </w:rPr>
+        <w:t xml:space="preserve">    id = </w:t>
+      </w:r>
+      <w:proofErr w:type="gramStart"/>
+      <w:r>
+        <w:rPr>
+          <w:rFonts w:cs="B Nazanin"/>
+        </w:rPr>
+        <w:t>Column(</w:t>
+      </w:r>
+      <w:proofErr w:type="gramEnd"/>
+      <w:r>
+        <w:rPr>
+          <w:rFonts w:cs="B Nazanin"/>
+        </w:rPr>
+        <w:t xml:space="preserve">Integer, </w:t>
+      </w:r>
+      <w:proofErr w:type="spellStart"/>
+      <w:r>
+        <w:rPr>
+          <w:rFonts w:cs="B Nazanin"/>
+        </w:rPr>
+        <w:t>primary_key</w:t>
+      </w:r>
+      <w:proofErr w:type="spellEnd"/>
+      <w:r>
+        <w:rPr>
+          <w:rFonts w:cs="B Nazanin"/>
+        </w:rPr>
+        <w:t>=True)</w:t>
+      </w:r>
+    </w:p>
+    <w:p>
+      <w:pPr>
+        <w:bidi/>
+        <w:rPr>
+          <w:rFonts w:cs="B Nazanin"/>
+        </w:rPr>
+      </w:pPr>
+      <w:r>
+        <w:rPr>
+          <w:rFonts w:cs="B Nazanin"/>
+        </w:rPr>
+        <w:t xml:space="preserve">    </w:t>
+      </w:r>
+      <w:proofErr w:type="spellStart"/>
+      <w:r>
+        <w:rPr>
+          <w:rFonts w:cs="B Nazanin"/>
+        </w:rPr>
+        <w:t>user_id</w:t>
+      </w:r>
+      <w:proofErr w:type="spellEnd"/>
+      <w:r>
+        <w:rPr>
+          <w:rFonts w:cs="B Nazanin"/>
+        </w:rPr>
+        <w:t xml:space="preserve"> = </w:t>
+      </w:r>
+      <w:proofErr w:type="gramStart"/>
+      <w:r>
+        <w:rPr>
+          <w:rFonts w:cs="B Nazanin"/>
+        </w:rPr>
+        <w:t>Column(</w:t>
+      </w:r>
+      <w:proofErr w:type="gramEnd"/>
+      <w:r>
+        <w:rPr>
+          <w:rFonts w:cs="B Nazanin"/>
+        </w:rPr>
+        <w:t xml:space="preserve">Integer, </w:t>
+      </w:r>
+      <w:proofErr w:type="spellStart"/>
+      <w:r>
+        <w:rPr>
+          <w:rFonts w:cs="B Nazanin"/>
+        </w:rPr>
+        <w:t>ForeignKey</w:t>
+      </w:r>
+      <w:proofErr w:type="spellEnd"/>
+      <w:r>
+        <w:rPr>
+          <w:rFonts w:cs="B Nazanin"/>
+        </w:rPr>
+        <w:t>('users.id'))</w:t>
+      </w:r>
+    </w:p>
+    <w:p>
+      <w:pPr>
+        <w:bidi/>
+        <w:rPr>
+          <w:rFonts w:cs="B Nazanin"/>
+        </w:rPr>
+      </w:pPr>
+      <w:r>
+        <w:rPr>
+          <w:rFonts w:cs="B Nazanin"/>
+        </w:rPr>
+        <w:t xml:space="preserve">    action = </w:t>
+      </w:r>
+      <w:proofErr w:type="gramStart"/>
+      <w:r>
+        <w:rPr>
+          <w:rFonts w:cs="B Nazanin"/>
+        </w:rPr>
+        <w:t>Column(String(</w:t>
+      </w:r>
+      <w:proofErr w:type="gramEnd"/>
+      <w:r>
+        <w:rPr>
+          <w:rFonts w:cs="B Nazanin"/>
+        </w:rPr>
+        <w:t xml:space="preserve">50)) # </w:t>
+      </w:r>
+      <w:r>
+        <w:rPr>
+          <w:rFonts w:cs="B Nazanin"/>
+          <w:rtl/>
+          <w:lang w:bidi="ar-SA"/>
+        </w:rPr>
+        <w:t>مثلا</w:t>
+      </w:r>
+      <w:r>
+        <w:rPr>
+          <w:rFonts w:cs="B Nazanin"/>
+        </w:rPr>
+        <w:t xml:space="preserve"> 'SEARCH_CONTAINER'</w:t>
+      </w:r>
+    </w:p>
+    <w:p>
+      <w:pPr>
+        <w:bidi/>
+        <w:rPr>
+          <w:rFonts w:cs="B Nazanin"/>
+        </w:rPr>
+      </w:pPr>
+      <w:r>
+        <w:rPr>
+          <w:rFonts w:cs="B Nazanin"/>
+        </w:rPr>
+        <w:t xml:space="preserve">    </w:t>
+      </w:r>
+      <w:proofErr w:type="spellStart"/>
+      <w:r>
+        <w:rPr>
+          <w:rFonts w:cs="B Nazanin"/>
+        </w:rPr>
+        <w:t>target_value</w:t>
+      </w:r>
+      <w:proofErr w:type="spellEnd"/>
+      <w:r>
+        <w:rPr>
+          <w:rFonts w:cs="B Nazanin"/>
+        </w:rPr>
+        <w:t xml:space="preserve"> = </w:t>
+      </w:r>
+      <w:proofErr w:type="gramStart"/>
+      <w:r>
+        <w:rPr>
+          <w:rFonts w:cs="B Nazanin"/>
+        </w:rPr>
+        <w:t>Column(String(</w:t>
+      </w:r>
+      <w:proofErr w:type="gramEnd"/>
+      <w:r>
+        <w:rPr>
+          <w:rFonts w:cs="B Nazanin"/>
+        </w:rPr>
+        <w:t xml:space="preserve">100)) # </w:t>
+      </w:r>
+      <w:r>
+        <w:rPr>
+          <w:rFonts w:cs="B Nazanin"/>
+          <w:rtl/>
+          <w:lang w:bidi="ar-SA"/>
+        </w:rPr>
+        <w:t>شماره کانتینری که جست‌وجو شده</w:t>
+      </w:r>
+    </w:p>
+    <w:p>
+      <w:pPr>
+        <w:bidi/>
+        <w:rPr>
+          <w:rFonts w:cs="B Nazanin"/>
+        </w:rPr>
+      </w:pPr>
+      <w:r>
+        <w:rPr>
+          <w:rFonts w:cs="B Nazanin"/>
+        </w:rPr>
+        <w:t xml:space="preserve">    timestamp = </w:t>
+      </w:r>
+      <w:proofErr w:type="gramStart"/>
+      <w:r>
+        <w:rPr>
+          <w:rFonts w:cs="B Nazanin"/>
+        </w:rPr>
+        <w:t>Column(</w:t>
+      </w:r>
+      <w:proofErr w:type="spellStart"/>
+      <w:proofErr w:type="gramEnd"/>
+      <w:r>
+        <w:rPr>
+          <w:rFonts w:cs="B Nazanin"/>
+        </w:rPr>
+        <w:t>DateTime</w:t>
+      </w:r>
+      <w:proofErr w:type="spellEnd"/>
+      <w:r>
+        <w:rPr>
+          <w:rFonts w:cs="B Nazanin"/>
+        </w:rPr>
+        <w:t>, default=</w:t>
+      </w:r>
+      <w:proofErr w:type="spellStart"/>
+      <w:proofErr w:type="gramStart"/>
+      <w:r>
+        <w:rPr>
+          <w:rFonts w:cs="B Nazanin"/>
+        </w:rPr>
+        <w:t>datetime.utcnow</w:t>
+      </w:r>
+      <w:proofErr w:type="spellEnd"/>
+      <w:proofErr w:type="gramEnd"/>
+      <w:r>
+        <w:rPr>
+          <w:rFonts w:cs="B Nazanin"/>
+        </w:rPr>
+        <w:t>)</w:t>
+      </w:r>
+    </w:p>
+    <w:p>
+      <w:pPr>
+        <w:bidi/>
+        <w:rPr>
+          <w:rFonts w:cs="B Nazanin"/>
+        </w:rPr>
+      </w:pPr>
+      <w:r>
+        <w:rPr>
+          <w:rFonts w:cs="B Nazanin"/>
+        </w:rPr>
+        <w:t xml:space="preserve">    </w:t>
+      </w:r>
+    </w:p>
+    <w:p>
+      <w:pPr>
+        <w:bidi/>
+        <w:rPr>
+          <w:rFonts w:cs="B Nazanin"/>
+        </w:rPr>
+      </w:pPr>
+      <w:r>
+        <w:rPr>
+          <w:rFonts w:cs="B Nazanin"/>
+        </w:rPr>
+        <w:t xml:space="preserve">    user = relationship("User")</w:t>
+      </w:r>
+    </w:p>
+    <w:p>
+      <w:pPr>
+        <w:bidi/>
+        <w:rPr>
+          <w:rFonts w:cs="B Nazanin"/>
+        </w:rPr>
+      </w:pPr>
+    </w:p>
+    <w:p>
+      <w:pPr>
+        <w:bidi/>
+        <w:rPr>
+          <w:rFonts w:cs="B Nazanin"/>
+        </w:rPr>
+      </w:pPr>
+      <w:r>
+        <w:rPr>
+          <w:rFonts w:cs="B Nazanin"/>
+        </w:rPr>
+        <w:t xml:space="preserve"># </w:t>
+      </w:r>
+      <w:r>
+        <w:rPr>
+          <w:rFonts w:cs="B Nazanin"/>
+          <w:rtl/>
+          <w:lang w:bidi="ar-SA"/>
+        </w:rPr>
+        <w:t>برای جدول</w:t>
+      </w:r>
+      <w:r>
+        <w:rPr>
+          <w:rFonts w:cs="B Nazanin"/>
+        </w:rPr>
+        <w:t xml:space="preserve"> shipments </w:t>
+      </w:r>
+      <w:r>
+        <w:rPr>
+          <w:rFonts w:cs="B Nazanin"/>
+          <w:rtl/>
+          <w:lang w:bidi="ar-SA"/>
+        </w:rPr>
+        <w:t>که قبلا ساختی، نیازی به تعریف مجدد نیست</w:t>
+      </w:r>
+      <w:r>
+        <w:rPr>
+          <w:rFonts w:cs="B Nazanin"/>
+        </w:rPr>
+        <w:t xml:space="preserve">. </w:t>
+      </w:r>
+    </w:p>
+    <w:p>
+      <w:pPr>
+        <w:bidi/>
+        <w:rPr>
+          <w:rFonts w:cs="B Nazanin"/>
+        </w:rPr>
+      </w:pPr>
+      <w:r>
+        <w:rPr>
+          <w:rFonts w:cs="B Nazanin"/>
+        </w:rPr>
+        <w:t xml:space="preserve"># </w:t>
+      </w:r>
+      <w:r>
+        <w:rPr>
+          <w:rFonts w:cs="B Nazanin"/>
+          <w:rtl/>
+          <w:lang w:bidi="ar-SA"/>
+        </w:rPr>
+        <w:t>در کد اصلی از آن استفاده می‌کنیم</w:t>
+      </w:r>
+      <w:r>
+        <w:rPr>
+          <w:rFonts w:cs="B Nazanin"/>
+        </w:rPr>
+        <w:t>.</w:t>
+      </w:r>
+    </w:p>
+    <w:p>
+      <w:pPr>
+        <w:bidi/>
+        <w:rPr>
+          <w:rFonts w:cs="B Nazanin"/>
+        </w:rPr>
+      </w:pPr>
+      <w:r>
+        <w:rPr>
+          <w:rFonts w:cs="B Nazanin"/>
+        </w:rPr>
+        <w:pict w14:anchorId="59C9E425">
+          <v:rect id="_x0000_i1033" style="width:0;height:1.5pt" o:hralign="center" o:hrstd="t" o:hr="t" fillcolor="#a0a0a0" stroked="f"/>
+        </w:pict>
+      </w:r>
+    </w:p>
+    <w:p>
+      <w:pPr>
+        <w:bidi/>
+        <w:rPr>
+          <w:rFonts w:cs="B Nazanin"/>
+          <w:b/>
+          <w:bCs/>
+        </w:rPr>
+      </w:pPr>
+      <w:r>
+        <w:rPr>
+          <w:rFonts w:cs="B Nazanin"/>
+          <w:b/>
+          <w:bCs/>
+          <w:rtl/>
+        </w:rPr>
+        <w:lastRenderedPageBreak/>
+        <w:t>۲</w:t>
+      </w:r>
+      <w:r>
+        <w:rPr>
+          <w:rFonts w:cs="B Nazanin"/>
+          <w:b/>
+          <w:bCs/>
+        </w:rPr>
+        <w:t xml:space="preserve">. </w:t>
+      </w:r>
+      <w:r>
+        <w:rPr>
+          <w:rFonts w:cs="B Nazanin"/>
+          <w:b/>
+          <w:bCs/>
+          <w:rtl/>
+          <w:lang w:bidi="ar-SA"/>
+        </w:rPr>
+        <w:t>اعمال ملاحظات امنیتی که گفتی</w:t>
+      </w:r>
+    </w:p>
+    <w:p>
+      <w:pPr>
+        <w:bidi/>
+        <w:rPr>
+          <w:rFonts w:cs="B Nazanin"/>
+          <w:b/>
+          <w:bCs/>
+        </w:rPr>
+      </w:pPr>
+      <w:r>
+        <w:rPr>
+          <w:rFonts w:cs="B Nazanin"/>
+          <w:b/>
+          <w:bCs/>
+          <w:rtl/>
+          <w:lang w:bidi="ar-SA"/>
+        </w:rPr>
+        <w:t>الف</w:t>
+      </w:r>
+      <w:r>
+        <w:rPr>
+          <w:rFonts w:cs="B Nazanin"/>
+          <w:b/>
+          <w:bCs/>
+        </w:rPr>
+        <w:t>) Least Privilege (</w:t>
+      </w:r>
+      <w:r>
+        <w:rPr>
+          <w:rFonts w:cs="B Nazanin"/>
+          <w:b/>
+          <w:bCs/>
+          <w:rtl/>
+          <w:lang w:bidi="ar-SA"/>
+        </w:rPr>
+        <w:t>در سطح دیتابیس</w:t>
+      </w:r>
+      <w:r>
+        <w:rPr>
+          <w:rFonts w:cs="B Nazanin"/>
+          <w:b/>
+          <w:bCs/>
+        </w:rPr>
+        <w:t>)</w:t>
+      </w:r>
+    </w:p>
+    <w:p>
+      <w:pPr>
+        <w:bidi/>
+        <w:rPr>
+          <w:rFonts w:cs="B Nazanin"/>
+        </w:rPr>
+      </w:pPr>
+      <w:r>
+        <w:rPr>
+          <w:rFonts w:cs="B Nazanin"/>
+          <w:rtl/>
+          <w:lang w:bidi="ar-SA"/>
+        </w:rPr>
+        <w:t xml:space="preserve">برای اینکه کاربر اپلیکیشن نتواند جدول را حذف کند، این دستورات را یک‌بار در </w:t>
+      </w:r>
+      <w:proofErr w:type="spellStart"/>
+      <w:r>
+        <w:rPr>
+          <w:rFonts w:cs="B Nazanin"/>
+          <w:b/>
+          <w:bCs/>
+        </w:rPr>
+        <w:t>pgAdmin</w:t>
+      </w:r>
+      <w:proofErr w:type="spellEnd"/>
+      <w:r>
+        <w:rPr>
+          <w:rFonts w:cs="B Nazanin"/>
+          <w:b/>
+          <w:bCs/>
+        </w:rPr>
+        <w:t xml:space="preserve"> Query Tool</w:t>
+      </w:r>
+      <w:r>
+        <w:rPr>
+          <w:rFonts w:cs="B Nazanin"/>
+        </w:rPr>
+        <w:t xml:space="preserve"> </w:t>
+      </w:r>
+      <w:r>
+        <w:rPr>
+          <w:rFonts w:cs="B Nazanin"/>
+          <w:rtl/>
+          <w:lang w:bidi="ar-SA"/>
+        </w:rPr>
+        <w:t>اجرا کن</w:t>
+      </w:r>
+      <w:r>
+        <w:rPr>
+          <w:rFonts w:cs="B Nazanin"/>
+        </w:rPr>
+        <w:t>:</w:t>
+      </w:r>
+    </w:p>
+    <w:p>
+      <w:pPr>
+        <w:bidi/>
+        <w:rPr>
+          <w:rFonts w:cs="B Nazanin"/>
+        </w:rPr>
+      </w:pPr>
+      <w:r>
+        <w:rPr>
+          <w:rFonts w:cs="B Nazanin"/>
+        </w:rPr>
+        <w:t>SQL</w:t>
+      </w:r>
+    </w:p>
+    <w:p>
+      <w:pPr>
+        <w:bidi/>
+        <w:rPr>
+          <w:rFonts w:cs="B Nazanin"/>
+        </w:rPr>
+      </w:pPr>
+      <w:r>
+        <w:rPr>
+          <w:rFonts w:cs="B Nazanin"/>
+        </w:rPr>
+        <w:t xml:space="preserve">-- </w:t>
+      </w:r>
+      <w:r>
+        <w:rPr>
+          <w:rFonts w:cs="B Nazanin"/>
+          <w:rtl/>
+          <w:lang w:bidi="ar-SA"/>
+        </w:rPr>
+        <w:t>ایجاد یک نقش جدید برای اپلیکیشن</w:t>
+      </w:r>
+    </w:p>
+    <w:p>
+      <w:pPr>
+        <w:bidi/>
+        <w:rPr>
+          <w:rFonts w:cs="B Nazanin"/>
+        </w:rPr>
+      </w:pPr>
+      <w:r>
+        <w:rPr>
+          <w:rFonts w:cs="B Nazanin"/>
+        </w:rPr>
+        <w:t xml:space="preserve">CREATE ROLE </w:t>
+      </w:r>
+      <w:proofErr w:type="spellStart"/>
+      <w:r>
+        <w:rPr>
+          <w:rFonts w:cs="B Nazanin"/>
+        </w:rPr>
+        <w:t>streamlit_app_user</w:t>
+      </w:r>
+      <w:proofErr w:type="spellEnd"/>
+      <w:r>
+        <w:rPr>
+          <w:rFonts w:cs="B Nazanin"/>
+        </w:rPr>
+        <w:t xml:space="preserve"> WITH LOGIN PASSWORD 'AppPassword123</w:t>
+      </w:r>
+      <w:proofErr w:type="gramStart"/>
+      <w:r>
+        <w:rPr>
+          <w:rFonts w:cs="B Nazanin"/>
+        </w:rPr>
+        <w:t>';</w:t>
+      </w:r>
+      <w:proofErr w:type="gramEnd"/>
+    </w:p>
+    <w:p>
+      <w:pPr>
+        <w:bidi/>
+        <w:rPr>
+          <w:rFonts w:cs="B Nazanin"/>
+        </w:rPr>
+      </w:pPr>
+    </w:p>
+    <w:p>
+      <w:pPr>
+        <w:bidi/>
+        <w:rPr>
+          <w:rFonts w:cs="B Nazanin"/>
+        </w:rPr>
+      </w:pPr>
+      <w:r>
+        <w:rPr>
+          <w:rFonts w:cs="B Nazanin"/>
+        </w:rPr>
+        <w:t xml:space="preserve">-- </w:t>
+      </w:r>
+      <w:r>
+        <w:rPr>
+          <w:rFonts w:cs="B Nazanin"/>
+          <w:rtl/>
+          <w:lang w:bidi="ar-SA"/>
+        </w:rPr>
+        <w:t>اجازه اتصال به دیتابیس</w:t>
+      </w:r>
+    </w:p>
+    <w:p>
+      <w:pPr>
+        <w:bidi/>
+        <w:rPr>
+          <w:rFonts w:cs="B Nazanin"/>
+        </w:rPr>
+      </w:pPr>
+      <w:r>
+        <w:rPr>
+          <w:rFonts w:cs="B Nazanin"/>
+        </w:rPr>
+        <w:t xml:space="preserve">GRANT CONNECT ON DATABASE </w:t>
+      </w:r>
+      <w:proofErr w:type="spellStart"/>
+      <w:r>
+        <w:rPr>
+          <w:rFonts w:cs="B Nazanin"/>
+        </w:rPr>
+        <w:t>logistics_db</w:t>
+      </w:r>
+      <w:proofErr w:type="spellEnd"/>
+      <w:r>
+        <w:rPr>
+          <w:rFonts w:cs="B Nazanin"/>
+        </w:rPr>
+        <w:t xml:space="preserve"> TO </w:t>
+      </w:r>
+      <w:proofErr w:type="spellStart"/>
+      <w:r>
+        <w:rPr>
+          <w:rFonts w:cs="B Nazanin"/>
+        </w:rPr>
+        <w:t>streamlit_app_</w:t>
+      </w:r>
+      <w:proofErr w:type="gramStart"/>
+      <w:r>
+        <w:rPr>
+          <w:rFonts w:cs="B Nazanin"/>
+        </w:rPr>
+        <w:t>user</w:t>
+      </w:r>
+      <w:proofErr w:type="spellEnd"/>
+      <w:r>
+        <w:rPr>
+          <w:rFonts w:cs="B Nazanin"/>
+        </w:rPr>
+        <w:t>;</w:t>
+      </w:r>
+      <w:proofErr w:type="gramEnd"/>
+    </w:p>
+    <w:p>
+      <w:pPr>
+        <w:bidi/>
+        <w:rPr>
+          <w:rFonts w:cs="B Nazanin"/>
+        </w:rPr>
+      </w:pPr>
+      <w:r>
+        <w:rPr>
+          <w:rFonts w:cs="B Nazanin"/>
+        </w:rPr>
+        <w:t xml:space="preserve">GRANT USAGE ON SCHEMA public TO </w:t>
+      </w:r>
+      <w:proofErr w:type="spellStart"/>
+      <w:r>
+        <w:rPr>
+          <w:rFonts w:cs="B Nazanin"/>
+        </w:rPr>
+        <w:t>streamlit_app_</w:t>
+      </w:r>
+      <w:proofErr w:type="gramStart"/>
+      <w:r>
+        <w:rPr>
+          <w:rFonts w:cs="B Nazanin"/>
+        </w:rPr>
+        <w:t>user</w:t>
+      </w:r>
+      <w:proofErr w:type="spellEnd"/>
+      <w:r>
+        <w:rPr>
+          <w:rFonts w:cs="B Nazanin"/>
+        </w:rPr>
+        <w:t>;</w:t>
+      </w:r>
+      <w:proofErr w:type="gramEnd"/>
+    </w:p>
+    <w:p>
+      <w:pPr>
+        <w:bidi/>
+        <w:rPr>
+          <w:rFonts w:cs="B Nazanin"/>
+        </w:rPr>
+      </w:pPr>
+    </w:p>
+    <w:p>
+      <w:pPr>
+        <w:bidi/>
+        <w:rPr>
+          <w:rFonts w:cs="B Nazanin"/>
+        </w:rPr>
+      </w:pPr>
+      <w:r>
+        <w:rPr>
+          <w:rFonts w:cs="B Nazanin"/>
+        </w:rPr>
+        <w:t xml:space="preserve">-- </w:t>
+      </w:r>
+      <w:r>
+        <w:rPr>
+          <w:rFonts w:cs="B Nazanin"/>
+          <w:rtl/>
+          <w:lang w:bidi="ar-SA"/>
+        </w:rPr>
+        <w:t>فقط اجازه خواندن از جدول داده‌ها</w:t>
+      </w:r>
+    </w:p>
+    <w:p>
+      <w:pPr>
+        <w:bidi/>
+        <w:rPr>
+          <w:rFonts w:cs="B Nazanin"/>
+        </w:rPr>
+      </w:pPr>
+      <w:r>
+        <w:rPr>
+          <w:rFonts w:cs="B Nazanin"/>
+        </w:rPr>
+        <w:t xml:space="preserve">GRANT SELECT ON TABLE shipments TO </w:t>
+      </w:r>
+      <w:proofErr w:type="spellStart"/>
+      <w:r>
+        <w:rPr>
+          <w:rFonts w:cs="B Nazanin"/>
+        </w:rPr>
+        <w:t>streamlit_app_</w:t>
+      </w:r>
+      <w:proofErr w:type="gramStart"/>
+      <w:r>
+        <w:rPr>
+          <w:rFonts w:cs="B Nazanin"/>
+        </w:rPr>
+        <w:t>user</w:t>
+      </w:r>
+      <w:proofErr w:type="spellEnd"/>
+      <w:r>
+        <w:rPr>
+          <w:rFonts w:cs="B Nazanin"/>
+        </w:rPr>
+        <w:t>;</w:t>
+      </w:r>
+      <w:proofErr w:type="gramEnd"/>
+    </w:p>
+    <w:p>
+      <w:pPr>
+        <w:bidi/>
+        <w:rPr>
+          <w:rFonts w:cs="B Nazanin"/>
+        </w:rPr>
+      </w:pPr>
+    </w:p>
+    <w:p>
+      <w:pPr>
+        <w:bidi/>
+        <w:rPr>
+          <w:rFonts w:cs="B Nazanin"/>
+        </w:rPr>
+      </w:pPr>
+      <w:r>
+        <w:rPr>
+          <w:rFonts w:cs="B Nazanin"/>
+        </w:rPr>
+        <w:t xml:space="preserve">-- </w:t>
+      </w:r>
+      <w:r>
+        <w:rPr>
+          <w:rFonts w:cs="B Nazanin"/>
+          <w:rtl/>
+          <w:lang w:bidi="ar-SA"/>
+        </w:rPr>
+        <w:t>اجازه خواندن و نوشتن روی جداول کاربران و لاگ‌ها</w:t>
+      </w:r>
+    </w:p>
+    <w:p>
+      <w:pPr>
+        <w:bidi/>
+        <w:rPr>
+          <w:rFonts w:cs="B Nazanin"/>
+        </w:rPr>
+      </w:pPr>
+      <w:r>
+        <w:rPr>
+          <w:rFonts w:cs="B Nazanin"/>
+        </w:rPr>
+        <w:t xml:space="preserve">GRANT SELECT, INSERT, UPDATE ON TABLE users TO </w:t>
+      </w:r>
+      <w:proofErr w:type="spellStart"/>
+      <w:r>
+        <w:rPr>
+          <w:rFonts w:cs="B Nazanin"/>
+        </w:rPr>
+        <w:t>streamlit_app_</w:t>
+      </w:r>
+      <w:proofErr w:type="gramStart"/>
+      <w:r>
+        <w:rPr>
+          <w:rFonts w:cs="B Nazanin"/>
+        </w:rPr>
+        <w:t>user</w:t>
+      </w:r>
+      <w:proofErr w:type="spellEnd"/>
+      <w:r>
+        <w:rPr>
+          <w:rFonts w:cs="B Nazanin"/>
+        </w:rPr>
+        <w:t>;</w:t>
+      </w:r>
+      <w:proofErr w:type="gramEnd"/>
+    </w:p>
+    <w:p>
+      <w:pPr>
+        <w:bidi/>
+        <w:rPr>
+          <w:rFonts w:cs="B Nazanin"/>
+        </w:rPr>
+      </w:pPr>
+      <w:r>
+        <w:rPr>
+          <w:rFonts w:cs="B Nazanin"/>
+        </w:rPr>
+        <w:t xml:space="preserve">GRANT SELECT, INSERT ON TABLE </w:t>
+      </w:r>
+      <w:proofErr w:type="spellStart"/>
+      <w:r>
+        <w:rPr>
+          <w:rFonts w:cs="B Nazanin"/>
+        </w:rPr>
+        <w:t>audit_logs</w:t>
+      </w:r>
+      <w:proofErr w:type="spellEnd"/>
+      <w:r>
+        <w:rPr>
+          <w:rFonts w:cs="B Nazanin"/>
+        </w:rPr>
+        <w:t xml:space="preserve"> TO </w:t>
+      </w:r>
+      <w:proofErr w:type="spellStart"/>
+      <w:r>
+        <w:rPr>
+          <w:rFonts w:cs="B Nazanin"/>
+        </w:rPr>
+        <w:t>streamlit_app_</w:t>
+      </w:r>
+      <w:proofErr w:type="gramStart"/>
+      <w:r>
+        <w:rPr>
+          <w:rFonts w:cs="B Nazanin"/>
+        </w:rPr>
+        <w:t>user</w:t>
+      </w:r>
+      <w:proofErr w:type="spellEnd"/>
+      <w:r>
+        <w:rPr>
+          <w:rFonts w:cs="B Nazanin"/>
+        </w:rPr>
+        <w:t>;</w:t>
+      </w:r>
+      <w:proofErr w:type="gramEnd"/>
+    </w:p>
+    <w:p>
+      <w:pPr>
+        <w:bidi/>
+        <w:rPr>
+          <w:rFonts w:cs="B Nazanin"/>
+        </w:rPr>
+      </w:pPr>
+      <w:r>
+        <w:rPr>
+          <w:rFonts w:cs="B Nazanin"/>
+        </w:rPr>
+        <w:t xml:space="preserve">GRANT USAGE, SELECT ON ALL SEQUENCES IN SCHEMA public TO </w:t>
+      </w:r>
+      <w:proofErr w:type="spellStart"/>
+      <w:r>
+        <w:rPr>
+          <w:rFonts w:cs="B Nazanin"/>
+        </w:rPr>
+        <w:t>streamlit_app_</w:t>
+      </w:r>
+      <w:proofErr w:type="gramStart"/>
+      <w:r>
+        <w:rPr>
+          <w:rFonts w:cs="B Nazanin"/>
+        </w:rPr>
+        <w:t>user</w:t>
+      </w:r>
+      <w:proofErr w:type="spellEnd"/>
+      <w:r>
+        <w:rPr>
+          <w:rFonts w:cs="B Nazanin"/>
+        </w:rPr>
+        <w:t>;</w:t>
+      </w:r>
+      <w:proofErr w:type="gramEnd"/>
+    </w:p>
+    <w:p>
+      <w:pPr>
+        <w:bidi/>
+        <w:rPr>
+          <w:rFonts w:cs="B Nazanin"/>
+          <w:b/>
+          <w:bCs/>
+        </w:rPr>
+      </w:pPr>
+      <w:r>
+        <w:rPr>
+          <w:rFonts w:cs="B Nazanin"/>
+          <w:b/>
+          <w:bCs/>
+          <w:rtl/>
+          <w:lang w:bidi="ar-SA"/>
+        </w:rPr>
+        <w:t>ب</w:t>
+      </w:r>
+      <w:r>
+        <w:rPr>
+          <w:rFonts w:cs="B Nazanin"/>
+          <w:b/>
+          <w:bCs/>
+        </w:rPr>
+        <w:t>) Audit Log (</w:t>
+      </w:r>
+      <w:r>
+        <w:rPr>
+          <w:rFonts w:cs="B Nazanin"/>
+          <w:b/>
+          <w:bCs/>
+          <w:rtl/>
+          <w:lang w:bidi="ar-SA"/>
+        </w:rPr>
+        <w:t>در سطح کد</w:t>
+      </w:r>
+      <w:r>
+        <w:rPr>
+          <w:rFonts w:cs="B Nazanin"/>
+          <w:b/>
+          <w:bCs/>
+        </w:rPr>
+        <w:t>)</w:t>
+      </w:r>
+    </w:p>
+    <w:p>
+      <w:pPr>
+        <w:bidi/>
+        <w:rPr>
+          <w:rFonts w:cs="B Nazanin"/>
+        </w:rPr>
+      </w:pPr>
+      <w:r>
+        <w:rPr>
+          <w:rFonts w:cs="B Nazanin"/>
+          <w:rtl/>
+          <w:lang w:bidi="ar-SA"/>
+        </w:rPr>
+        <w:t xml:space="preserve">در فازهای بعدی، هر بار که تابع </w:t>
+      </w:r>
+      <w:proofErr w:type="spellStart"/>
+      <w:r>
+        <w:rPr>
+          <w:rFonts w:cs="B Nazanin"/>
+        </w:rPr>
+        <w:t>search_container</w:t>
+      </w:r>
+      <w:proofErr w:type="spellEnd"/>
+      <w:r>
+        <w:rPr>
+          <w:rFonts w:cs="B Nazanin"/>
+        </w:rPr>
+        <w:t xml:space="preserve"> </w:t>
+      </w:r>
+      <w:r>
+        <w:rPr>
+          <w:rFonts w:cs="B Nazanin"/>
+          <w:rtl/>
+          <w:lang w:bidi="ar-SA"/>
+        </w:rPr>
+        <w:t xml:space="preserve">اجرا شود، یک رکورد در جدول </w:t>
+      </w:r>
+      <w:proofErr w:type="spellStart"/>
+      <w:r>
+        <w:rPr>
+          <w:rFonts w:cs="B Nazanin"/>
+        </w:rPr>
+        <w:t>AuditLog</w:t>
+      </w:r>
+      <w:proofErr w:type="spellEnd"/>
+      <w:r>
+        <w:rPr>
+          <w:rFonts w:cs="B Nazanin"/>
+        </w:rPr>
+        <w:t xml:space="preserve"> </w:t>
+      </w:r>
+      <w:r>
+        <w:rPr>
+          <w:rFonts w:cs="B Nazanin"/>
+          <w:rtl/>
+          <w:lang w:bidi="ar-SA"/>
+        </w:rPr>
+        <w:t>ثبت می‌کنیم. این کار به تو می‌گوید چه کسی به داده‌های محرمانه دسترسی داشته است</w:t>
+      </w:r>
+      <w:r>
+        <w:rPr>
+          <w:rFonts w:cs="B Nazanin"/>
+        </w:rPr>
+        <w:t>.</w:t>
+      </w:r>
+    </w:p>
+    <w:p>
+      <w:pPr>
+        <w:bidi/>
+        <w:rPr>
+          <w:rFonts w:cs="B Nazanin"/>
+          <w:b/>
+          <w:bCs/>
+        </w:rPr>
+      </w:pPr>
+      <w:r>
+        <w:rPr>
+          <w:rFonts w:cs="B Nazanin"/>
+          <w:b/>
+          <w:bCs/>
+          <w:rtl/>
+          <w:lang w:bidi="ar-SA"/>
+        </w:rPr>
+        <w:t>ج</w:t>
+      </w:r>
+      <w:r>
+        <w:rPr>
+          <w:rFonts w:cs="B Nazanin"/>
+          <w:b/>
+          <w:bCs/>
+        </w:rPr>
+        <w:t>) Data Masking (</w:t>
+      </w:r>
+      <w:r>
+        <w:rPr>
+          <w:rFonts w:cs="B Nazanin"/>
+          <w:b/>
+          <w:bCs/>
+          <w:rtl/>
+          <w:lang w:bidi="ar-SA"/>
+        </w:rPr>
+        <w:t>نمایش محدود</w:t>
+      </w:r>
+      <w:r>
+        <w:rPr>
+          <w:rFonts w:cs="B Nazanin"/>
+          <w:b/>
+          <w:bCs/>
+        </w:rPr>
+        <w:t>)</w:t>
+      </w:r>
+    </w:p>
+    <w:p>
+      <w:pPr>
+        <w:bidi/>
+        <w:rPr>
+          <w:rFonts w:cs="B Nazanin"/>
+        </w:rPr>
+      </w:pPr>
+      <w:r>
+        <w:rPr>
+          <w:rFonts w:cs="B Nazanin"/>
+          <w:rtl/>
+          <w:lang w:bidi="ar-SA"/>
+        </w:rPr>
+        <w:t xml:space="preserve">به جای رمزنگاری کل دیتابیس با </w:t>
+      </w:r>
+      <w:r>
+        <w:rPr>
+          <w:rFonts w:cs="B Nazanin"/>
+          <w:b/>
+          <w:bCs/>
+        </w:rPr>
+        <w:t>AES-256</w:t>
+      </w:r>
+      <w:r>
+        <w:rPr>
+          <w:rFonts w:cs="B Nazanin"/>
+        </w:rPr>
+        <w:t xml:space="preserve"> </w:t>
+      </w:r>
+      <w:r>
+        <w:rPr>
+          <w:rFonts w:cs="B Nazanin"/>
+          <w:rtl/>
+          <w:lang w:bidi="ar-SA"/>
+        </w:rPr>
+        <w:t xml:space="preserve">(که جست‌وجو را مختل می‌کند)، پیشنهاد می‌دهم رمزنگاری را در </w:t>
+      </w:r>
+      <w:r>
+        <w:rPr>
+          <w:rFonts w:cs="B Nazanin"/>
+          <w:b/>
+          <w:bCs/>
+        </w:rPr>
+        <w:t>Application Layer</w:t>
+      </w:r>
+      <w:r>
+        <w:rPr>
+          <w:rFonts w:cs="B Nazanin"/>
+        </w:rPr>
+        <w:t xml:space="preserve"> </w:t>
+      </w:r>
+      <w:r>
+        <w:rPr>
+          <w:rFonts w:cs="B Nazanin"/>
+          <w:rtl/>
+          <w:lang w:bidi="ar-SA"/>
+        </w:rPr>
+        <w:t>انجام دهیم. یعنی داده در دیتابیس</w:t>
+      </w:r>
+      <w:r>
+        <w:rPr>
+          <w:rFonts w:cs="B Nazanin"/>
+        </w:rPr>
+        <w:t xml:space="preserve"> Plain </w:t>
+      </w:r>
+      <w:r>
+        <w:rPr>
+          <w:rFonts w:cs="B Nazanin"/>
+          <w:rtl/>
+          <w:lang w:bidi="ar-SA"/>
+        </w:rPr>
+        <w:t>باشد اما فقط برای کاربران با سطح دسترسی بالا نمایش داده شود، یا موقع نمایش در</w:t>
+      </w:r>
+      <w:r>
+        <w:rPr>
+          <w:rFonts w:cs="B Nazanin"/>
+        </w:rPr>
+        <w:t xml:space="preserve"> </w:t>
+      </w:r>
+      <w:proofErr w:type="spellStart"/>
+      <w:r>
+        <w:rPr>
+          <w:rFonts w:cs="B Nazanin"/>
+        </w:rPr>
+        <w:t>Streamlit</w:t>
+      </w:r>
+      <w:proofErr w:type="spellEnd"/>
+      <w:r>
+        <w:rPr>
+          <w:rFonts w:cs="B Nazanin"/>
+          <w:rtl/>
+          <w:lang w:bidi="ar-SA"/>
+        </w:rPr>
+        <w:t>، بخشی از آن</w:t>
+      </w:r>
+      <w:r>
+        <w:rPr>
+          <w:rFonts w:cs="B Nazanin"/>
+        </w:rPr>
+        <w:t xml:space="preserve"> Mask </w:t>
+      </w:r>
+      <w:r>
+        <w:rPr>
+          <w:rFonts w:cs="B Nazanin"/>
+          <w:rtl/>
+          <w:lang w:bidi="ar-SA"/>
+        </w:rPr>
+        <w:t xml:space="preserve">شود (مثلاً </w:t>
+      </w:r>
+      <w:r>
+        <w:rPr>
+          <w:rFonts w:cs="B Nazanin"/>
+        </w:rPr>
+        <w:t>ABC****123).</w:t>
+      </w:r>
+    </w:p>
+    <w:p>
+      <w:pPr>
+        <w:bidi/>
+        <w:rPr>
+          <w:rFonts w:cs="B Nazanin"/>
+          <w:rtl/>
+        </w:rPr>
+      </w:pPr>
+      <w:r>
+        <w:rPr>
+          <w:rFonts w:cs="B Nazanin"/>
+          <w:b/>
+          <w:bCs/>
+        </w:rPr>
+        <w:lastRenderedPageBreak/>
+        <w:t>Flexible Logic</w:t>
+      </w:r>
+      <w:r>
+        <w:rPr>
+          <w:rFonts w:cs="B Nazanin"/>
+        </w:rPr>
+        <w:t xml:space="preserve">: </w:t>
+      </w:r>
+      <w:r>
+        <w:rPr>
+          <w:rFonts w:cs="B Nazanin"/>
+          <w:rtl/>
+        </w:rPr>
+        <w:t>اگر کاربر فقط شماره کانتینر را بزند، جست‌وجو انجام می‌شود. اگر بارنامه یا شماره پرونده را هم بزند، جست‌وجو دقیق‌تر</w:t>
+      </w:r>
+      <w:r>
+        <w:rPr>
+          <w:rFonts w:cs="B Nazanin"/>
+        </w:rPr>
+        <w:t xml:space="preserve"> (Strict) </w:t>
+      </w:r>
+      <w:r>
+        <w:rPr>
+          <w:rFonts w:cs="B Nazanin"/>
+          <w:rtl/>
+        </w:rPr>
+        <w:t>می‌شود</w:t>
+      </w:r>
+      <w:r>
+        <w:rPr>
+          <w:rFonts w:cs="B Nazanin"/>
+        </w:rPr>
+        <w:t>.</w:t>
+      </w:r>
+    </w:p>
+    <w:p>
+      <w:pPr>
+        <w:bidi/>
+        <w:rPr>
+          <w:rFonts w:cs="B Nazanin"/>
+          <w:rtl/>
+        </w:rPr>
+      </w:pPr>
+      <w:proofErr w:type="spellStart"/>
+      <w:proofErr w:type="gramStart"/>
+      <w:r>
+        <w:rPr>
+          <w:rFonts w:cs="B Nazanin"/>
+          <w:b/>
+          <w:bCs/>
+        </w:rPr>
+        <w:t>fetchone</w:t>
+      </w:r>
+      <w:proofErr w:type="spellEnd"/>
+      <w:r>
+        <w:rPr>
+          <w:rFonts w:cs="B Nazanin"/>
+          <w:b/>
+          <w:bCs/>
+        </w:rPr>
+        <w:t>(</w:t>
+      </w:r>
+      <w:proofErr w:type="gramEnd"/>
+      <w:r>
+        <w:rPr>
+          <w:rFonts w:cs="B Nazanin"/>
+          <w:b/>
+          <w:bCs/>
+        </w:rPr>
+        <w:t>)</w:t>
+      </w:r>
+      <w:r>
+        <w:rPr>
+          <w:rFonts w:cs="B Nazanin"/>
+        </w:rPr>
+        <w:t xml:space="preserve">: </w:t>
+      </w:r>
+      <w:r>
+        <w:rPr>
+          <w:rFonts w:cs="B Nazanin"/>
+          <w:rtl/>
+        </w:rPr>
+        <w:t xml:space="preserve">چون شماره کانتینر معمولاً منحصر‌به‌فرد است، ما فقط اولین نتیجه را می‌گیریم. اگر احتمال دارد یک کانتینر چندین رکورد داشته باشد، باید از </w:t>
+      </w:r>
+      <w:proofErr w:type="spellStart"/>
+      <w:r>
+        <w:rPr>
+          <w:rFonts w:cs="B Nazanin"/>
+        </w:rPr>
+        <w:t>fetchall</w:t>
+      </w:r>
+      <w:proofErr w:type="spellEnd"/>
+      <w:r>
+        <w:rPr>
+          <w:rFonts w:cs="B Nazanin"/>
+        </w:rPr>
+        <w:t xml:space="preserve">() </w:t>
+      </w:r>
+      <w:r>
+        <w:rPr>
+          <w:rFonts w:cs="B Nazanin"/>
+          <w:rtl/>
+        </w:rPr>
+        <w:t>استفاده کنیم و آن‌ها را در یک جدول نمایش دهیم</w:t>
+      </w:r>
+      <w:r>
+        <w:rPr>
+          <w:rFonts w:cs="B Nazanin"/>
+        </w:rPr>
+        <w:t>.</w:t>
+      </w:r>
+    </w:p>
+    <w:p>
+      <w:pPr>
+        <w:bidi/>
+        <w:rPr>
+          <w:rFonts w:cs="B Nazanin"/>
+          <w:b/>
+          <w:bCs/>
+        </w:rPr>
+      </w:pPr>
+      <w:r>
+        <w:rPr>
+          <w:rFonts w:cs="B Nazanin"/>
+          <w:b/>
+          <w:bCs/>
+          <w:rtl/>
+        </w:rPr>
+        <w:t xml:space="preserve">۴. </w:t>
+      </w:r>
+      <w:r>
+        <w:rPr>
+          <w:rFonts w:cs="B Nazanin"/>
+          <w:b/>
+          <w:bCs/>
+          <w:rtl/>
+          <w:lang w:bidi="ar-SA"/>
+        </w:rPr>
+        <w:t>برای ادمین (خودت):</w:t>
+      </w:r>
+    </w:p>
+    <w:p>
+      <w:pPr>
+        <w:bidi/>
+        <w:rPr>
+          <w:rFonts w:cs="B Nazanin"/>
+          <w:rtl/>
+          <w:lang w:bidi="ar-SA"/>
+        </w:rPr>
+      </w:pPr>
+      <w:r>
+        <w:rPr>
+          <w:rFonts w:cs="B Nazanin"/>
+          <w:rtl/>
+          <w:lang w:bidi="ar-SA"/>
+        </w:rPr>
+        <w:t xml:space="preserve">می‌توانی در </w:t>
+      </w:r>
+      <w:proofErr w:type="spellStart"/>
+      <w:r>
+        <w:rPr>
+          <w:rFonts w:cs="B Nazanin"/>
+        </w:rPr>
+        <w:t>admin_panel</w:t>
+      </w:r>
+      <w:proofErr w:type="spellEnd"/>
+      <w:r>
+        <w:rPr>
+          <w:rFonts w:cs="B Nazanin"/>
+          <w:rtl/>
+          <w:lang w:bidi="ar-SA"/>
+        </w:rPr>
+        <w:t xml:space="preserve"> قابلیتی بگذاری که کل جدول </w:t>
+      </w:r>
+      <w:r>
+        <w:rPr>
+          <w:rFonts w:cs="B Nazanin"/>
+        </w:rPr>
+        <w:t>shipments</w:t>
+      </w:r>
+      <w:r>
+        <w:rPr>
+          <w:rFonts w:cs="B Nazanin"/>
+          <w:rtl/>
+          <w:lang w:bidi="ar-SA"/>
+        </w:rPr>
+        <w:t xml:space="preserve"> را ببیند یا بتواند داده‌های جدید را آپلود کند.</w:t>
+      </w:r>
+    </w:p>
+    <w:p>
+      <w:pPr>
+        <w:bidi/>
+        <w:rPr>
+          <w:rFonts w:cs="B Nazanin"/>
+          <w:rtl/>
+        </w:rPr>
+      </w:pPr>
+    </w:p>
+    <w:p>
+      <w:pPr>
+        <w:bidi/>
+        <w:rPr>
+          <w:rFonts w:cs="B Nazanin"/>
+          <w:rtl/>
+        </w:rPr>
+      </w:pPr>
+      <w:r>
+        <w:rPr>
+          <w:rFonts w:cs="B Nazanin" w:hint="cs"/>
+          <w:rtl/>
+        </w:rPr>
+        <w:t>=========================================================</w:t>
+      </w:r>
+    </w:p>
+    <w:p>
+      <w:pPr>
+        <w:bidi/>
+        <w:rPr>
+          <w:rFonts w:cs="B Nazanin"/>
+          <w:b/>
+          <w:bCs/>
+        </w:rPr>
+      </w:pPr>
+      <w:r>
+        <w:rPr>
+          <w:rFonts w:cs="B Nazanin"/>
+          <w:b/>
+          <w:bCs/>
+          <w:rtl/>
+        </w:rPr>
+        <w:t xml:space="preserve">۳. </w:t>
+      </w:r>
+      <w:r>
+        <w:rPr>
+          <w:rFonts w:cs="B Nazanin"/>
+          <w:b/>
+          <w:bCs/>
+          <w:rtl/>
+          <w:lang w:bidi="ar-SA"/>
+        </w:rPr>
+        <w:t>ملاحظات امنیتی نهایی (</w:t>
+      </w:r>
+      <w:r>
+        <w:rPr>
+          <w:rFonts w:cs="B Nazanin"/>
+          <w:b/>
+          <w:bCs/>
+        </w:rPr>
+        <w:t>Least Privilege</w:t>
+      </w:r>
+      <w:r>
+        <w:rPr>
+          <w:rFonts w:cs="B Nazanin"/>
+          <w:b/>
+          <w:bCs/>
+          <w:rtl/>
+          <w:lang w:bidi="ar-SA"/>
+        </w:rPr>
+        <w:t>)</w:t>
+      </w:r>
+    </w:p>
+    <w:p>
+      <w:pPr>
+        <w:bidi/>
+        <w:rPr>
+          <w:rFonts w:cs="B Nazanin"/>
+          <w:rtl/>
+          <w:lang w:bidi="ar-SA"/>
+        </w:rPr>
+      </w:pPr>
+      <w:r>
+        <w:rPr>
+          <w:rFonts w:cs="B Nazanin"/>
+          <w:rtl/>
+          <w:lang w:bidi="ar-SA"/>
+        </w:rPr>
+        <w:t xml:space="preserve">همان‌طور که قبلاً اشاره کردی، برای امنیت بیشتر در محیط </w:t>
+      </w:r>
+      <w:r>
+        <w:rPr>
+          <w:rFonts w:cs="B Nazanin"/>
+        </w:rPr>
+        <w:t>Production</w:t>
+      </w:r>
+      <w:r>
+        <w:rPr>
+          <w:rFonts w:cs="B Nazanin"/>
+          <w:rtl/>
+          <w:lang w:bidi="ar-SA"/>
+        </w:rPr>
+        <w:t>:</w:t>
+      </w:r>
+    </w:p>
+    <w:p>
+      <w:pPr>
+        <w:numPr>
+          <w:ilvl w:val="0"/>
+          <w:numId w:val="6"/>
+        </w:numPr>
+        <w:bidi/>
+        <w:rPr>
+          <w:rFonts w:cs="B Nazanin"/>
+          <w:rtl/>
+          <w:lang w:bidi="ar-SA"/>
+        </w:rPr>
+      </w:pPr>
+      <w:r>
+        <w:rPr>
+          <w:rFonts w:cs="B Nazanin"/>
+          <w:b/>
+          <w:bCs/>
+        </w:rPr>
+        <w:t>DB User</w:t>
+      </w:r>
+      <w:r>
+        <w:rPr>
+          <w:rFonts w:cs="B Nazanin"/>
+          <w:b/>
+          <w:bCs/>
+          <w:rtl/>
+          <w:lang w:bidi="ar-SA"/>
+        </w:rPr>
+        <w:t>:</w:t>
+      </w:r>
+      <w:r>
+        <w:rPr>
+          <w:rFonts w:cs="B Nazanin"/>
+          <w:rtl/>
+          <w:lang w:bidi="ar-SA"/>
+        </w:rPr>
+        <w:t xml:space="preserve"> کاربری که در </w:t>
+      </w:r>
+      <w:r>
+        <w:rPr>
+          <w:rFonts w:cs="B Nazanin"/>
+        </w:rPr>
+        <w:t>web</w:t>
+      </w:r>
+      <w:r>
+        <w:rPr>
+          <w:rFonts w:cs="B Nazanin"/>
+          <w:rtl/>
+          <w:lang w:bidi="ar-SA"/>
+        </w:rPr>
+        <w:t xml:space="preserve"> استفاده می‌شود نباید </w:t>
+      </w:r>
+      <w:r>
+        <w:rPr>
+          <w:rFonts w:cs="B Nazanin"/>
+        </w:rPr>
+        <w:t>POSTGRES_USER</w:t>
+      </w:r>
+      <w:r>
+        <w:rPr>
+          <w:rFonts w:cs="B Nazanin"/>
+          <w:rtl/>
+          <w:lang w:bidi="ar-SA"/>
+        </w:rPr>
+        <w:t xml:space="preserve"> اصلی باشد. یک یوزر با دسترسی فقط </w:t>
+      </w:r>
+      <w:r>
+        <w:rPr>
+          <w:rFonts w:cs="B Nazanin"/>
+        </w:rPr>
+        <w:t>SELECT</w:t>
+      </w:r>
+      <w:r>
+        <w:rPr>
+          <w:rFonts w:cs="B Nazanin"/>
+          <w:rtl/>
+          <w:lang w:bidi="ar-SA"/>
+        </w:rPr>
+        <w:t xml:space="preserve"> روی </w:t>
+      </w:r>
+      <w:r>
+        <w:rPr>
+          <w:rFonts w:cs="B Nazanin"/>
+        </w:rPr>
+        <w:t>shipments</w:t>
+      </w:r>
+      <w:r>
+        <w:rPr>
+          <w:rFonts w:cs="B Nazanin"/>
+          <w:rtl/>
+          <w:lang w:bidi="ar-SA"/>
+        </w:rPr>
+        <w:t xml:space="preserve"> و </w:t>
+      </w:r>
+      <w:r>
+        <w:rPr>
+          <w:rFonts w:cs="B Nazanin"/>
+        </w:rPr>
+        <w:t>INSERT</w:t>
+      </w:r>
+      <w:r>
+        <w:rPr>
+          <w:rFonts w:cs="B Nazanin"/>
+          <w:rtl/>
+          <w:lang w:bidi="ar-SA"/>
+        </w:rPr>
+        <w:t xml:space="preserve"> روی </w:t>
+      </w:r>
+      <w:proofErr w:type="spellStart"/>
+      <w:r>
+        <w:rPr>
+          <w:rFonts w:cs="B Nazanin"/>
+        </w:rPr>
+        <w:t>audit_logs</w:t>
+      </w:r>
+      <w:proofErr w:type="spellEnd"/>
+      <w:r>
+        <w:rPr>
+          <w:rFonts w:cs="B Nazanin"/>
+          <w:rtl/>
+          <w:lang w:bidi="ar-SA"/>
+        </w:rPr>
+        <w:t xml:space="preserve"> بساز.</w:t>
+      </w:r>
+    </w:p>
+    <w:p>
+      <w:pPr>
+        <w:numPr>
+          <w:ilvl w:val="0"/>
+          <w:numId w:val="6"/>
+        </w:numPr>
+        <w:bidi/>
+        <w:rPr>
+          <w:rFonts w:cs="B Nazanin"/>
+          <w:rtl/>
+          <w:lang w:bidi="ar-SA"/>
+        </w:rPr>
+      </w:pPr>
+      <w:r>
+        <w:rPr>
+          <w:rFonts w:cs="B Nazanin"/>
+          <w:b/>
+          <w:bCs/>
+        </w:rPr>
+        <w:t>SSL</w:t>
+      </w:r>
+      <w:r>
+        <w:rPr>
+          <w:rFonts w:cs="B Nazanin"/>
+          <w:b/>
+          <w:bCs/>
+          <w:rtl/>
+          <w:lang w:bidi="ar-SA"/>
+        </w:rPr>
+        <w:t>:</w:t>
+      </w:r>
+      <w:r>
+        <w:rPr>
+          <w:rFonts w:cs="B Nazanin"/>
+          <w:rtl/>
+          <w:lang w:bidi="ar-SA"/>
+        </w:rPr>
+        <w:t xml:space="preserve"> اگر قصد داری این وب‌اپ را روی اینترنت ببری، حتماً جلوی آن یک </w:t>
+      </w:r>
+      <w:r>
+        <w:rPr>
+          <w:rFonts w:cs="B Nazanin"/>
+          <w:b/>
+          <w:bCs/>
+        </w:rPr>
+        <w:t>Nginx Reverse Proxy</w:t>
+      </w:r>
+      <w:r>
+        <w:rPr>
+          <w:rFonts w:cs="B Nazanin"/>
+          <w:rtl/>
+          <w:lang w:bidi="ar-SA"/>
+        </w:rPr>
+        <w:t xml:space="preserve"> بگذار و گواهی </w:t>
+      </w:r>
+      <w:r>
+        <w:rPr>
+          <w:rFonts w:cs="B Nazanin"/>
+          <w:b/>
+          <w:bCs/>
+        </w:rPr>
+        <w:t>SSL (HTTPS)</w:t>
+      </w:r>
+      <w:r>
+        <w:rPr>
+          <w:rFonts w:cs="B Nazanin"/>
+          <w:rtl/>
+          <w:lang w:bidi="ar-SA"/>
+        </w:rPr>
+        <w:t xml:space="preserve"> فعال کن تا شماره کانتینرها در طول شبکه شنود نشوند.</w:t>
+      </w:r>
+    </w:p>
+    <w:p>
+      <w:pPr>
+        <w:numPr>
+          <w:ilvl w:val="0"/>
+          <w:numId w:val="6"/>
+        </w:numPr>
+        <w:bidi/>
+        <w:rPr>
+          <w:rFonts w:cs="B Nazanin"/>
+          <w:rtl/>
+          <w:lang w:bidi="ar-SA"/>
+        </w:rPr>
+      </w:pPr>
+      <w:r>
+        <w:rPr>
+          <w:rFonts w:cs="B Nazanin"/>
+          <w:b/>
+          <w:bCs/>
+        </w:rPr>
+        <w:t>Data Masking</w:t>
+      </w:r>
+      <w:r>
+        <w:rPr>
+          <w:rFonts w:cs="B Nazanin"/>
+          <w:b/>
+          <w:bCs/>
+          <w:rtl/>
+          <w:lang w:bidi="ar-SA"/>
+        </w:rPr>
+        <w:t>:</w:t>
+      </w:r>
+      <w:r>
+        <w:rPr>
+          <w:rFonts w:cs="B Nazanin"/>
+          <w:rtl/>
+          <w:lang w:bidi="ar-SA"/>
+        </w:rPr>
+        <w:t xml:space="preserve"> برای یوزرهای معمولی، فیلد </w:t>
+      </w:r>
+      <w:proofErr w:type="spellStart"/>
+      <w:r>
+        <w:rPr>
+          <w:rFonts w:cs="B Nazanin"/>
+        </w:rPr>
+        <w:t>hbl_consignee</w:t>
+      </w:r>
+      <w:proofErr w:type="spellEnd"/>
+      <w:r>
+        <w:rPr>
+          <w:rFonts w:cs="B Nazanin"/>
+          <w:rtl/>
+          <w:lang w:bidi="ar-SA"/>
+        </w:rPr>
+        <w:t xml:space="preserve"> را در سمت فرانت‌اند محدود کن:</w:t>
+      </w:r>
+    </w:p>
+    <w:p>
+      <w:pPr>
+        <w:bidi/>
+        <w:rPr>
+          <w:rFonts w:cs="B Nazanin"/>
+          <w:rtl/>
+          <w:lang w:bidi="ar-SA"/>
+        </w:rPr>
+      </w:pPr>
+      <w:r>
+        <w:rPr>
+          <w:rFonts w:cs="B Nazanin"/>
+        </w:rPr>
+        <w:t>Python</w:t>
+      </w:r>
+    </w:p>
+    <w:p>
+      <w:pPr>
+        <w:bidi/>
+        <w:rPr>
+          <w:rFonts w:cs="B Nazanin"/>
+        </w:rPr>
+      </w:pPr>
+      <w:proofErr w:type="spellStart"/>
+      <w:r>
+        <w:rPr>
+          <w:rFonts w:cs="B Nazanin"/>
+        </w:rPr>
+        <w:t>display_text</w:t>
+      </w:r>
+      <w:proofErr w:type="spellEnd"/>
+      <w:r>
+        <w:rPr>
+          <w:rFonts w:cs="B Nazanin"/>
+        </w:rPr>
+        <w:t xml:space="preserve"> = </w:t>
+      </w:r>
+      <w:proofErr w:type="spellStart"/>
+      <w:r>
+        <w:rPr>
+          <w:rFonts w:cs="B Nazanin"/>
+        </w:rPr>
+        <w:t>res_dict.get</w:t>
+      </w:r>
+      <w:proofErr w:type="spellEnd"/>
+      <w:r>
+        <w:rPr>
+          <w:rFonts w:cs="B Nazanin"/>
+        </w:rPr>
+        <w:t>('</w:t>
+      </w:r>
+      <w:proofErr w:type="spellStart"/>
+      <w:r>
+        <w:rPr>
+          <w:rFonts w:cs="B Nazanin"/>
+        </w:rPr>
+        <w:t>hbl_consignee</w:t>
+      </w:r>
+      <w:proofErr w:type="spellEnd"/>
+      <w:r>
+        <w:rPr>
+          <w:rFonts w:cs="B Nazanin"/>
+        </w:rPr>
+        <w:t>')</w:t>
+      </w:r>
+    </w:p>
+    <w:p>
+      <w:pPr>
+        <w:bidi/>
+        <w:rPr>
+          <w:rFonts w:cs="B Nazanin"/>
+        </w:rPr>
+      </w:pPr>
+      <w:r>
+        <w:rPr>
+          <w:rFonts w:cs="B Nazanin"/>
+        </w:rPr>
+        <w:t xml:space="preserve">if </w:t>
+      </w:r>
+      <w:proofErr w:type="spellStart"/>
+      <w:proofErr w:type="gramStart"/>
+      <w:r>
+        <w:rPr>
+          <w:rFonts w:cs="B Nazanin"/>
+        </w:rPr>
+        <w:t>st.session</w:t>
+      </w:r>
+      <w:proofErr w:type="gramEnd"/>
+      <w:r>
+        <w:rPr>
+          <w:rFonts w:cs="B Nazanin"/>
+        </w:rPr>
+        <w:t>_state</w:t>
+      </w:r>
+      <w:proofErr w:type="spellEnd"/>
+      <w:r>
+        <w:rPr>
+          <w:rFonts w:cs="B Nazanin"/>
+        </w:rPr>
+        <w:t>['role'</w:t>
+      </w:r>
+      <w:proofErr w:type="gramStart"/>
+      <w:r>
+        <w:rPr>
+          <w:rFonts w:cs="B Nazanin"/>
+        </w:rPr>
+        <w:t>] !</w:t>
+      </w:r>
+      <w:proofErr w:type="gramEnd"/>
+      <w:r>
+        <w:rPr>
+          <w:rFonts w:cs="B Nazanin"/>
+        </w:rPr>
+        <w:t>= 'admin':</w:t>
+      </w:r>
+    </w:p>
+    <w:p>
+      <w:pPr>
+        <w:bidi/>
+        <w:rPr>
+          <w:rFonts w:cs="B Nazanin"/>
+        </w:rPr>
+      </w:pPr>
+      <w:r>
+        <w:rPr>
+          <w:rFonts w:cs="B Nazanin"/>
+        </w:rPr>
+        <w:t xml:space="preserve">    </w:t>
+      </w:r>
+      <w:proofErr w:type="spellStart"/>
+      <w:r>
+        <w:rPr>
+          <w:rFonts w:cs="B Nazanin"/>
+        </w:rPr>
+        <w:t>display_text</w:t>
+      </w:r>
+      <w:proofErr w:type="spellEnd"/>
+      <w:r>
+        <w:rPr>
+          <w:rFonts w:cs="B Nazanin"/>
+        </w:rPr>
+        <w:t xml:space="preserve"> = </w:t>
+      </w:r>
+      <w:proofErr w:type="spellStart"/>
+      <w:r>
+        <w:rPr>
+          <w:rFonts w:cs="B Nazanin"/>
+        </w:rPr>
+        <w:t>display_</w:t>
+      </w:r>
+      <w:proofErr w:type="gramStart"/>
+      <w:r>
+        <w:rPr>
+          <w:rFonts w:cs="B Nazanin"/>
+        </w:rPr>
+        <w:t>text</w:t>
+      </w:r>
+      <w:proofErr w:type="spellEnd"/>
+      <w:r>
+        <w:rPr>
+          <w:rFonts w:cs="B Nazanin"/>
+        </w:rPr>
+        <w:t>[</w:t>
+      </w:r>
+      <w:proofErr w:type="gramEnd"/>
+      <w:r>
+        <w:rPr>
+          <w:rFonts w:cs="B Nazanin"/>
+        </w:rPr>
+        <w:t xml:space="preserve">:10] + "********" # </w:t>
+      </w:r>
+      <w:r>
+        <w:rPr>
+          <w:rFonts w:cs="B Nazanin"/>
+          <w:rtl/>
+          <w:lang w:bidi="ar-SA"/>
+        </w:rPr>
+        <w:t>ماسک کردن بخشی از داده</w:t>
+      </w:r>
+    </w:p>
+    <w:p>
+      <w:pPr>
+        <w:bidi/>
+        <w:rPr>
+          <w:rFonts w:cs="B Nazanin"/>
+          <w:rtl/>
+          <w:lang w:bidi="ar-SA"/>
+        </w:rPr>
+      </w:pPr>
+      <w:r>
+        <w:rPr>
+          <w:rFonts w:cs="B Nazanin"/>
+        </w:rPr>
+        <w:pict w14:anchorId="3F56E818">
+          <v:rect id="_x0000_i1041" style="width:0;height:1.5pt" o:hralign="center" o:hrstd="t" o:hr="t" fillcolor="#a0a0a0" stroked="f"/>
+        </w:pict>
+      </w:r>
+    </w:p>
+    <w:p>
+      <w:pPr>
+        <w:bidi/>
+        <w:rPr>
+          <w:rFonts w:cs="B Nazanin"/>
+          <w:b/>
+          <w:bCs/>
+        </w:rPr>
+      </w:pPr>
+      <w:r>
+        <w:rPr>
+          <w:rFonts w:cs="B Nazanin"/>
+          <w:b/>
+          <w:bCs/>
+          <w:rtl/>
+        </w:rPr>
+        <w:t xml:space="preserve">۴. </w:t>
+      </w:r>
+      <w:r>
+        <w:rPr>
+          <w:rFonts w:cs="B Nazanin"/>
+          <w:b/>
+          <w:bCs/>
+          <w:rtl/>
+          <w:lang w:bidi="ar-SA"/>
+        </w:rPr>
+        <w:t>ادمین پنل (مشاهده لاگ‌ها)</w:t>
+      </w:r>
+    </w:p>
+    <w:p>
+      <w:pPr>
+        <w:bidi/>
+        <w:rPr>
+          <w:rFonts w:cs="B Nazanin"/>
+          <w:rtl/>
+          <w:lang w:bidi="ar-SA"/>
+        </w:rPr>
+      </w:pPr>
+      <w:r>
+        <w:rPr>
+          <w:rFonts w:cs="B Nazanin"/>
+          <w:rtl/>
+          <w:lang w:bidi="ar-SA"/>
+        </w:rPr>
+        <w:t>به عنوان ادمین، می‌توانی در تب مخصوص خودت لاگ‌ها را ببینی:</w:t>
+      </w:r>
+    </w:p>
+    <w:p>
+      <w:pPr>
+        <w:bidi/>
+        <w:rPr>
+          <w:rFonts w:cs="B Nazanin"/>
+          <w:rtl/>
+          <w:lang w:bidi="ar-SA"/>
+        </w:rPr>
+      </w:pPr>
+      <w:r>
+        <w:rPr>
+          <w:rFonts w:cs="B Nazanin"/>
+        </w:rPr>
+        <w:t>Python</w:t>
+      </w:r>
+    </w:p>
+    <w:p>
+      <w:pPr>
+        <w:bidi/>
+        <w:rPr>
+          <w:rFonts w:cs="B Nazanin"/>
+        </w:rPr>
+      </w:pPr>
+      <w:r>
+        <w:rPr>
+          <w:rFonts w:cs="B Nazanin"/>
+        </w:rPr>
+        <w:t xml:space="preserve">if </w:t>
+      </w:r>
+      <w:proofErr w:type="spellStart"/>
+      <w:proofErr w:type="gramStart"/>
+      <w:r>
+        <w:rPr>
+          <w:rFonts w:cs="B Nazanin"/>
+        </w:rPr>
+        <w:t>st.session</w:t>
+      </w:r>
+      <w:proofErr w:type="gramEnd"/>
+      <w:r>
+        <w:rPr>
+          <w:rFonts w:cs="B Nazanin"/>
+        </w:rPr>
+        <w:t>_state</w:t>
+      </w:r>
+      <w:proofErr w:type="spellEnd"/>
+      <w:r>
+        <w:rPr>
+          <w:rFonts w:cs="B Nazanin"/>
+        </w:rPr>
+        <w:t>['role'] == "admin":</w:t>
+      </w:r>
+    </w:p>
+    <w:p>
+      <w:pPr>
+        <w:bidi/>
+        <w:rPr>
+          <w:rFonts w:cs="B Nazanin"/>
+        </w:rPr>
+      </w:pPr>
+      <w:r>
+        <w:rPr>
+          <w:rFonts w:cs="B Nazanin"/>
+        </w:rPr>
+        <w:lastRenderedPageBreak/>
+        <w:t xml:space="preserve">    </w:t>
+      </w:r>
+      <w:proofErr w:type="spellStart"/>
+      <w:proofErr w:type="gramStart"/>
+      <w:r>
+        <w:rPr>
+          <w:rFonts w:cs="B Nazanin"/>
+        </w:rPr>
+        <w:t>st.subheader</w:t>
+      </w:r>
+      <w:proofErr w:type="spellEnd"/>
+      <w:proofErr w:type="gramEnd"/>
+      <w:r>
+        <w:rPr>
+          <w:rFonts w:cs="B Nazanin"/>
+        </w:rPr>
+        <w:t>("</w:t>
+      </w:r>
+      <w:r>
+        <w:rPr>
+          <w:rFonts w:ascii="Segoe UI Emoji" w:hAnsi="Segoe UI Emoji" w:cs="Segoe UI Emoji"/>
+        </w:rPr>
+        <w:t>📋</w:t>
+      </w:r>
+      <w:r>
+        <w:rPr>
+          <w:rFonts w:cs="B Nazanin"/>
+        </w:rPr>
+        <w:t xml:space="preserve"> </w:t>
+      </w:r>
+      <w:r>
+        <w:rPr>
+          <w:rFonts w:cs="B Nazanin"/>
+          <w:rtl/>
+          <w:lang w:bidi="ar-SA"/>
+        </w:rPr>
+        <w:t>گزارشات امنیتی</w:t>
+      </w:r>
+      <w:r>
+        <w:rPr>
+          <w:rFonts w:cs="B Nazanin"/>
+        </w:rPr>
+        <w:t xml:space="preserve"> (Audit Logs)")</w:t>
+      </w:r>
+    </w:p>
+    <w:p>
+      <w:pPr>
+        <w:bidi/>
+        <w:rPr>
+          <w:rFonts w:cs="B Nazanin"/>
+        </w:rPr>
+      </w:pPr>
+      <w:r>
+        <w:rPr>
+          <w:rFonts w:cs="B Nazanin"/>
+        </w:rPr>
+        <w:t xml:space="preserve">    </w:t>
+      </w:r>
+      <w:proofErr w:type="spellStart"/>
+      <w:r>
+        <w:rPr>
+          <w:rFonts w:cs="B Nazanin"/>
+        </w:rPr>
+        <w:t>db</w:t>
+      </w:r>
+      <w:proofErr w:type="spellEnd"/>
+      <w:r>
+        <w:rPr>
+          <w:rFonts w:cs="B Nazanin"/>
+        </w:rPr>
+        <w:t xml:space="preserve"> = </w:t>
+      </w:r>
+      <w:proofErr w:type="spellStart"/>
+      <w:proofErr w:type="gramStart"/>
+      <w:r>
+        <w:rPr>
+          <w:rFonts w:cs="B Nazanin"/>
+        </w:rPr>
+        <w:t>SessionLocal</w:t>
+      </w:r>
+      <w:proofErr w:type="spellEnd"/>
+      <w:r>
+        <w:rPr>
+          <w:rFonts w:cs="B Nazanin"/>
+        </w:rPr>
+        <w:t>(</w:t>
+      </w:r>
+      <w:proofErr w:type="gramEnd"/>
+      <w:r>
+        <w:rPr>
+          <w:rFonts w:cs="B Nazanin"/>
+        </w:rPr>
+        <w:t>)</w:t>
+      </w:r>
+    </w:p>
+    <w:p>
+      <w:pPr>
+        <w:bidi/>
+        <w:rPr>
+          <w:rFonts w:cs="B Nazanin"/>
+        </w:rPr>
+      </w:pPr>
+      <w:r>
+        <w:rPr>
+          <w:rFonts w:cs="B Nazanin"/>
+        </w:rPr>
+        <w:t xml:space="preserve">    logs = </w:t>
+      </w:r>
+      <w:proofErr w:type="gramStart"/>
+      <w:r>
+        <w:rPr>
+          <w:rFonts w:cs="B Nazanin"/>
+        </w:rPr>
+        <w:t>db.query</w:t>
+      </w:r>
+      <w:proofErr w:type="gramEnd"/>
+      <w:r>
+        <w:rPr>
+          <w:rFonts w:cs="B Nazanin"/>
+        </w:rPr>
+        <w:t>(AuditLog</w:t>
+      </w:r>
+      <w:proofErr w:type="gramStart"/>
+      <w:r>
+        <w:rPr>
+          <w:rFonts w:cs="B Nazanin"/>
+        </w:rPr>
+        <w:t>).order</w:t>
+      </w:r>
+      <w:proofErr w:type="gramEnd"/>
+      <w:r>
+        <w:rPr>
+          <w:rFonts w:cs="B Nazanin"/>
+        </w:rPr>
+        <w:t>_</w:t>
+      </w:r>
+      <w:proofErr w:type="gramStart"/>
+      <w:r>
+        <w:rPr>
+          <w:rFonts w:cs="B Nazanin"/>
+        </w:rPr>
+        <w:t>by(AuditLog.timestamp.desc</w:t>
+      </w:r>
+      <w:proofErr w:type="gramEnd"/>
+      <w:r>
+        <w:rPr>
+          <w:rFonts w:cs="B Nazanin"/>
+        </w:rPr>
+        <w:t>()</w:t>
+      </w:r>
+      <w:proofErr w:type="gramStart"/>
+      <w:r>
+        <w:rPr>
+          <w:rFonts w:cs="B Nazanin"/>
+        </w:rPr>
+        <w:t>).limit</w:t>
+      </w:r>
+      <w:proofErr w:type="gramEnd"/>
+      <w:r>
+        <w:rPr>
+          <w:rFonts w:cs="B Nazanin"/>
+        </w:rPr>
+        <w:t>(50</w:t>
+      </w:r>
+      <w:proofErr w:type="gramStart"/>
+      <w:r>
+        <w:rPr>
+          <w:rFonts w:cs="B Nazanin"/>
+        </w:rPr>
+        <w:t>).all</w:t>
+      </w:r>
+      <w:proofErr w:type="gramEnd"/>
+      <w:r>
+        <w:rPr>
+          <w:rFonts w:cs="B Nazanin"/>
+        </w:rPr>
+        <w:t>()</w:t>
+      </w:r>
+    </w:p>
+    <w:p>
+      <w:pPr>
+        <w:bidi/>
+        <w:rPr>
+          <w:rFonts w:cs="B Nazanin"/>
+        </w:rPr>
+      </w:pPr>
+      <w:r>
+        <w:rPr>
+          <w:rFonts w:cs="B Nazanin"/>
+        </w:rPr>
+        <w:t xml:space="preserve">    </w:t>
+      </w:r>
+      <w:proofErr w:type="spellStart"/>
+      <w:proofErr w:type="gramStart"/>
+      <w:r>
+        <w:rPr>
+          <w:rFonts w:cs="B Nazanin"/>
+        </w:rPr>
+        <w:t>st.table</w:t>
+      </w:r>
+      <w:proofErr w:type="spellEnd"/>
+      <w:proofErr w:type="gramEnd"/>
+      <w:r>
+        <w:rPr>
+          <w:rFonts w:cs="B Nazanin"/>
+        </w:rPr>
+        <w:t xml:space="preserve">([{"User ID": </w:t>
+      </w:r>
+      <w:proofErr w:type="spellStart"/>
+      <w:r>
+        <w:rPr>
+          <w:rFonts w:cs="B Nazanin"/>
+        </w:rPr>
+        <w:t>l.user_id</w:t>
+      </w:r>
+      <w:proofErr w:type="spellEnd"/>
+      <w:r>
+        <w:rPr>
+          <w:rFonts w:cs="B Nazanin"/>
+        </w:rPr>
+        <w:t xml:space="preserve">, "Action": </w:t>
+      </w:r>
+      <w:proofErr w:type="spellStart"/>
+      <w:proofErr w:type="gramStart"/>
+      <w:r>
+        <w:rPr>
+          <w:rFonts w:cs="B Nazanin"/>
+        </w:rPr>
+        <w:t>l.action</w:t>
+      </w:r>
+      <w:proofErr w:type="spellEnd"/>
+      <w:proofErr w:type="gramEnd"/>
+      <w:r>
+        <w:rPr>
+          <w:rFonts w:cs="B Nazanin"/>
+        </w:rPr>
+        <w:t xml:space="preserve">, "Target": </w:t>
+      </w:r>
+      <w:proofErr w:type="spellStart"/>
+      <w:proofErr w:type="gramStart"/>
+      <w:r>
+        <w:rPr>
+          <w:rFonts w:cs="B Nazanin"/>
+        </w:rPr>
+        <w:t>l.target</w:t>
+      </w:r>
+      <w:proofErr w:type="gramEnd"/>
+      <w:r>
+        <w:rPr>
+          <w:rFonts w:cs="B Nazanin"/>
+        </w:rPr>
+        <w:t>_value</w:t>
+      </w:r>
+      <w:proofErr w:type="spellEnd"/>
+      <w:r>
+        <w:rPr>
+          <w:rFonts w:cs="B Nazanin"/>
+        </w:rPr>
+        <w:t xml:space="preserve">, "Time": </w:t>
+      </w:r>
+      <w:proofErr w:type="spellStart"/>
+      <w:proofErr w:type="gramStart"/>
+      <w:r>
+        <w:rPr>
+          <w:rFonts w:cs="B Nazanin"/>
+        </w:rPr>
+        <w:t>l.timestamp</w:t>
+      </w:r>
+      <w:proofErr w:type="spellEnd"/>
+      <w:proofErr w:type="gramEnd"/>
+      <w:r>
+        <w:rPr>
+          <w:rFonts w:cs="B Nazanin"/>
+        </w:rPr>
+        <w:t>} for l in logs])</w:t>
+      </w:r>
+    </w:p>
+    <w:p>
+      <w:pPr>
+        <w:bidi/>
+        <w:rPr>
+          <w:rFonts w:cs="B Nazanin"/>
+        </w:rPr>
+      </w:pPr>
+      <w:r>
+        <w:rPr>
+          <w:rFonts w:cs="B Nazanin"/>
+        </w:rPr>
+        <w:t xml:space="preserve">    </w:t>
+      </w:r>
+      <w:proofErr w:type="spellStart"/>
+      <w:proofErr w:type="gramStart"/>
+      <w:r>
+        <w:rPr>
+          <w:rFonts w:cs="B Nazanin"/>
+        </w:rPr>
+        <w:t>db.close</w:t>
+      </w:r>
+      <w:proofErr w:type="spellEnd"/>
+      <w:proofErr w:type="gramEnd"/>
+      <w:r>
+        <w:rPr>
+          <w:rFonts w:cs="B Nazanin"/>
+        </w:rPr>
+        <w:t>()</w:t>
+      </w:r>
+    </w:p>
+    <w:p>
+      <w:pPr>
+        <w:bidi/>
+        <w:rPr>
+          <w:rFonts w:cs="B Nazanin"/>
+          <w:rtl/>
+        </w:rPr>
+      </w:pPr>
+      <w:r>
+        <w:rPr>
+          <w:rFonts w:cs="B Nazanin"/>
+          <w:b/>
+          <w:bCs/>
+          <w:rtl/>
+        </w:rPr>
+        <w:t>گام بعدی پیشنهادی</w:t>
+      </w:r>
+      <w:r>
+        <w:rPr>
+          <w:rFonts w:cs="B Nazanin"/>
+          <w:b/>
+          <w:bCs/>
+        </w:rPr>
+        <w:t>:</w:t>
+      </w:r>
+      <w:r>
+        <w:rPr>
+          <w:rFonts w:cs="B Nazanin"/>
+        </w:rPr>
+        <w:t xml:space="preserve"> </w:t>
+      </w:r>
+      <w:r>
+        <w:rPr>
+          <w:rFonts w:cs="B Nazanin"/>
+          <w:rtl/>
+        </w:rPr>
+        <w:t xml:space="preserve">آیا تمایل داری روی </w:t>
+      </w:r>
+      <w:r>
+        <w:rPr>
+          <w:rFonts w:cs="B Nazanin"/>
+          <w:b/>
+          <w:bCs/>
+          <w:rtl/>
+        </w:rPr>
+        <w:t>بهینه‌سازی رابط کاربری</w:t>
+      </w:r>
+      <w:r>
+        <w:rPr>
+          <w:rFonts w:cs="B Nazanin"/>
+          <w:b/>
+          <w:bCs/>
+        </w:rPr>
+        <w:t xml:space="preserve"> (UI/UX)</w:t>
+      </w:r>
+      <w:r>
+        <w:rPr>
+          <w:rFonts w:cs="B Nazanin"/>
+        </w:rPr>
+        <w:t xml:space="preserve"> </w:t>
+      </w:r>
+      <w:r>
+        <w:rPr>
+          <w:rFonts w:cs="B Nazanin"/>
+          <w:rtl/>
+        </w:rPr>
+        <w:t xml:space="preserve">برای موبایل کار کنیم یا می‌خواهی بخش </w:t>
+      </w:r>
+      <w:r>
+        <w:rPr>
+          <w:rFonts w:cs="B Nazanin"/>
+          <w:b/>
+          <w:bCs/>
+          <w:rtl/>
+        </w:rPr>
+        <w:t>تجزیه و تحلیل داده‌ها</w:t>
+      </w:r>
+      <w:r>
+        <w:rPr>
+          <w:rFonts w:cs="B Nazanin"/>
+          <w:b/>
+          <w:bCs/>
+        </w:rPr>
+        <w:t xml:space="preserve"> (Dashboard)</w:t>
+      </w:r>
+      <w:r>
+        <w:rPr>
+          <w:rFonts w:cs="B Nazanin"/>
+        </w:rPr>
+        <w:t xml:space="preserve"> </w:t>
+      </w:r>
+      <w:r>
+        <w:rPr>
+          <w:rFonts w:cs="B Nazanin"/>
+          <w:rtl/>
+        </w:rPr>
+        <w:t>را برای ادمین بسازیم؟</w:t>
+      </w:r>
+    </w:p>
+    <w:p>
+      <w:pPr>
+        <w:bidi/>
+        <w:rPr>
+          <w:rFonts w:cs="B Nazanin" w:hint="cs"/>
+          <w:rtl/>
+        </w:rPr>
+      </w:pPr>
+      <w:r>
+        <w:rPr>
+          <w:rFonts w:cs="B Nazanin" w:hint="cs"/>
+          <w:rtl/>
+        </w:rPr>
+        <w:t>==================================================================</w:t>
+      </w:r>
+    </w:p>
+    <w:p>
+      <w:pPr>
+        <w:bidi/>
+        <w:rPr>
+          <w:rFonts w:cs="B Nazanin"/>
+        </w:rPr>
+      </w:pPr>
+      <w:r>
+        <w:rPr>
+          <w:rFonts w:cs="B Nazanin"/>
+          <w:rtl/>
+          <w:lang w:bidi="ar-SA"/>
+        </w:rPr>
+        <w:t>حالا که سیستم بالا آمده، این دستورات داکر را گوشه ذهنت داشته باش:</w:t>
+      </w:r>
+    </w:p>
+    <w:p>
+      <w:pPr>
+        <w:numPr>
+          <w:ilvl w:val="0"/>
+          <w:numId w:val="7"/>
+        </w:numPr>
+        <w:bidi/>
+        <w:rPr>
+          <w:rFonts w:cs="B Nazanin"/>
+          <w:rtl/>
+          <w:lang w:bidi="ar-SA"/>
+        </w:rPr>
+      </w:pPr>
+      <w:r>
+        <w:rPr>
+          <w:rFonts w:cs="B Nazanin"/>
+          <w:b/>
+          <w:bCs/>
+          <w:rtl/>
+          <w:lang w:bidi="ar-SA"/>
+        </w:rPr>
+        <w:t>مشاهده لاگ‌ها در لحظه:</w:t>
+      </w:r>
+      <w:r>
+        <w:rPr>
+          <w:rFonts w:cs="B Nazanin"/>
+          <w:rtl/>
+          <w:lang w:bidi="ar-SA"/>
+        </w:rPr>
+        <w:t xml:space="preserve"> اگر خواستی ببینی وقتی دکمه جست‌وجو را می‌زنی چه اتفاقی می‌افتد:</w:t>
+      </w:r>
+    </w:p>
+    <w:p>
+      <w:pPr>
+        <w:bidi/>
+        <w:rPr>
+          <w:rFonts w:cs="B Nazanin"/>
+          <w:rtl/>
+          <w:lang w:bidi="ar-SA"/>
+        </w:rPr>
+      </w:pPr>
+      <w:r>
+        <w:rPr>
+          <w:rFonts w:cs="B Nazanin"/>
+        </w:rPr>
+        <w:t>PowerShell</w:t>
+      </w:r>
+    </w:p>
+    <w:p>
+      <w:pPr>
+        <w:bidi/>
+        <w:rPr>
+          <w:rFonts w:cs="B Nazanin"/>
+        </w:rPr>
+      </w:pPr>
+      <w:r>
+        <w:rPr>
+          <w:rFonts w:cs="B Nazanin"/>
+        </w:rPr>
+        <w:t xml:space="preserve">docker logs -f </w:t>
+      </w:r>
+      <w:proofErr w:type="spellStart"/>
+      <w:r>
+        <w:rPr>
+          <w:rFonts w:cs="B Nazanin"/>
+        </w:rPr>
+        <w:t>shipping_web</w:t>
+      </w:r>
+      <w:proofErr w:type="spellEnd"/>
+    </w:p>
+    <w:p>
+      <w:pPr>
+        <w:numPr>
+          <w:ilvl w:val="0"/>
+          <w:numId w:val="7"/>
+        </w:numPr>
+        <w:bidi/>
+        <w:rPr>
+          <w:rFonts w:cs="B Nazanin"/>
+          <w:rtl/>
+          <w:lang w:bidi="ar-SA"/>
+        </w:rPr>
+      </w:pPr>
+      <w:r>
+        <w:rPr>
+          <w:rFonts w:cs="B Nazanin"/>
+          <w:b/>
+          <w:bCs/>
+          <w:rtl/>
+          <w:lang w:bidi="ar-SA"/>
+        </w:rPr>
+        <w:t>توقف سیستم:</w:t>
+      </w:r>
+      <w:r>
+        <w:rPr>
+          <w:rFonts w:cs="B Nazanin"/>
+          <w:rtl/>
+          <w:lang w:bidi="ar-SA"/>
+        </w:rPr>
+        <w:t xml:space="preserve"> هر زمان کار تمام شد:</w:t>
+      </w:r>
+    </w:p>
+    <w:p>
+      <w:pPr>
+        <w:bidi/>
+        <w:rPr>
+          <w:rFonts w:cs="B Nazanin"/>
+          <w:rtl/>
+          <w:lang w:bidi="ar-SA"/>
+        </w:rPr>
+      </w:pPr>
+      <w:r>
+        <w:rPr>
+          <w:rFonts w:cs="B Nazanin"/>
+        </w:rPr>
+        <w:t>PowerShell</w:t>
+      </w:r>
+    </w:p>
+    <w:p>
+      <w:pPr>
+        <w:bidi/>
+        <w:rPr>
+          <w:rFonts w:cs="B Nazanin"/>
+        </w:rPr>
+      </w:pPr>
+      <w:r>
+        <w:rPr>
+          <w:rFonts w:cs="B Nazanin"/>
+        </w:rPr>
+        <w:t>docker-compose stop</w:t>
+      </w:r>
+    </w:p>
+    <w:p>
+      <w:pPr>
+        <w:numPr>
+          <w:ilvl w:val="0"/>
+          <w:numId w:val="7"/>
+        </w:numPr>
+        <w:bidi/>
+        <w:rPr>
+          <w:rFonts w:cs="B Nazanin"/>
+          <w:rtl/>
+          <w:lang w:bidi="ar-SA"/>
+        </w:rPr>
+      </w:pPr>
+      <w:r>
+        <w:rPr>
+          <w:rFonts w:cs="B Nazanin"/>
+          <w:b/>
+          <w:bCs/>
+          <w:rtl/>
+          <w:lang w:bidi="ar-SA"/>
+        </w:rPr>
+        <w:t>شروع مجدد (بدون بیلد دوباره):</w:t>
+      </w:r>
+    </w:p>
+    <w:p>
+      <w:pPr>
+        <w:bidi/>
+        <w:rPr>
+          <w:rFonts w:cs="B Nazanin"/>
+          <w:rtl/>
+          <w:lang w:bidi="ar-SA"/>
+        </w:rPr>
+      </w:pPr>
+      <w:r>
+        <w:rPr>
+          <w:rFonts w:cs="B Nazanin"/>
+        </w:rPr>
+        <w:t>PowerShell</w:t>
+      </w:r>
+    </w:p>
+    <w:p>
+      <w:pPr>
+        <w:bidi/>
+        <w:rPr>
+          <w:rFonts w:cs="B Nazanin"/>
+          <w:rtl/>
+          <w:lang w:bidi="ar-SA"/>
+        </w:rPr>
+      </w:pPr>
+      <w:r>
+        <w:rPr>
+          <w:rFonts w:cs="B Nazanin"/>
+        </w:rPr>
+        <w:t>docker-compose start</w:t>
+      </w:r>
+    </w:p>
+    <w:p>
+      <w:pPr>
+        <w:bidi/>
+        <w:rPr>
+          <w:rFonts w:cs="B Nazanin"/>
+          <w:rtl/>
+        </w:rPr>
+      </w:pPr>
+      <w:r>
+        <w:rPr>
+          <w:rFonts w:cs="B Nazanin" w:hint="cs"/>
+          <w:rtl/>
+        </w:rPr>
+        <w:t>===============================================================</w:t>
+      </w:r>
+    </w:p>
+    <w:p>
+      <w:pPr>
+        <w:bidi/>
+        <w:rPr>
+          <w:rFonts w:cs="B Nazanin"/>
+        </w:rPr>
+      </w:pPr>
+      <w:r>
+        <w:rPr>
+          <w:rFonts w:cs="B Nazanin"/>
+          <w:rtl/>
+          <w:lang w:bidi="ar-SA"/>
+        </w:rPr>
+        <w:t>اگر بخواهی این پروژه را به دیگران نشان بدهی یا روی سرور واقعی ببری، یادت باشد:</w:t>
+      </w:r>
+    </w:p>
+    <w:p>
+      <w:pPr>
+        <w:numPr>
+          <w:ilvl w:val="0"/>
+          <w:numId w:val="8"/>
+        </w:numPr>
+        <w:bidi/>
+        <w:rPr>
+          <w:rFonts w:cs="B Nazanin"/>
+          <w:rtl/>
+          <w:lang w:bidi="ar-SA"/>
+        </w:rPr>
+      </w:pPr>
+      <w:r>
+        <w:rPr>
+          <w:rFonts w:cs="B Nazanin"/>
+          <w:b/>
+          <w:bCs/>
+          <w:rtl/>
+          <w:lang w:bidi="ar-SA"/>
+        </w:rPr>
+        <w:t>فایل .</w:t>
+      </w:r>
+      <w:r>
+        <w:rPr>
+          <w:rFonts w:cs="B Nazanin"/>
+          <w:b/>
+          <w:bCs/>
+        </w:rPr>
+        <w:t>env</w:t>
+      </w:r>
+      <w:r>
+        <w:rPr>
+          <w:rFonts w:cs="B Nazanin"/>
+          <w:b/>
+          <w:bCs/>
+          <w:rtl/>
+          <w:lang w:bidi="ar-SA"/>
+        </w:rPr>
+        <w:t>:</w:t>
+      </w:r>
+      <w:r>
+        <w:rPr>
+          <w:rFonts w:cs="B Nazanin"/>
+          <w:rtl/>
+          <w:lang w:bidi="ar-SA"/>
+        </w:rPr>
+        <w:t xml:space="preserve"> حتماً پسوردهای پیش‌فرض را به پسوردهای پیچیده‌تر تغییر بده.</w:t>
+      </w:r>
+    </w:p>
+    <w:p>
+      <w:pPr>
+        <w:numPr>
+          <w:ilvl w:val="0"/>
+          <w:numId w:val="8"/>
+        </w:numPr>
+        <w:bidi/>
+        <w:rPr>
+          <w:rFonts w:cs="B Nazanin"/>
+          <w:rtl/>
+          <w:lang w:bidi="ar-SA"/>
+        </w:rPr>
+      </w:pPr>
+      <w:r>
+        <w:rPr>
+          <w:rFonts w:cs="B Nazanin"/>
+          <w:b/>
+          <w:bCs/>
+          <w:rtl/>
+          <w:lang w:bidi="ar-SA"/>
+        </w:rPr>
+        <w:t>پورت‌ها:</w:t>
+      </w:r>
+      <w:r>
+        <w:rPr>
+          <w:rFonts w:cs="B Nazanin"/>
+          <w:rtl/>
+          <w:lang w:bidi="ar-SA"/>
+        </w:rPr>
+        <w:t xml:space="preserve"> اگر سرور تو فایروال دارد، باید پورت </w:t>
+      </w:r>
+      <w:r>
+        <w:rPr>
+          <w:rFonts w:cs="B Nazanin"/>
+          <w:b/>
+          <w:bCs/>
+          <w:rtl/>
+        </w:rPr>
+        <w:t>۸۵۰۱</w:t>
+      </w:r>
+      <w:r>
+        <w:rPr>
+          <w:rFonts w:cs="B Nazanin"/>
+          <w:rtl/>
+          <w:lang w:bidi="ar-SA"/>
+        </w:rPr>
+        <w:t xml:space="preserve"> را باز کنی.</w:t>
+      </w:r>
+    </w:p>
+    <w:p>
+      <w:pPr>
+        <w:numPr>
+          <w:ilvl w:val="0"/>
+          <w:numId w:val="8"/>
+        </w:numPr>
+        <w:bidi/>
+        <w:rPr>
+          <w:rFonts w:cs="B Nazanin"/>
+          <w:rtl/>
+          <w:lang w:bidi="ar-SA"/>
+        </w:rPr>
+      </w:pPr>
+      <w:r>
+        <w:rPr>
+          <w:rFonts w:cs="B Nazanin"/>
+          <w:b/>
+          <w:bCs/>
+          <w:rtl/>
+          <w:lang w:bidi="ar-SA"/>
+        </w:rPr>
+        <w:lastRenderedPageBreak/>
+        <w:t>فایل‌های سنگین:</w:t>
+      </w:r>
+      <w:r>
+        <w:rPr>
+          <w:rFonts w:cs="B Nazanin"/>
+          <w:rtl/>
+          <w:lang w:bidi="ar-SA"/>
+        </w:rPr>
+        <w:t xml:space="preserve"> اگر حجم اکسل‌ها زیاد شد، بهتر است به جای بازسازی کل جدول در هر بار </w:t>
+      </w:r>
+      <w:r>
+        <w:rPr>
+          <w:rFonts w:cs="B Nazanin"/>
+        </w:rPr>
+        <w:t>migration</w:t>
+      </w:r>
+      <w:r>
+        <w:rPr>
+          <w:rFonts w:cs="B Nazanin"/>
+          <w:rtl/>
+          <w:lang w:bidi="ar-SA"/>
+        </w:rPr>
+        <w:t xml:space="preserve"> (که با </w:t>
+      </w:r>
+      <w:r>
+        <w:rPr>
+          <w:rFonts w:cs="B Nazanin"/>
+        </w:rPr>
+        <w:t>replace</w:t>
+      </w:r>
+      <w:r>
+        <w:rPr>
+          <w:rFonts w:cs="B Nazanin"/>
+          <w:rtl/>
+          <w:lang w:bidi="ar-SA"/>
+        </w:rPr>
+        <w:t xml:space="preserve"> انجام دادیم)، فقط ردیف‌های جدید را شناسایی و </w:t>
+      </w:r>
+      <w:r>
+        <w:rPr>
+          <w:rFonts w:cs="B Nazanin"/>
+        </w:rPr>
+        <w:t>append</w:t>
+      </w:r>
+      <w:r>
+        <w:rPr>
+          <w:rFonts w:cs="B Nazanin"/>
+          <w:rtl/>
+          <w:lang w:bidi="ar-SA"/>
+        </w:rPr>
+        <w:t xml:space="preserve"> کنی.</w:t>
+      </w:r>
+    </w:p>
+    <w:p>
+      <w:pPr>
+        <w:bidi/>
+        <w:rPr>
+          <w:rFonts w:cs="B Nazanin"/>
+          <w:rtl/>
+        </w:rPr>
+      </w:pPr>
+      <w:r>
+        <w:rPr>
+          <w:rFonts w:cs="B Nazanin" w:hint="cs"/>
+          <w:rtl/>
+        </w:rPr>
+        <w:t>======================================================</w:t>
+      </w:r>
+    </w:p>
+    <w:p>
+      <w:pPr>
+        <w:bidi/>
+        <w:rPr>
+          <w:rFonts w:cs="B Nazanin"/>
+        </w:rPr>
+      </w:pPr>
+      <w:r>
+        <w:rPr>
+          <w:rFonts w:cs="B Nazanin"/>
+          <w:rtl/>
+          <w:lang w:bidi="ar-SA"/>
+        </w:rPr>
+        <w:t>ما مسیر پرچالشی را طی کردیم و از یک فایل اکسل پراکنده، به یک سیستم مدیریت لجستیک مدرن و کانتینری (</w:t>
+      </w:r>
+      <w:r>
+        <w:rPr>
+          <w:rFonts w:cs="B Nazanin"/>
+        </w:rPr>
+        <w:t>Containerized</w:t>
+      </w:r>
+      <w:r>
+        <w:rPr>
+          <w:rFonts w:cs="B Nazanin"/>
+          <w:rtl/>
+          <w:lang w:bidi="ar-SA"/>
+        </w:rPr>
+        <w:t>) رسیدیم. در اینجا خلاصه‌ی وضعیت مهندسی پروژه‌ تا این لحظه آورده شده است:</w:t>
+      </w:r>
+    </w:p>
+    <w:p>
+      <w:pPr>
+        <w:bidi/>
+        <w:rPr>
+          <w:rFonts w:cs="B Nazanin"/>
+          <w:rtl/>
+          <w:lang w:bidi="ar-SA"/>
+        </w:rPr>
+      </w:pPr>
+      <w:r>
+        <w:rPr>
+          <w:rFonts w:cs="B Nazanin"/>
+        </w:rPr>
+        <w:pict w14:anchorId="1605E5A4">
+          <v:rect id="_x0000_i1079" style="width:0;height:1.5pt" o:hralign="center" o:hrstd="t" o:hr="t" fillcolor="#a0a0a0" stroked="f"/>
+        </w:pict>
+      </w:r>
+    </w:p>
+    <w:p>
+      <w:pPr>
+        <w:bidi/>
+        <w:rPr>
+          <w:rFonts w:cs="B Nazanin"/>
+          <w:b/>
+          <w:bCs/>
+        </w:rPr>
+      </w:pPr>
+      <w:r>
+        <w:rPr>
+          <w:rFonts w:cs="B Nazanin"/>
+          <w:b/>
+          <w:bCs/>
+          <w:rtl/>
+        </w:rPr>
+        <w:t xml:space="preserve">۱. </w:t>
+      </w:r>
+      <w:r>
+        <w:rPr>
+          <w:rFonts w:cs="B Nazanin"/>
+          <w:b/>
+          <w:bCs/>
+          <w:rtl/>
+          <w:lang w:bidi="ar-SA"/>
+        </w:rPr>
+        <w:t>زیرساخت و دیتابیس (</w:t>
+      </w:r>
+      <w:r>
+        <w:rPr>
+          <w:rFonts w:cs="B Nazanin"/>
+          <w:b/>
+          <w:bCs/>
+        </w:rPr>
+        <w:t>Infrastructure</w:t>
+      </w:r>
+      <w:r>
+        <w:rPr>
+          <w:rFonts w:cs="B Nazanin"/>
+          <w:b/>
+          <w:bCs/>
+          <w:rtl/>
+          <w:lang w:bidi="ar-SA"/>
+        </w:rPr>
+        <w:t>)</w:t>
+      </w:r>
+    </w:p>
+    <w:p>
+      <w:pPr>
+        <w:numPr>
+          <w:ilvl w:val="0"/>
+          <w:numId w:val="9"/>
+        </w:numPr>
+        <w:bidi/>
+        <w:rPr>
+          <w:rFonts w:cs="B Nazanin"/>
+          <w:rtl/>
+          <w:lang w:bidi="ar-SA"/>
+        </w:rPr>
+      </w:pPr>
+      <w:r>
+        <w:rPr>
+          <w:rFonts w:cs="B Nazanin"/>
+          <w:b/>
+          <w:bCs/>
+        </w:rPr>
+        <w:t>PostgreSQL</w:t>
+      </w:r>
+      <w:r>
+        <w:rPr>
+          <w:rFonts w:cs="B Nazanin"/>
+          <w:b/>
+          <w:bCs/>
+          <w:rtl/>
+          <w:lang w:bidi="ar-SA"/>
+        </w:rPr>
+        <w:t xml:space="preserve"> در </w:t>
+      </w:r>
+      <w:r>
+        <w:rPr>
+          <w:rFonts w:cs="B Nazanin"/>
+          <w:b/>
+          <w:bCs/>
+        </w:rPr>
+        <w:t>Docker</w:t>
+      </w:r>
+      <w:r>
+        <w:rPr>
+          <w:rFonts w:cs="B Nazanin"/>
+          <w:b/>
+          <w:bCs/>
+          <w:rtl/>
+          <w:lang w:bidi="ar-SA"/>
+        </w:rPr>
+        <w:t>:</w:t>
+      </w:r>
+      <w:r>
+        <w:rPr>
+          <w:rFonts w:cs="B Nazanin"/>
+          <w:rtl/>
+          <w:lang w:bidi="ar-SA"/>
+        </w:rPr>
+        <w:t xml:space="preserve"> دیتابیس پروژه را در یک کانتینر ایزوله راه‌اندازی کردیم. داده‌ها با استفاده از </w:t>
+      </w:r>
+      <w:r>
+        <w:rPr>
+          <w:rFonts w:cs="B Nazanin"/>
+          <w:b/>
+          <w:bCs/>
+        </w:rPr>
+        <w:t>Volumes</w:t>
+      </w:r>
+      <w:r>
+        <w:rPr>
+          <w:rFonts w:cs="B Nazanin"/>
+          <w:rtl/>
+          <w:lang w:bidi="ar-SA"/>
+        </w:rPr>
+        <w:t xml:space="preserve"> دائمی شده‌اند تا با بستن داکر از بین نروند.</w:t>
+      </w:r>
+    </w:p>
+    <w:p>
+      <w:pPr>
+        <w:numPr>
+          <w:ilvl w:val="0"/>
+          <w:numId w:val="9"/>
+        </w:numPr>
+        <w:bidi/>
+        <w:rPr>
+          <w:rFonts w:cs="B Nazanin"/>
+          <w:rtl/>
+          <w:lang w:bidi="ar-SA"/>
+        </w:rPr>
+      </w:pPr>
+      <w:r>
+        <w:rPr>
+          <w:rFonts w:cs="B Nazanin"/>
+          <w:b/>
+          <w:bCs/>
+          <w:rtl/>
+          <w:lang w:bidi="ar-SA"/>
+        </w:rPr>
+        <w:t>تجمیع داده‌ها (</w:t>
+      </w:r>
+      <w:r>
+        <w:rPr>
+          <w:rFonts w:cs="B Nazanin"/>
+          <w:b/>
+          <w:bCs/>
+        </w:rPr>
+        <w:t>Unified Table</w:t>
+      </w:r>
+      <w:r>
+        <w:rPr>
+          <w:rFonts w:cs="B Nazanin"/>
+          <w:b/>
+          <w:bCs/>
+          <w:rtl/>
+          <w:lang w:bidi="ar-SA"/>
+        </w:rPr>
+        <w:t>):</w:t>
+      </w:r>
+      <w:r>
+        <w:rPr>
+          <w:rFonts w:cs="B Nazanin"/>
+          <w:rtl/>
+          <w:lang w:bidi="ar-SA"/>
+        </w:rPr>
+        <w:t xml:space="preserve"> دو فایل اکسل مجزای </w:t>
+      </w:r>
+      <w:r>
+        <w:rPr>
+          <w:rFonts w:cs="B Nazanin"/>
+          <w:b/>
+          <w:bCs/>
+        </w:rPr>
+        <w:t>Import</w:t>
+      </w:r>
+      <w:r>
+        <w:rPr>
+          <w:rFonts w:cs="B Nazanin"/>
+          <w:rtl/>
+          <w:lang w:bidi="ar-SA"/>
+        </w:rPr>
+        <w:t xml:space="preserve"> و </w:t>
+      </w:r>
+      <w:r>
+        <w:rPr>
+          <w:rFonts w:cs="B Nazanin"/>
+          <w:b/>
+          <w:bCs/>
+        </w:rPr>
+        <w:t>Export</w:t>
+      </w:r>
+      <w:r>
+        <w:rPr>
+          <w:rFonts w:cs="B Nazanin"/>
+          <w:rtl/>
+          <w:lang w:bidi="ar-SA"/>
+        </w:rPr>
+        <w:t xml:space="preserve"> را که ستون‌های متفاوتی داشتند، با استفاده از پایتون و پانداز تمیزکاری (</w:t>
+      </w:r>
+      <w:r>
+        <w:rPr>
+          <w:rFonts w:cs="B Nazanin"/>
+        </w:rPr>
+        <w:t>Cleaning</w:t>
+      </w:r>
+      <w:r>
+        <w:rPr>
+          <w:rFonts w:cs="B Nazanin"/>
+          <w:rtl/>
+          <w:lang w:bidi="ar-SA"/>
+        </w:rPr>
+        <w:t xml:space="preserve">) و در یک جدول واحد به نام </w:t>
+      </w:r>
+      <w:r>
+        <w:rPr>
+          <w:rFonts w:cs="B Nazanin"/>
+        </w:rPr>
+        <w:t>shipments</w:t>
+      </w:r>
+      <w:r>
+        <w:rPr>
+          <w:rFonts w:cs="B Nazanin"/>
+          <w:rtl/>
+          <w:lang w:bidi="ar-SA"/>
+        </w:rPr>
+        <w:t xml:space="preserve"> تجمیع کردیم.</w:t>
+      </w:r>
+    </w:p>
+    <w:p>
+      <w:pPr>
+        <w:numPr>
+          <w:ilvl w:val="0"/>
+          <w:numId w:val="9"/>
+        </w:numPr>
+        <w:bidi/>
+        <w:rPr>
+          <w:rFonts w:cs="B Nazanin"/>
+          <w:rtl/>
+          <w:lang w:bidi="ar-SA"/>
+        </w:rPr>
+      </w:pPr>
+      <w:r>
+        <w:rPr>
+          <w:rFonts w:cs="B Nazanin"/>
+          <w:b/>
+          <w:bCs/>
+        </w:rPr>
+        <w:t>Schema Alignment</w:t>
+      </w:r>
+      <w:r>
+        <w:rPr>
+          <w:rFonts w:cs="B Nazanin"/>
+          <w:b/>
+          <w:bCs/>
+          <w:rtl/>
+          <w:lang w:bidi="ar-SA"/>
+        </w:rPr>
+        <w:t>:</w:t>
+      </w:r>
+      <w:r>
+        <w:rPr>
+          <w:rFonts w:cs="B Nazanin"/>
+          <w:rtl/>
+          <w:lang w:bidi="ar-SA"/>
+        </w:rPr>
+        <w:t xml:space="preserve"> سیستم به گونه‌ای طراحی شده که تفاوت ستون‌ها را با مقادیر </w:t>
+      </w:r>
+      <w:r>
+        <w:rPr>
+          <w:rFonts w:cs="B Nazanin"/>
+        </w:rPr>
+        <w:t>NULL</w:t>
+      </w:r>
+      <w:r>
+        <w:rPr>
+          <w:rFonts w:cs="B Nazanin"/>
+          <w:rtl/>
+          <w:lang w:bidi="ar-SA"/>
+        </w:rPr>
+        <w:t xml:space="preserve"> مدیریت می‌کند تا جست‌وجو در کل بارها به صورت یکپارچه انجام شود.</w:t>
+      </w:r>
+    </w:p>
+    <w:p>
+      <w:pPr>
+        <w:bidi/>
+        <w:rPr>
+          <w:rFonts w:cs="B Nazanin"/>
+          <w:rtl/>
+          <w:lang w:bidi="ar-SA"/>
+        </w:rPr>
+      </w:pPr>
+      <w:r>
+        <w:rPr>
+          <w:rFonts w:cs="B Nazanin"/>
+        </w:rPr>
+        <w:pict w14:anchorId="7B479007">
+          <v:rect id="_x0000_i1080" style="width:0;height:1.5pt" o:hralign="center" o:hrstd="t" o:hr="t" fillcolor="#a0a0a0" stroked="f"/>
+        </w:pict>
+      </w:r>
+    </w:p>
+    <w:p>
+      <w:pPr>
+        <w:bidi/>
+        <w:rPr>
+          <w:rFonts w:cs="B Nazanin"/>
+          <w:b/>
+          <w:bCs/>
+        </w:rPr>
+      </w:pPr>
+      <w:r>
+        <w:rPr>
+          <w:rFonts w:cs="B Nazanin"/>
+          <w:b/>
+          <w:bCs/>
+          <w:rtl/>
+        </w:rPr>
+        <w:t xml:space="preserve">۲. </w:t>
+      </w:r>
+      <w:r>
+        <w:rPr>
+          <w:rFonts w:cs="B Nazanin"/>
+          <w:b/>
+          <w:bCs/>
+          <w:rtl/>
+          <w:lang w:bidi="ar-SA"/>
+        </w:rPr>
+        <w:t>امنیت و مدیریت کاربران (</w:t>
+      </w:r>
+      <w:r>
+        <w:rPr>
+          <w:rFonts w:cs="B Nazanin"/>
+          <w:b/>
+          <w:bCs/>
+        </w:rPr>
+        <w:t>Security</w:t>
+      </w:r>
+      <w:r>
+        <w:rPr>
+          <w:rFonts w:cs="B Nazanin"/>
+          <w:b/>
+          <w:bCs/>
+          <w:rtl/>
+          <w:lang w:bidi="ar-SA"/>
+        </w:rPr>
+        <w:t xml:space="preserve"> &amp; </w:t>
+      </w:r>
+      <w:r>
+        <w:rPr>
+          <w:rFonts w:cs="B Nazanin"/>
+          <w:b/>
+          <w:bCs/>
+        </w:rPr>
+        <w:t>Auth</w:t>
+      </w:r>
+      <w:r>
+        <w:rPr>
+          <w:rFonts w:cs="B Nazanin"/>
+          <w:b/>
+          <w:bCs/>
+          <w:rtl/>
+          <w:lang w:bidi="ar-SA"/>
+        </w:rPr>
+        <w:t>)</w:t>
+      </w:r>
+    </w:p>
+    <w:p>
+      <w:pPr>
+        <w:numPr>
+          <w:ilvl w:val="0"/>
+          <w:numId w:val="10"/>
+        </w:numPr>
+        <w:bidi/>
+        <w:rPr>
+          <w:rFonts w:cs="B Nazanin"/>
+          <w:rtl/>
+          <w:lang w:bidi="ar-SA"/>
+        </w:rPr>
+      </w:pPr>
+      <w:r>
+        <w:rPr>
+          <w:rFonts w:cs="B Nazanin"/>
+          <w:b/>
+          <w:bCs/>
+        </w:rPr>
+        <w:t>Authentication</w:t>
+      </w:r>
+      <w:r>
+        <w:rPr>
+          <w:rFonts w:cs="B Nazanin"/>
+          <w:b/>
+          <w:bCs/>
+          <w:rtl/>
+          <w:lang w:bidi="ar-SA"/>
+        </w:rPr>
+        <w:t>:</w:t>
+      </w:r>
+      <w:r>
+        <w:rPr>
+          <w:rFonts w:cs="B Nazanin"/>
+          <w:rtl/>
+          <w:lang w:bidi="ar-SA"/>
+        </w:rPr>
+        <w:t xml:space="preserve"> سیستم ثبت‌نام و ورود طراحی شد. پسوردها به هیچ وجه به صورت متن ساده ذخیره نمی‌شوند و با الگوریتم </w:t>
+      </w:r>
+      <w:proofErr w:type="spellStart"/>
+      <w:r>
+        <w:rPr>
+          <w:rFonts w:cs="B Nazanin"/>
+          <w:b/>
+          <w:bCs/>
+        </w:rPr>
+        <w:t>Bcrypt</w:t>
+      </w:r>
+      <w:proofErr w:type="spellEnd"/>
+      <w:r>
+        <w:rPr>
+          <w:rFonts w:cs="B Nazanin"/>
+          <w:rtl/>
+          <w:lang w:bidi="ar-SA"/>
+        </w:rPr>
+        <w:t xml:space="preserve"> هش (</w:t>
+      </w:r>
+      <w:r>
+        <w:rPr>
+          <w:rFonts w:cs="B Nazanin"/>
+        </w:rPr>
+        <w:t>Hash</w:t>
+      </w:r>
+      <w:r>
+        <w:rPr>
+          <w:rFonts w:cs="B Nazanin"/>
+          <w:rtl/>
+          <w:lang w:bidi="ar-SA"/>
+        </w:rPr>
+        <w:t>) شده‌اند.</w:t>
+      </w:r>
+    </w:p>
+    <w:p>
+      <w:pPr>
+        <w:numPr>
+          <w:ilvl w:val="0"/>
+          <w:numId w:val="10"/>
+        </w:numPr>
+        <w:bidi/>
+        <w:rPr>
+          <w:rFonts w:cs="B Nazanin"/>
+          <w:rtl/>
+          <w:lang w:bidi="ar-SA"/>
+        </w:rPr>
+      </w:pPr>
+      <w:r>
+        <w:rPr>
+          <w:rFonts w:cs="B Nazanin"/>
+          <w:b/>
+          <w:bCs/>
+        </w:rPr>
+        <w:t>RBAC</w:t>
+      </w:r>
+      <w:r>
+        <w:rPr>
+          <w:rFonts w:cs="B Nazanin"/>
+          <w:b/>
+          <w:bCs/>
+          <w:rtl/>
+          <w:lang w:bidi="ar-SA"/>
+        </w:rPr>
+        <w:t xml:space="preserve"> (سطوح دسترسی):</w:t>
+      </w:r>
+      <w:r>
+        <w:rPr>
+          <w:rFonts w:cs="B Nazanin"/>
+          <w:rtl/>
+          <w:lang w:bidi="ar-SA"/>
+        </w:rPr>
+        <w:t xml:space="preserve"> دو نقش کاربری تعریف کردیم:</w:t>
+      </w:r>
+    </w:p>
+    <w:p>
+      <w:pPr>
+        <w:numPr>
+          <w:ilvl w:val="1"/>
+          <w:numId w:val="10"/>
+        </w:numPr>
+        <w:bidi/>
+        <w:rPr>
+          <w:rFonts w:cs="B Nazanin"/>
+          <w:rtl/>
+          <w:lang w:bidi="ar-SA"/>
+        </w:rPr>
+      </w:pPr>
+      <w:r>
+        <w:rPr>
+          <w:rFonts w:cs="B Nazanin"/>
+          <w:b/>
+          <w:bCs/>
+        </w:rPr>
+        <w:t>Admin</w:t>
+      </w:r>
+      <w:r>
+        <w:rPr>
+          <w:rFonts w:cs="B Nazanin"/>
+          <w:b/>
+          <w:bCs/>
+          <w:rtl/>
+          <w:lang w:bidi="ar-SA"/>
+        </w:rPr>
+        <w:t>:</w:t>
+      </w:r>
+      <w:r>
+        <w:rPr>
+          <w:rFonts w:cs="B Nazanin"/>
+          <w:rtl/>
+          <w:lang w:bidi="ar-SA"/>
+        </w:rPr>
+        <w:t xml:space="preserve"> دسترسی به لیست کاربران، لاگ‌ها و مدیریت کل سیستم.</w:t>
+      </w:r>
+    </w:p>
+    <w:p>
+      <w:pPr>
+        <w:numPr>
+          <w:ilvl w:val="1"/>
+          <w:numId w:val="10"/>
+        </w:numPr>
+        <w:bidi/>
+        <w:rPr>
+          <w:rFonts w:cs="B Nazanin"/>
+          <w:rtl/>
+          <w:lang w:bidi="ar-SA"/>
+        </w:rPr>
+      </w:pPr>
+      <w:r>
+        <w:rPr>
+          <w:rFonts w:cs="B Nazanin"/>
+          <w:b/>
+          <w:bCs/>
+        </w:rPr>
+        <w:t>User</w:t>
+      </w:r>
+      <w:r>
+        <w:rPr>
+          <w:rFonts w:cs="B Nazanin"/>
+          <w:b/>
+          <w:bCs/>
+          <w:rtl/>
+          <w:lang w:bidi="ar-SA"/>
+        </w:rPr>
+        <w:t>:</w:t>
+      </w:r>
+      <w:r>
+        <w:rPr>
+          <w:rFonts w:cs="B Nazanin"/>
+          <w:rtl/>
+          <w:lang w:bidi="ar-SA"/>
+        </w:rPr>
+        <w:t xml:space="preserve"> صرفاً دسترسی به فرم جست‌وجوی کانتینر.</w:t>
+      </w:r>
+    </w:p>
+    <w:p>
+      <w:pPr>
+        <w:numPr>
+          <w:ilvl w:val="0"/>
+          <w:numId w:val="10"/>
+        </w:numPr>
+        <w:bidi/>
+        <w:rPr>
+          <w:rFonts w:cs="B Nazanin"/>
+          <w:rtl/>
+          <w:lang w:bidi="ar-SA"/>
+        </w:rPr>
+      </w:pPr>
+      <w:r>
+        <w:rPr>
+          <w:rFonts w:cs="B Nazanin"/>
+          <w:b/>
+          <w:bCs/>
+        </w:rPr>
+        <w:t>SQL Injection Prevention</w:t>
+      </w:r>
+      <w:r>
+        <w:rPr>
+          <w:rFonts w:cs="B Nazanin"/>
+          <w:b/>
+          <w:bCs/>
+          <w:rtl/>
+          <w:lang w:bidi="ar-SA"/>
+        </w:rPr>
+        <w:t>:</w:t>
+      </w:r>
+      <w:r>
+        <w:rPr>
+          <w:rFonts w:cs="B Nazanin"/>
+          <w:rtl/>
+          <w:lang w:bidi="ar-SA"/>
+        </w:rPr>
+        <w:t xml:space="preserve"> تمام کوئری‌های سمت دیتابیس با استفاده از </w:t>
+      </w:r>
+      <w:r>
+        <w:rPr>
+          <w:rFonts w:cs="B Nazanin"/>
+          <w:b/>
+          <w:bCs/>
+        </w:rPr>
+        <w:t>Parameter Binding</w:t>
+      </w:r>
+      <w:r>
+        <w:rPr>
+          <w:rFonts w:cs="B Nazanin"/>
+          <w:rtl/>
+          <w:lang w:bidi="ar-SA"/>
+        </w:rPr>
+        <w:t xml:space="preserve"> در </w:t>
+      </w:r>
+      <w:proofErr w:type="spellStart"/>
+      <w:r>
+        <w:rPr>
+          <w:rFonts w:cs="B Nazanin"/>
+        </w:rPr>
+        <w:t>SQLAlchemy</w:t>
+      </w:r>
+      <w:proofErr w:type="spellEnd"/>
+      <w:r>
+        <w:rPr>
+          <w:rFonts w:cs="B Nazanin"/>
+          <w:rtl/>
+          <w:lang w:bidi="ar-SA"/>
+        </w:rPr>
+        <w:t xml:space="preserve"> ایمن شده‌اند.</w:t>
+      </w:r>
+    </w:p>
+    <w:p>
+      <w:pPr>
+        <w:bidi/>
+        <w:rPr>
+          <w:rFonts w:cs="B Nazanin"/>
+          <w:rtl/>
+          <w:lang w:bidi="ar-SA"/>
+        </w:rPr>
+      </w:pPr>
+      <w:r>
+        <w:rPr>
+          <w:rFonts w:cs="B Nazanin"/>
+        </w:rPr>
+        <w:pict w14:anchorId="036D5961">
+          <v:rect id="_x0000_i1081" style="width:0;height:1.5pt" o:hralign="center" o:hrstd="t" o:hr="t" fillcolor="#a0a0a0" stroked="f"/>
+        </w:pict>
+      </w:r>
+    </w:p>
+    <w:p>
+      <w:pPr>
+        <w:bidi/>
+        <w:rPr>
+          <w:rFonts w:cs="B Nazanin"/>
+          <w:b/>
+          <w:bCs/>
+        </w:rPr>
+      </w:pPr>
+      <w:r>
+        <w:rPr>
+          <w:rFonts w:cs="B Nazanin"/>
+          <w:b/>
+          <w:bCs/>
+          <w:rtl/>
+        </w:rPr>
+        <w:t xml:space="preserve">۳. </w:t>
+      </w:r>
+      <w:r>
+        <w:rPr>
+          <w:rFonts w:cs="B Nazanin"/>
+          <w:b/>
+          <w:bCs/>
+          <w:rtl/>
+          <w:lang w:bidi="ar-SA"/>
+        </w:rPr>
+        <w:t>توسعه اپلیکیشن (</w:t>
+      </w:r>
+      <w:r>
+        <w:rPr>
+          <w:rFonts w:cs="B Nazanin"/>
+          <w:b/>
+          <w:bCs/>
+        </w:rPr>
+        <w:t>Frontend/Backend</w:t>
+      </w:r>
+      <w:r>
+        <w:rPr>
+          <w:rFonts w:cs="B Nazanin"/>
+          <w:b/>
+          <w:bCs/>
+          <w:rtl/>
+          <w:lang w:bidi="ar-SA"/>
+        </w:rPr>
+        <w:t>)</w:t>
+      </w:r>
+    </w:p>
+    <w:p>
+      <w:pPr>
+        <w:numPr>
+          <w:ilvl w:val="0"/>
+          <w:numId w:val="11"/>
+        </w:numPr>
+        <w:bidi/>
+        <w:rPr>
+          <w:rFonts w:cs="B Nazanin"/>
+          <w:rtl/>
+          <w:lang w:bidi="ar-SA"/>
+        </w:rPr>
+      </w:pPr>
+      <w:proofErr w:type="spellStart"/>
+      <w:r>
+        <w:rPr>
+          <w:rFonts w:cs="B Nazanin"/>
+          <w:b/>
+          <w:bCs/>
+        </w:rPr>
+        <w:lastRenderedPageBreak/>
+        <w:t>Streamlit</w:t>
+      </w:r>
+      <w:proofErr w:type="spellEnd"/>
+      <w:r>
+        <w:rPr>
+          <w:rFonts w:cs="B Nazanin"/>
+          <w:b/>
+          <w:bCs/>
+        </w:rPr>
+        <w:t xml:space="preserve"> Web App</w:t>
+      </w:r>
+      <w:r>
+        <w:rPr>
+          <w:rFonts w:cs="B Nazanin"/>
+          <w:b/>
+          <w:bCs/>
+          <w:rtl/>
+          <w:lang w:bidi="ar-SA"/>
+        </w:rPr>
+        <w:t>:</w:t>
+      </w:r>
+      <w:r>
+        <w:rPr>
+          <w:rFonts w:cs="B Nazanin"/>
+          <w:rtl/>
+          <w:lang w:bidi="ar-SA"/>
+        </w:rPr>
+        <w:t xml:space="preserve"> رابط کاربری تحت وب برای تعامل کاربران ساخته شد.</w:t>
+      </w:r>
+    </w:p>
+    <w:p>
+      <w:pPr>
+        <w:numPr>
+          <w:ilvl w:val="0"/>
+          <w:numId w:val="11"/>
+        </w:numPr>
+        <w:bidi/>
+        <w:rPr>
+          <w:rFonts w:cs="B Nazanin"/>
+          <w:rtl/>
+          <w:lang w:bidi="ar-SA"/>
+        </w:rPr>
+      </w:pPr>
+      <w:r>
+        <w:rPr>
+          <w:rFonts w:cs="B Nazanin"/>
+          <w:b/>
+          <w:bCs/>
+        </w:rPr>
+        <w:t>Dynamic Search</w:t>
+      </w:r>
+      <w:r>
+        <w:rPr>
+          <w:rFonts w:cs="B Nazanin"/>
+          <w:b/>
+          <w:bCs/>
+          <w:rtl/>
+          <w:lang w:bidi="ar-SA"/>
+        </w:rPr>
+        <w:t>:</w:t>
+      </w:r>
+      <w:r>
+        <w:rPr>
+          <w:rFonts w:cs="B Nazanin"/>
+          <w:rtl/>
+          <w:lang w:bidi="ar-SA"/>
+        </w:rPr>
+        <w:t xml:space="preserve"> قابلیت جست‌وجو بر اساس «شماره کانتینر»، «شماره بارنامه» و «شماره پرونده» پیاده‌سازی شد.</w:t>
+      </w:r>
+    </w:p>
+    <w:p>
+      <w:pPr>
+        <w:numPr>
+          <w:ilvl w:val="0"/>
+          <w:numId w:val="11"/>
+        </w:numPr>
+        <w:bidi/>
+        <w:rPr>
+          <w:rFonts w:cs="B Nazanin"/>
+          <w:rtl/>
+          <w:lang w:bidi="ar-SA"/>
+        </w:rPr>
+      </w:pPr>
+      <w:r>
+        <w:rPr>
+          <w:rFonts w:cs="B Nazanin"/>
+          <w:b/>
+          <w:bCs/>
+        </w:rPr>
+        <w:t>Session Management</w:t>
+      </w:r>
+      <w:r>
+        <w:rPr>
+          <w:rFonts w:cs="B Nazanin"/>
+          <w:b/>
+          <w:bCs/>
+          <w:rtl/>
+          <w:lang w:bidi="ar-SA"/>
+        </w:rPr>
+        <w:t>:</w:t>
+      </w:r>
+      <w:r>
+        <w:rPr>
+          <w:rFonts w:cs="B Nazanin"/>
+          <w:rtl/>
+          <w:lang w:bidi="ar-SA"/>
+        </w:rPr>
+        <w:t xml:space="preserve"> با استفاده از </w:t>
+      </w:r>
+      <w:proofErr w:type="spellStart"/>
+      <w:r>
+        <w:rPr>
+          <w:rFonts w:cs="B Nazanin"/>
+        </w:rPr>
+        <w:t>session_state</w:t>
+      </w:r>
+      <w:proofErr w:type="spellEnd"/>
+      <w:r>
+        <w:rPr>
+          <w:rFonts w:cs="B Nazanin"/>
+          <w:rtl/>
+          <w:lang w:bidi="ar-SA"/>
+        </w:rPr>
+        <w:t xml:space="preserve"> امنیت صفحات حفظ شده تا کاربران غیرمجاز به بخش جست‌وجو دسترسی نداشته باشند.</w:t>
+      </w:r>
+    </w:p>
+    <w:p>
+      <w:pPr>
+        <w:bidi/>
+        <w:rPr>
+          <w:rFonts w:cs="B Nazanin"/>
+          <w:rtl/>
+          <w:lang w:bidi="ar-SA"/>
+        </w:rPr>
+      </w:pPr>
+      <w:r>
+        <w:rPr>
+          <w:rFonts w:cs="B Nazanin"/>
+        </w:rPr>
+        <w:pict w14:anchorId="150A8308">
+          <v:rect id="_x0000_i1082" style="width:0;height:1.5pt" o:hralign="center" o:hrstd="t" o:hr="t" fillcolor="#a0a0a0" stroked="f"/>
+        </w:pict>
+      </w:r>
+    </w:p>
+    <w:p>
+      <w:pPr>
+        <w:bidi/>
+        <w:rPr>
+          <w:rFonts w:cs="B Nazanin"/>
+          <w:b/>
+          <w:bCs/>
+        </w:rPr>
+      </w:pPr>
+      <w:r>
+        <w:rPr>
+          <w:rFonts w:cs="B Nazanin"/>
+          <w:b/>
+          <w:bCs/>
+          <w:rtl/>
+        </w:rPr>
+        <w:t xml:space="preserve">۴. </w:t>
+      </w:r>
+      <w:r>
+        <w:rPr>
+          <w:rFonts w:cs="B Nazanin"/>
+          <w:b/>
+          <w:bCs/>
+          <w:rtl/>
+          <w:lang w:bidi="ar-SA"/>
+        </w:rPr>
+        <w:t>استقرار و ارکستراسیون (</w:t>
+      </w:r>
+      <w:r>
+        <w:rPr>
+          <w:rFonts w:cs="B Nazanin"/>
+          <w:b/>
+          <w:bCs/>
+        </w:rPr>
+        <w:t>DevOps</w:t>
+      </w:r>
+      <w:r>
+        <w:rPr>
+          <w:rFonts w:cs="B Nazanin"/>
+          <w:b/>
+          <w:bCs/>
+          <w:rtl/>
+          <w:lang w:bidi="ar-SA"/>
+        </w:rPr>
+        <w:t>)</w:t>
+      </w:r>
+    </w:p>
+    <w:p>
+      <w:pPr>
+        <w:numPr>
+          <w:ilvl w:val="0"/>
+          <w:numId w:val="12"/>
+        </w:numPr>
+        <w:bidi/>
+        <w:rPr>
+          <w:rFonts w:cs="B Nazanin"/>
+          <w:rtl/>
+          <w:lang w:bidi="ar-SA"/>
+        </w:rPr>
+      </w:pPr>
+      <w:proofErr w:type="spellStart"/>
+      <w:r>
+        <w:rPr>
+          <w:rFonts w:cs="B Nazanin"/>
+          <w:b/>
+          <w:bCs/>
+        </w:rPr>
+        <w:t>Dockerization</w:t>
+      </w:r>
+      <w:proofErr w:type="spellEnd"/>
+      <w:r>
+        <w:rPr>
+          <w:rFonts w:cs="B Nazanin"/>
+          <w:b/>
+          <w:bCs/>
+          <w:rtl/>
+          <w:lang w:bidi="ar-SA"/>
+        </w:rPr>
+        <w:t>:</w:t>
+      </w:r>
+      <w:r>
+        <w:rPr>
+          <w:rFonts w:cs="B Nazanin"/>
+          <w:rtl/>
+          <w:lang w:bidi="ar-SA"/>
+        </w:rPr>
+        <w:t xml:space="preserve"> کل اپلیکیشن (پایتون و دیتابیس) با استفاده از </w:t>
+      </w:r>
+      <w:r>
+        <w:rPr>
+          <w:rFonts w:cs="B Nazanin"/>
+        </w:rPr>
+        <w:t>docker-compose</w:t>
+      </w:r>
+      <w:r>
+        <w:rPr>
+          <w:rFonts w:cs="B Nazanin"/>
+          <w:rtl/>
+          <w:lang w:bidi="ar-SA"/>
+        </w:rPr>
+        <w:t xml:space="preserve"> یکپارچه شد.</w:t>
+      </w:r>
+    </w:p>
+    <w:p>
+      <w:pPr>
+        <w:numPr>
+          <w:ilvl w:val="0"/>
+          <w:numId w:val="12"/>
+        </w:numPr>
+        <w:bidi/>
+        <w:rPr>
+          <w:rFonts w:cs="B Nazanin"/>
+          <w:rtl/>
+          <w:lang w:bidi="ar-SA"/>
+        </w:rPr>
+      </w:pPr>
+      <w:r>
+        <w:rPr>
+          <w:rFonts w:cs="B Nazanin"/>
+          <w:b/>
+          <w:bCs/>
+        </w:rPr>
+        <w:t>Network Isolation</w:t>
+      </w:r>
+      <w:r>
+        <w:rPr>
+          <w:rFonts w:cs="B Nazanin"/>
+          <w:b/>
+          <w:bCs/>
+          <w:rtl/>
+          <w:lang w:bidi="ar-SA"/>
+        </w:rPr>
+        <w:t>:</w:t>
+      </w:r>
+      <w:r>
+        <w:rPr>
+          <w:rFonts w:cs="B Nazanin"/>
+          <w:rtl/>
+          <w:lang w:bidi="ar-SA"/>
+        </w:rPr>
+        <w:t xml:space="preserve"> اپلیکیشن و دیتابیس در یک شبکه‌ی داخلی داکر با هم در ارتباط هستند (استفاده از </w:t>
+      </w:r>
+      <w:r>
+        <w:rPr>
+          <w:rFonts w:cs="B Nazanin"/>
+        </w:rPr>
+        <w:t>DB_HOST=</w:t>
+      </w:r>
+      <w:proofErr w:type="spellStart"/>
+      <w:r>
+        <w:rPr>
+          <w:rFonts w:cs="B Nazanin"/>
+        </w:rPr>
+        <w:t>db</w:t>
+      </w:r>
+      <w:proofErr w:type="spellEnd"/>
+      <w:r>
+        <w:rPr>
+          <w:rFonts w:cs="B Nazanin"/>
+          <w:rtl/>
+          <w:lang w:bidi="ar-SA"/>
+        </w:rPr>
+        <w:t>).</w:t>
+      </w:r>
+    </w:p>
+    <w:p>
+      <w:pPr>
+        <w:numPr>
+          <w:ilvl w:val="0"/>
+          <w:numId w:val="12"/>
+        </w:numPr>
+        <w:bidi/>
+        <w:rPr>
+          <w:rFonts w:cs="B Nazanin"/>
+          <w:rtl/>
+          <w:lang w:bidi="ar-SA"/>
+        </w:rPr>
+      </w:pPr>
+      <w:r>
+        <w:rPr>
+          <w:rFonts w:cs="B Nazanin"/>
+          <w:b/>
+          <w:bCs/>
+        </w:rPr>
+        <w:t>Environment Variables</w:t>
+      </w:r>
+      <w:r>
+        <w:rPr>
+          <w:rFonts w:cs="B Nazanin"/>
+          <w:b/>
+          <w:bCs/>
+          <w:rtl/>
+          <w:lang w:bidi="ar-SA"/>
+        </w:rPr>
+        <w:t>:</w:t>
+      </w:r>
+      <w:r>
+        <w:rPr>
+          <w:rFonts w:cs="B Nazanin"/>
+          <w:rtl/>
+          <w:lang w:bidi="ar-SA"/>
+        </w:rPr>
+        <w:t xml:space="preserve"> تمامی اطلاعات حساس (پسوردها و نام دیتابیس) از طریق </w:t>
+      </w:r>
+      <w:proofErr w:type="gramStart"/>
+      <w:r>
+        <w:rPr>
+          <w:rFonts w:cs="B Nazanin"/>
+          <w:rtl/>
+          <w:lang w:bidi="ar-SA"/>
+        </w:rPr>
+        <w:t>فایل .</w:t>
+      </w:r>
+      <w:r>
+        <w:rPr>
+          <w:rFonts w:cs="B Nazanin"/>
+        </w:rPr>
+        <w:t>env</w:t>
+      </w:r>
+      <w:proofErr w:type="gramEnd"/>
+      <w:r>
+        <w:rPr>
+          <w:rFonts w:cs="B Nazanin"/>
+          <w:rtl/>
+          <w:lang w:bidi="ar-SA"/>
+        </w:rPr>
+        <w:t xml:space="preserve"> مدیریت می‌شوند تا در کد اصلی نشت نکنند.</w:t>
+      </w:r>
+    </w:p>
+    <w:p>
+      <w:pPr>
+        <w:bidi/>
+        <w:rPr>
+          <w:rFonts w:cs="B Nazanin"/>
+          <w:rtl/>
+          <w:lang w:bidi="ar-SA"/>
+        </w:rPr>
+      </w:pPr>
+      <w:r>
+        <w:rPr>
+          <w:rFonts w:cs="B Nazanin"/>
+        </w:rPr>
+        <w:pict w14:anchorId="4F518480">
+          <v:rect id="_x0000_i1083" style="width:0;height:1.5pt" o:hralign="center" o:hrstd="t" o:hr="t" fillcolor="#a0a0a0" stroked="f"/>
+        </w:pict>
+      </w:r>
+    </w:p>
+    <w:p>
+      <w:pPr>
+        <w:bidi/>
+        <w:rPr>
+          <w:rFonts w:cs="B Nazanin"/>
+          <w:b/>
+          <w:bCs/>
+        </w:rPr>
+      </w:pPr>
+      <w:r>
+        <w:rPr>
+          <w:rFonts w:cs="B Nazanin"/>
+          <w:b/>
+          <w:bCs/>
+          <w:rtl/>
+          <w:lang w:bidi="ar-SA"/>
+        </w:rPr>
+        <w:t>وضعیت فعلی (</w:t>
+      </w:r>
+      <w:r>
+        <w:rPr>
+          <w:rFonts w:cs="B Nazanin"/>
+          <w:b/>
+          <w:bCs/>
+        </w:rPr>
+        <w:t>Current Status</w:t>
+      </w:r>
+      <w:r>
+        <w:rPr>
+          <w:rFonts w:cs="B Nazanin"/>
+          <w:b/>
+          <w:bCs/>
+          <w:rtl/>
+          <w:lang w:bidi="ar-SA"/>
+        </w:rPr>
+        <w:t>)</w:t>
+      </w:r>
+    </w:p>
+    <w:p>
+      <w:pPr>
+        <w:numPr>
+          <w:ilvl w:val="0"/>
+          <w:numId w:val="13"/>
+        </w:numPr>
+        <w:bidi/>
+        <w:rPr>
+          <w:rFonts w:cs="B Nazanin"/>
+          <w:rtl/>
+          <w:lang w:bidi="ar-SA"/>
+        </w:rPr>
+      </w:pPr>
+      <w:r>
+        <w:rPr>
+          <w:rFonts w:ascii="Segoe UI Emoji" w:hAnsi="Segoe UI Emoji" w:cs="Segoe UI Emoji" w:hint="cs"/>
+          <w:rtl/>
+          <w:lang w:bidi="ar-SA"/>
+        </w:rPr>
+        <w:t>✅</w:t>
+      </w:r>
+      <w:r>
+        <w:rPr>
+          <w:rFonts w:cs="B Nazanin"/>
+          <w:rtl/>
+          <w:lang w:bidi="ar-SA"/>
+        </w:rPr>
+        <w:t xml:space="preserve"> </w:t>
+      </w:r>
+      <w:r>
+        <w:rPr>
+          <w:rFonts w:cs="B Nazanin" w:hint="cs"/>
+          <w:rtl/>
+          <w:lang w:bidi="ar-SA"/>
+        </w:rPr>
+        <w:t>دیتابیس</w:t>
+      </w:r>
+      <w:r>
+        <w:rPr>
+          <w:rFonts w:cs="B Nazanin"/>
+          <w:rtl/>
+          <w:lang w:bidi="ar-SA"/>
+        </w:rPr>
+        <w:t xml:space="preserve"> </w:t>
+      </w:r>
+      <w:r>
+        <w:rPr>
+          <w:rFonts w:cs="B Nazanin" w:hint="cs"/>
+          <w:rtl/>
+          <w:lang w:bidi="ar-SA"/>
+        </w:rPr>
+        <w:t>در</w:t>
+      </w:r>
+      <w:r>
+        <w:rPr>
+          <w:rFonts w:cs="B Nazanin"/>
+          <w:rtl/>
+          <w:lang w:bidi="ar-SA"/>
+        </w:rPr>
+        <w:t xml:space="preserve"> </w:t>
+      </w:r>
+      <w:r>
+        <w:rPr>
+          <w:rFonts w:cs="B Nazanin" w:hint="cs"/>
+          <w:rtl/>
+          <w:lang w:bidi="ar-SA"/>
+        </w:rPr>
+        <w:t>حال</w:t>
+      </w:r>
+      <w:r>
+        <w:rPr>
+          <w:rFonts w:cs="B Nazanin"/>
+          <w:rtl/>
+          <w:lang w:bidi="ar-SA"/>
+        </w:rPr>
+        <w:t xml:space="preserve"> </w:t>
+      </w:r>
+      <w:r>
+        <w:rPr>
+          <w:rFonts w:cs="B Nazanin" w:hint="cs"/>
+          <w:rtl/>
+          <w:lang w:bidi="ar-SA"/>
+        </w:rPr>
+        <w:t>اجراست</w:t>
+      </w:r>
+      <w:r>
+        <w:rPr>
+          <w:rFonts w:cs="B Nazanin"/>
+          <w:rtl/>
+          <w:lang w:bidi="ar-SA"/>
+        </w:rPr>
+        <w:t>.</w:t>
+      </w:r>
+    </w:p>
+    <w:p>
+      <w:pPr>
+        <w:numPr>
+          <w:ilvl w:val="0"/>
+          <w:numId w:val="13"/>
+        </w:numPr>
+        <w:bidi/>
+        <w:rPr>
+          <w:rFonts w:cs="B Nazanin"/>
+          <w:rtl/>
+          <w:lang w:bidi="ar-SA"/>
+        </w:rPr>
+      </w:pPr>
+      <w:r>
+        <w:rPr>
+          <w:rFonts w:ascii="Segoe UI Emoji" w:hAnsi="Segoe UI Emoji" w:cs="Segoe UI Emoji" w:hint="cs"/>
+          <w:rtl/>
+          <w:lang w:bidi="ar-SA"/>
+        </w:rPr>
+        <w:t>✅</w:t>
+      </w:r>
+      <w:r>
+        <w:rPr>
+          <w:rFonts w:cs="B Nazanin"/>
+          <w:rtl/>
+          <w:lang w:bidi="ar-SA"/>
+        </w:rPr>
+        <w:t xml:space="preserve"> </w:t>
+      </w:r>
+      <w:r>
+        <w:rPr>
+          <w:rFonts w:cs="B Nazanin" w:hint="cs"/>
+          <w:rtl/>
+          <w:lang w:bidi="ar-SA"/>
+        </w:rPr>
+        <w:t>اپلیکیشن</w:t>
+      </w:r>
+      <w:r>
+        <w:rPr>
+          <w:rFonts w:cs="B Nazanin"/>
+          <w:rtl/>
+          <w:lang w:bidi="ar-SA"/>
+        </w:rPr>
+        <w:t xml:space="preserve"> </w:t>
+      </w:r>
+      <w:r>
+        <w:rPr>
+          <w:rFonts w:cs="B Nazanin" w:hint="cs"/>
+          <w:rtl/>
+          <w:lang w:bidi="ar-SA"/>
+        </w:rPr>
+        <w:t>در</w:t>
+      </w:r>
+      <w:r>
+        <w:rPr>
+          <w:rFonts w:cs="B Nazanin"/>
+          <w:rtl/>
+          <w:lang w:bidi="ar-SA"/>
+        </w:rPr>
+        <w:t xml:space="preserve"> </w:t>
+      </w:r>
+      <w:r>
+        <w:rPr>
+          <w:rFonts w:cs="B Nazanin" w:hint="cs"/>
+          <w:rtl/>
+          <w:lang w:bidi="ar-SA"/>
+        </w:rPr>
+        <w:t>پورت</w:t>
+      </w:r>
+      <w:r>
+        <w:rPr>
+          <w:rFonts w:cs="B Nazanin"/>
+          <w:rtl/>
+          <w:lang w:bidi="ar-SA"/>
+        </w:rPr>
+        <w:t xml:space="preserve"> 8501 در دسترس است.</w:t>
+      </w:r>
+    </w:p>
+    <w:p>
+      <w:pPr>
+        <w:numPr>
+          <w:ilvl w:val="0"/>
+          <w:numId w:val="13"/>
+        </w:numPr>
+        <w:bidi/>
+        <w:rPr>
+          <w:rFonts w:cs="B Nazanin"/>
+          <w:rtl/>
+          <w:lang w:bidi="ar-SA"/>
+        </w:rPr>
+      </w:pPr>
+      <w:r>
+        <w:rPr>
+          <w:rFonts w:ascii="Segoe UI Emoji" w:hAnsi="Segoe UI Emoji" w:cs="Segoe UI Emoji" w:hint="cs"/>
+          <w:rtl/>
+          <w:lang w:bidi="ar-SA"/>
+        </w:rPr>
+        <w:t>✅</w:t>
+      </w:r>
+      <w:r>
+        <w:rPr>
+          <w:rFonts w:cs="B Nazanin"/>
+          <w:rtl/>
+          <w:lang w:bidi="ar-SA"/>
+        </w:rPr>
+        <w:t xml:space="preserve"> </w:t>
+      </w:r>
+      <w:r>
+        <w:rPr>
+          <w:rFonts w:cs="B Nazanin" w:hint="cs"/>
+          <w:rtl/>
+          <w:lang w:bidi="ar-SA"/>
+        </w:rPr>
+        <w:t>ارتباط</w:t>
+      </w:r>
+      <w:r>
+        <w:rPr>
+          <w:rFonts w:cs="B Nazanin"/>
+          <w:rtl/>
+          <w:lang w:bidi="ar-SA"/>
+        </w:rPr>
+        <w:t xml:space="preserve"> </w:t>
+      </w:r>
+      <w:r>
+        <w:rPr>
+          <w:rFonts w:cs="B Nazanin" w:hint="cs"/>
+          <w:rtl/>
+          <w:lang w:bidi="ar-SA"/>
+        </w:rPr>
+        <w:t>بین</w:t>
+      </w:r>
+      <w:r>
+        <w:rPr>
+          <w:rFonts w:cs="B Nazanin"/>
+          <w:rtl/>
+          <w:lang w:bidi="ar-SA"/>
+        </w:rPr>
+        <w:t xml:space="preserve"> </w:t>
+      </w:r>
+      <w:r>
+        <w:rPr>
+          <w:rFonts w:cs="B Nazanin" w:hint="cs"/>
+          <w:rtl/>
+          <w:lang w:bidi="ar-SA"/>
+        </w:rPr>
+        <w:t>وب</w:t>
+      </w:r>
+      <w:r>
+        <w:rPr>
+          <w:rFonts w:cs="B Nazanin"/>
+          <w:rtl/>
+          <w:lang w:bidi="ar-SA"/>
+        </w:rPr>
+        <w:t xml:space="preserve"> </w:t>
+      </w:r>
+      <w:r>
+        <w:rPr>
+          <w:rFonts w:cs="B Nazanin" w:hint="cs"/>
+          <w:rtl/>
+          <w:lang w:bidi="ar-SA"/>
+        </w:rPr>
+        <w:t>و</w:t>
+      </w:r>
+      <w:r>
+        <w:rPr>
+          <w:rFonts w:cs="B Nazanin"/>
+          <w:rtl/>
+          <w:lang w:bidi="ar-SA"/>
+        </w:rPr>
+        <w:t xml:space="preserve"> </w:t>
+      </w:r>
+      <w:r>
+        <w:rPr>
+          <w:rFonts w:cs="B Nazanin" w:hint="cs"/>
+          <w:rtl/>
+          <w:lang w:bidi="ar-SA"/>
+        </w:rPr>
+        <w:t>دیتابیس</w:t>
+      </w:r>
+      <w:r>
+        <w:rPr>
+          <w:rFonts w:cs="B Nazanin"/>
+          <w:rtl/>
+          <w:lang w:bidi="ar-SA"/>
+        </w:rPr>
+        <w:t xml:space="preserve"> </w:t>
+      </w:r>
+      <w:r>
+        <w:rPr>
+          <w:rFonts w:cs="B Nazanin" w:hint="cs"/>
+          <w:rtl/>
+          <w:lang w:bidi="ar-SA"/>
+        </w:rPr>
+        <w:t>برقرار</w:t>
+      </w:r>
+      <w:r>
+        <w:rPr>
+          <w:rFonts w:cs="B Nazanin"/>
+          <w:rtl/>
+          <w:lang w:bidi="ar-SA"/>
+        </w:rPr>
+        <w:t xml:space="preserve"> </w:t>
+      </w:r>
+      <w:r>
+        <w:rPr>
+          <w:rFonts w:cs="B Nazanin" w:hint="cs"/>
+          <w:rtl/>
+          <w:lang w:bidi="ar-SA"/>
+        </w:rPr>
+        <w:t>شده</w:t>
+      </w:r>
+      <w:r>
+        <w:rPr>
+          <w:rFonts w:cs="B Nazanin"/>
+          <w:rtl/>
+          <w:lang w:bidi="ar-SA"/>
+        </w:rPr>
+        <w:t xml:space="preserve"> </w:t>
+      </w:r>
+      <w:r>
+        <w:rPr>
+          <w:rFonts w:cs="B Nazanin" w:hint="cs"/>
+          <w:rtl/>
+          <w:lang w:bidi="ar-SA"/>
+        </w:rPr>
+        <w:t>است</w:t>
+      </w:r>
+      <w:r>
+        <w:rPr>
+          <w:rFonts w:cs="B Nazanin"/>
+          <w:rtl/>
+          <w:lang w:bidi="ar-SA"/>
+        </w:rPr>
+        <w:t>.</w:t>
+      </w:r>
+    </w:p>
+    <w:p>
+      <w:pPr>
+        <w:numPr>
+          <w:ilvl w:val="0"/>
+          <w:numId w:val="13"/>
+        </w:numPr>
+        <w:bidi/>
+        <w:rPr>
+          <w:rFonts w:cs="B Nazanin"/>
+          <w:rtl/>
+          <w:lang w:bidi="ar-SA"/>
+        </w:rPr>
+      </w:pPr>
+      <w:r>
+        <w:rPr>
+          <w:rFonts w:ascii="Segoe UI Emoji" w:hAnsi="Segoe UI Emoji" w:cs="Segoe UI Emoji" w:hint="cs"/>
+          <w:rtl/>
+          <w:lang w:bidi="ar-SA"/>
+        </w:rPr>
+        <w:t>✅</w:t>
+      </w:r>
+      <w:r>
+        <w:rPr>
+          <w:rFonts w:cs="B Nazanin"/>
+          <w:rtl/>
+          <w:lang w:bidi="ar-SA"/>
+        </w:rPr>
+        <w:t xml:space="preserve"> </w:t>
+      </w:r>
+      <w:r>
+        <w:rPr>
+          <w:rFonts w:cs="B Nazanin" w:hint="cs"/>
+          <w:rtl/>
+          <w:lang w:bidi="ar-SA"/>
+        </w:rPr>
+        <w:t>داده‌های</w:t>
+      </w:r>
+      <w:r>
+        <w:rPr>
+          <w:rFonts w:cs="B Nazanin"/>
+          <w:rtl/>
+          <w:lang w:bidi="ar-SA"/>
+        </w:rPr>
+        <w:t xml:space="preserve"> </w:t>
+      </w:r>
+      <w:r>
+        <w:rPr>
+          <w:rFonts w:cs="B Nazanin" w:hint="cs"/>
+          <w:rtl/>
+          <w:lang w:bidi="ar-SA"/>
+        </w:rPr>
+        <w:t>اولیه</w:t>
+      </w:r>
+      <w:r>
+        <w:rPr>
+          <w:rFonts w:cs="B Nazanin"/>
+          <w:rtl/>
+          <w:lang w:bidi="ar-SA"/>
+        </w:rPr>
+        <w:t xml:space="preserve"> (</w:t>
+      </w:r>
+      <w:r>
+        <w:rPr>
+          <w:rFonts w:cs="B Nazanin"/>
+        </w:rPr>
+        <w:t>Migration</w:t>
+      </w:r>
+      <w:r>
+        <w:rPr>
+          <w:rFonts w:cs="B Nazanin"/>
+          <w:rtl/>
+          <w:lang w:bidi="ar-SA"/>
+        </w:rPr>
+        <w:t>) با موفقیت تزریق شده‌اند.</w:t>
+      </w:r>
+    </w:p>
+    <w:p>
+      <w:pPr>
+        <w:bidi/>
+        <w:rPr>
+          <w:rFonts w:cs="B Nazanin"/>
+          <w:rtl/>
+          <w:lang w:bidi="ar-SA"/>
+        </w:rPr>
+      </w:pPr>
+      <w:r>
+        <w:rPr>
+          <w:rFonts w:cs="B Nazanin"/>
+        </w:rPr>
+        <w:pict w14:anchorId="0554FDFE">
+          <v:rect id="_x0000_i1084" style="width:0;height:1.5pt" o:hralign="center" o:hrstd="t" o:hr="t" fillcolor="#a0a0a0" stroked="f"/>
+        </w:pict>
+      </w:r>
+    </w:p>
+    <w:p>
+      <w:pPr>
+        <w:bidi/>
+        <w:rPr>
+          <w:rFonts w:cs="B Nazanin"/>
+        </w:rPr>
+      </w:pPr>
+      <w:r>
+        <w:rPr>
+          <w:rFonts w:cs="B Nazanin"/>
+          <w:b/>
+          <w:bCs/>
+          <w:rtl/>
+          <w:lang w:bidi="ar-SA"/>
+        </w:rPr>
+        <w:t>گام بعدی:</w:t>
+      </w:r>
+      <w:r>
+        <w:rPr>
+          <w:rFonts w:cs="B Nazanin"/>
+          <w:rtl/>
+          <w:lang w:bidi="ar-SA"/>
+        </w:rPr>
+        <w:t xml:space="preserve"> سیستم الان "کار می‌کند" (</w:t>
+      </w:r>
+      <w:r>
+        <w:rPr>
+          <w:rFonts w:cs="B Nazanin"/>
+        </w:rPr>
+        <w:t>Functional</w:t>
+      </w:r>
+      <w:r>
+        <w:rPr>
+          <w:rFonts w:cs="B Nazanin"/>
+          <w:rtl/>
+          <w:lang w:bidi="ar-SA"/>
+        </w:rPr>
+        <w:t xml:space="preserve">)، اما برای تبدیل شدن به یک محصول نهایی، کدام بخش برایت اولویت دارد؟ </w:t>
+      </w:r>
+      <w:r>
+        <w:rPr>
+          <w:rFonts w:cs="B Nazanin"/>
+          <w:rtl/>
+        </w:rPr>
+        <w:t>۱.</w:t>
+      </w:r>
+      <w:r>
+        <w:rPr>
+          <w:rFonts w:cs="B Nazanin"/>
+          <w:rtl/>
+          <w:lang w:bidi="ar-SA"/>
+        </w:rPr>
+        <w:t xml:space="preserve"> </w:t>
+      </w:r>
+      <w:r>
+        <w:rPr>
+          <w:rFonts w:cs="B Nazanin"/>
+          <w:b/>
+          <w:bCs/>
+          <w:rtl/>
+          <w:lang w:bidi="ar-SA"/>
+        </w:rPr>
+        <w:t xml:space="preserve">بخش </w:t>
+      </w:r>
+      <w:r>
+        <w:rPr>
+          <w:rFonts w:cs="B Nazanin"/>
+          <w:b/>
+          <w:bCs/>
+        </w:rPr>
+        <w:t>Reporting</w:t>
+      </w:r>
+      <w:r>
+        <w:rPr>
+          <w:rFonts w:cs="B Nazanin"/>
+          <w:b/>
+          <w:bCs/>
+          <w:rtl/>
+          <w:lang w:bidi="ar-SA"/>
+        </w:rPr>
+        <w:t>:</w:t>
+      </w:r>
+      <w:r>
+        <w:rPr>
+          <w:rFonts w:cs="B Nazanin"/>
+          <w:rtl/>
+          <w:lang w:bidi="ar-SA"/>
+        </w:rPr>
+        <w:t xml:space="preserve"> اضافه کردن نمودارها و تحلیل داده‌ها (</w:t>
+      </w:r>
+      <w:r>
+        <w:rPr>
+          <w:rFonts w:cs="B Nazanin"/>
+        </w:rPr>
+        <w:t>Dashboard</w:t>
+      </w:r>
+      <w:r>
+        <w:rPr>
+          <w:rFonts w:cs="B Nazanin"/>
+          <w:rtl/>
+          <w:lang w:bidi="ar-SA"/>
+        </w:rPr>
+        <w:t xml:space="preserve">) برای ادمین. </w:t>
+      </w:r>
+      <w:r>
+        <w:rPr>
+          <w:rFonts w:cs="B Nazanin"/>
+          <w:rtl/>
+        </w:rPr>
+        <w:t>۲.</w:t>
+      </w:r>
+      <w:r>
+        <w:rPr>
+          <w:rFonts w:cs="B Nazanin"/>
+          <w:rtl/>
+          <w:lang w:bidi="ar-SA"/>
+        </w:rPr>
+        <w:t xml:space="preserve"> </w:t>
+      </w:r>
+      <w:r>
+        <w:rPr>
+          <w:rFonts w:cs="B Nazanin"/>
+          <w:b/>
+          <w:bCs/>
+          <w:rtl/>
+          <w:lang w:bidi="ar-SA"/>
+        </w:rPr>
+        <w:t xml:space="preserve">بخش </w:t>
+      </w:r>
+      <w:r>
+        <w:rPr>
+          <w:rFonts w:cs="B Nazanin"/>
+          <w:b/>
+          <w:bCs/>
+        </w:rPr>
+        <w:t>Audit Logs</w:t>
+      </w:r>
+      <w:r>
+        <w:rPr>
+          <w:rFonts w:cs="B Nazanin"/>
+          <w:b/>
+          <w:bCs/>
+          <w:rtl/>
+          <w:lang w:bidi="ar-SA"/>
+        </w:rPr>
+        <w:t>:</w:t>
+      </w:r>
+      <w:r>
+        <w:rPr>
+          <w:rFonts w:cs="B Nazanin"/>
+          <w:rtl/>
+          <w:lang w:bidi="ar-SA"/>
+        </w:rPr>
+        <w:t xml:space="preserve"> نمایش لیست فعالیت کاربران (چه کسی چه زمانی چه کانتینری را چک کرد). </w:t>
+      </w:r>
+      <w:r>
+        <w:rPr>
+          <w:rFonts w:cs="B Nazanin"/>
+          <w:rtl/>
+        </w:rPr>
+        <w:t>۳.</w:t>
+      </w:r>
+      <w:r>
+        <w:rPr>
+          <w:rFonts w:cs="B Nazanin"/>
+          <w:rtl/>
+          <w:lang w:bidi="ar-SA"/>
+        </w:rPr>
+        <w:t xml:space="preserve"> </w:t>
+      </w:r>
+      <w:r>
+        <w:rPr>
+          <w:rFonts w:cs="B Nazanin"/>
+          <w:b/>
+          <w:bCs/>
+          <w:rtl/>
+          <w:lang w:bidi="ar-SA"/>
+        </w:rPr>
+        <w:t xml:space="preserve">بهبود </w:t>
+      </w:r>
+      <w:r>
+        <w:rPr>
+          <w:rFonts w:cs="B Nazanin"/>
+          <w:b/>
+          <w:bCs/>
+        </w:rPr>
+        <w:t>UI</w:t>
+      </w:r>
+      <w:r>
+        <w:rPr>
+          <w:rFonts w:cs="B Nazanin"/>
+          <w:b/>
+          <w:bCs/>
+          <w:rtl/>
+          <w:lang w:bidi="ar-SA"/>
+        </w:rPr>
+        <w:t>:</w:t>
+      </w:r>
+      <w:r>
+        <w:rPr>
+          <w:rFonts w:cs="B Nazanin"/>
+          <w:rtl/>
+          <w:lang w:bidi="ar-SA"/>
+        </w:rPr>
+        <w:t xml:space="preserve"> فارسی‌سازی کامل و راست‌چین کردن (</w:t>
+      </w:r>
+      <w:r>
+        <w:rPr>
+          <w:rFonts w:cs="B Nazanin"/>
+        </w:rPr>
+        <w:t>RTL</w:t>
+      </w:r>
+      <w:r>
+        <w:rPr>
+          <w:rFonts w:cs="B Nazanin"/>
+          <w:rtl/>
+          <w:lang w:bidi="ar-SA"/>
+        </w:rPr>
+        <w:t>) ظاهر اپلیکیشن.</w:t>
+      </w:r>
+    </w:p>
+    <w:p>
+      <w:pPr>
+        <w:bidi/>
+        <w:rPr>
+          <w:rFonts w:cs="B Nazanin" w:hint="cs"/>
         </w:rPr>
       </w:pPr>
     </w:p>
@@ -2400,6 +8454,119 @@
 <file path=word/numbering.xml><?xml version="1.0" encoding="utf-8"?>
 <w:numbering xmlns:wpc="http://schemas.microsoft.com/office/word/2010/wordprocessingCanvas" xmlns:cx="http://schemas.microsoft.com/office/drawing/2014/chartex" xmlns:cx1="http://schemas.microsoft.com/office/drawing/2015/9/8/chartex" xmlns:cx2="http://schemas.microsoft.com/office/drawing/2015/10/21/chartex" xmlns:cx3="http://schemas.microsoft.com/office/drawing/2016/5/9/chartex" xmlns:cx4="http://schemas.microsoft.com/office/drawing/2016/5/10/chartex" xmlns:cx5="http://schemas.microsoft.com/office/drawing/2016/5/11/chartex" xmlns:cx6="http://schemas.microsoft.com/office/drawing/2016/5/12/chartex" xmlns:cx7="http://schemas.microsoft.com/office/drawing/2016/5/13/chartex" xmlns:cx8="http://schemas.microsoft.com/office/drawing/2016/5/14/chartex" xmlns:mc="http://schemas.openxmlformats.org/markup-compatibility/2006" xmlns:aink="http://schemas.microsoft.com/office/drawing/2016/ink" xmlns:am3d="http://schemas.microsoft.com/office/drawing/2017/model3d" xmlns:o="urn:schemas-microsoft-com:office:office" xmlns:oel="http://schemas.microsoft.com/office/2019/extlst" xmlns:r="http://schemas.openxmlformats.org/officeDocument/2006/relationships" xmlns:m="http://schemas.openxmlformats.org/officeDocument/2006/math" xmlns:v="urn:schemas-microsoft-com:vml" xmlns:wp14="http://schemas.microsoft.com/office/word/2010/wordprocessingDrawing" xmlns:wp="http://schemas.openxmlformats.org/drawingml/2006/wordprocessingDrawing" xmlns:w10="urn:schemas-microsoft-com:office:word" xmlns:w="http://schemas.openxmlformats.org/wordprocessingml/2006/main" xmlns:w14="http://schemas.microsoft.com/office/word/2010/wordml" xmlns:w15="http://schemas.microsoft.com/office/word/2012/wordml" xmlns:w16cex="http://schemas.microsoft.com/office/word/2018/wordml/cex" xmlns:w16cid="http://schemas.microsoft.com/office/word/2016/wordml/cid" xmlns:w16="http://schemas.microsoft.com/office/word/2018/wordml" xmlns:w16du="http://schemas.microsoft.com/office/word/2023/wordml/word16du" xmlns:w16sdtdh="http://schemas.microsoft.com/office/word/2020/wordml/sdtdatahash" xmlns:w16sdtfl="http://schemas.microsoft.com/office/word/2024/wordml/sdtformatlock" xmlns:w16se="http://schemas.microsoft.com/office/word/2015/wordml/symex" xmlns:wpg="http://schemas.microsoft.com/office/word/2010/wordprocessingGroup" xmlns:wpi="http://schemas.microsoft.com/office/word/2010/wordprocessingInk" xmlns:wne="http://schemas.microsoft.com/office/word/2006/wordml" xmlns:wps="http://schemas.microsoft.com/office/word/2010/wordprocessingShape" mc:Ignorable="w14 w15 w16se w16cid w16 w16cex w16sdtdh w16sdtfl w16du wp14">
   <w:abstractNum w:abstractNumId="0" w15:restartNumberingAfterBreak="0">
+    <w:nsid w:val="0CCB7383"/>
+    <w:multiLevelType w:val="multilevel"/>
+    <w:tmpl w:val="8B967100"/>
+    <w:lvl w:ilvl="0">
+      <w:start w:val="1"/>
+      <w:numFmt w:val="decimal"/>
+      <w:lvlText w:val="%1."/>
+      <w:lvlJc w:val="left"/>
+      <w:pPr>
+        <w:tabs>
+          <w:tab w:val="num" w:pos="720"/>
+        </w:tabs>
+        <w:ind w:left="720" w:hanging="360"/>
+      </w:pPr>
+    </w:lvl>
+    <w:lvl w:ilvl="1" w:tentative="1">
+      <w:start w:val="1"/>
+      <w:numFmt w:val="decimal"/>
+      <w:lvlText w:val="%2."/>
+      <w:lvlJc w:val="left"/>
+      <w:pPr>
+        <w:tabs>
+          <w:tab w:val="num" w:pos="1440"/>
+        </w:tabs>
+        <w:ind w:left="1440" w:hanging="360"/>
+      </w:pPr>
+    </w:lvl>
+    <w:lvl w:ilvl="2" w:tentative="1">
+      <w:start w:val="1"/>
+      <w:numFmt w:val="decimal"/>
+      <w:lvlText w:val="%3."/>
+      <w:lvlJc w:val="left"/>
+      <w:pPr>
+        <w:tabs>
+          <w:tab w:val="num" w:pos="2160"/>
+        </w:tabs>
+        <w:ind w:left="2160" w:hanging="360"/>
+      </w:pPr>
+    </w:lvl>
+    <w:lvl w:ilvl="3" w:tentative="1">
+      <w:start w:val="1"/>
+      <w:numFmt w:val="decimal"/>
+      <w:lvlText w:val="%4."/>
+      <w:lvlJc w:val="left"/>
+      <w:pPr>
+        <w:tabs>
+          <w:tab w:val="num" w:pos="2880"/>
+        </w:tabs>
+        <w:ind w:left="2880" w:hanging="360"/>
+      </w:pPr>
+    </w:lvl>
+    <w:lvl w:ilvl="4" w:tentative="1">
+      <w:start w:val="1"/>
+      <w:numFmt w:val="decimal"/>
+      <w:lvlText w:val="%5."/>
+      <w:lvlJc w:val="left"/>
+      <w:pPr>
+        <w:tabs>
+          <w:tab w:val="num" w:pos="3600"/>
+        </w:tabs>
+        <w:ind w:left="3600" w:hanging="360"/>
+      </w:pPr>
+    </w:lvl>
+    <w:lvl w:ilvl="5" w:tentative="1">
+      <w:start w:val="1"/>
+      <w:numFmt w:val="decimal"/>
+      <w:lvlText w:val="%6."/>
+      <w:lvlJc w:val="left"/>
+      <w:pPr>
+        <w:tabs>
+          <w:tab w:val="num" w:pos="4320"/>
+        </w:tabs>
+        <w:ind w:left="4320" w:hanging="360"/>
+      </w:pPr>
+    </w:lvl>
+    <w:lvl w:ilvl="6" w:tentative="1">
+      <w:start w:val="1"/>
+      <w:numFmt w:val="decimal"/>
+      <w:lvlText w:val="%7."/>
+      <w:lvlJc w:val="left"/>
+      <w:pPr>
+        <w:tabs>
+          <w:tab w:val="num" w:pos="5040"/>
+        </w:tabs>
+        <w:ind w:left="5040" w:hanging="360"/>
+      </w:pPr>
+    </w:lvl>
+    <w:lvl w:ilvl="7" w:tentative="1">
+      <w:start w:val="1"/>
+      <w:numFmt w:val="decimal"/>
+      <w:lvlText w:val="%8."/>
+      <w:lvlJc w:val="left"/>
+      <w:pPr>
+        <w:tabs>
+          <w:tab w:val="num" w:pos="5760"/>
+        </w:tabs>
+        <w:ind w:left="5760" w:hanging="360"/>
+      </w:pPr>
+    </w:lvl>
+    <w:lvl w:ilvl="8" w:tentative="1">
+      <w:start w:val="1"/>
+      <w:numFmt w:val="decimal"/>
+      <w:lvlText w:val="%9."/>
+      <w:lvlJc w:val="left"/>
+      <w:pPr>
+        <w:tabs>
+          <w:tab w:val="num" w:pos="6480"/>
+        </w:tabs>
+        <w:ind w:left="6480" w:hanging="360"/>
+      </w:pPr>
+    </w:lvl>
+  </w:abstractNum>
+  <w:abstractNum w:abstractNumId="1" w15:restartNumberingAfterBreak="0">
     <w:nsid w:val="18565286"/>
     <w:multiLevelType w:val="multilevel"/>
     <w:tmpl w:val="6A96825E"/>
@@ -2548,7 +8715,156 @@
       </w:rPr>
     </w:lvl>
   </w:abstractNum>
-  <w:abstractNum w:abstractNumId="1" w15:restartNumberingAfterBreak="0">
+  <w:abstractNum w:abstractNumId="2" w15:restartNumberingAfterBreak="0">
+    <w:nsid w:val="19A03BD4"/>
+    <w:multiLevelType w:val="multilevel"/>
+    <w:tmpl w:val="F8E2B62C"/>
+    <w:lvl w:ilvl="0">
+      <w:start w:val="1"/>
+      <w:numFmt w:val="bullet"/>
+      <w:lvlText w:val=""/>
+      <w:lvlJc w:val="left"/>
+      <w:pPr>
+        <w:tabs>
+          <w:tab w:val="num" w:pos="720"/>
+        </w:tabs>
+        <w:ind w:left="720" w:hanging="360"/>
+      </w:pPr>
+      <w:rPr>
+        <w:rFonts w:ascii="Symbol" w:hAnsi="Symbol" w:hint="default"/>
+        <w:sz w:val="20"/>
+      </w:rPr>
+    </w:lvl>
+    <w:lvl w:ilvl="1" w:tentative="1">
+      <w:start w:val="1"/>
+      <w:numFmt w:val="bullet"/>
+      <w:lvlText w:val="o"/>
+      <w:lvlJc w:val="left"/>
+      <w:pPr>
+        <w:tabs>
+          <w:tab w:val="num" w:pos="1440"/>
+        </w:tabs>
+        <w:ind w:left="1440" w:hanging="360"/>
+      </w:pPr>
+      <w:rPr>
+        <w:rFonts w:ascii="Courier New" w:hAnsi="Courier New" w:hint="default"/>
+        <w:sz w:val="20"/>
+      </w:rPr>
+    </w:lvl>
+    <w:lvl w:ilvl="2" w:tentative="1">
+      <w:start w:val="1"/>
+      <w:numFmt w:val="bullet"/>
+      <w:lvlText w:val=""/>
+      <w:lvlJc w:val="left"/>
+      <w:pPr>
+        <w:tabs>
+          <w:tab w:val="num" w:pos="2160"/>
+        </w:tabs>
+        <w:ind w:left="2160" w:hanging="360"/>
+      </w:pPr>
+      <w:rPr>
+        <w:rFonts w:ascii="Wingdings" w:hAnsi="Wingdings" w:hint="default"/>
+        <w:sz w:val="20"/>
+      </w:rPr>
+    </w:lvl>
+    <w:lvl w:ilvl="3" w:tentative="1">
+      <w:start w:val="1"/>
+      <w:numFmt w:val="bullet"/>
+      <w:lvlText w:val=""/>
+      <w:lvlJc w:val="left"/>
+      <w:pPr>
+        <w:tabs>
+          <w:tab w:val="num" w:pos="2880"/>
+        </w:tabs>
+        <w:ind w:left="2880" w:hanging="360"/>
+      </w:pPr>
+      <w:rPr>
+        <w:rFonts w:ascii="Wingdings" w:hAnsi="Wingdings" w:hint="default"/>
+        <w:sz w:val="20"/>
+      </w:rPr>
+    </w:lvl>
+    <w:lvl w:ilvl="4" w:tentative="1">
+      <w:start w:val="1"/>
+      <w:numFmt w:val="bullet"/>
+      <w:lvlText w:val=""/>
+      <w:lvlJc w:val="left"/>
+      <w:pPr>
+        <w:tabs>
+          <w:tab w:val="num" w:pos="3600"/>
+        </w:tabs>
+        <w:ind w:left="3600" w:hanging="360"/>
+      </w:pPr>
+      <w:rPr>
+        <w:rFonts w:ascii="Wingdings" w:hAnsi="Wingdings" w:hint="default"/>
+        <w:sz w:val="20"/>
+      </w:rPr>
+    </w:lvl>
+    <w:lvl w:ilvl="5" w:tentative="1">
+      <w:start w:val="1"/>
+      <w:numFmt w:val="bullet"/>
+      <w:lvlText w:val=""/>
+      <w:lvlJc w:val="left"/>
+      <w:pPr>
+        <w:tabs>
+          <w:tab w:val="num" w:pos="4320"/>
+        </w:tabs>
+        <w:ind w:left="4320" w:hanging="360"/>
+      </w:pPr>
+      <w:rPr>
+        <w:rFonts w:ascii="Wingdings" w:hAnsi="Wingdings" w:hint="default"/>
+        <w:sz w:val="20"/>
+      </w:rPr>
+    </w:lvl>
+    <w:lvl w:ilvl="6" w:tentative="1">
+      <w:start w:val="1"/>
+      <w:numFmt w:val="bullet"/>
+      <w:lvlText w:val=""/>
+      <w:lvlJc w:val="left"/>
+      <w:pPr>
+        <w:tabs>
+          <w:tab w:val="num" w:pos="5040"/>
+        </w:tabs>
+        <w:ind w:left="5040" w:hanging="360"/>
+      </w:pPr>
+      <w:rPr>
+        <w:rFonts w:ascii="Wingdings" w:hAnsi="Wingdings" w:hint="default"/>
+        <w:sz w:val="20"/>
+      </w:rPr>
+    </w:lvl>
+    <w:lvl w:ilvl="7" w:tentative="1">
+      <w:start w:val="1"/>
+      <w:numFmt w:val="bullet"/>
+      <w:lvlText w:val=""/>
+      <w:lvlJc w:val="left"/>
+      <w:pPr>
+        <w:tabs>
+          <w:tab w:val="num" w:pos="5760"/>
+        </w:tabs>
+        <w:ind w:left="5760" w:hanging="360"/>
+      </w:pPr>
+      <w:rPr>
+        <w:rFonts w:ascii="Wingdings" w:hAnsi="Wingdings" w:hint="default"/>
+        <w:sz w:val="20"/>
+      </w:rPr>
+    </w:lvl>
+    <w:lvl w:ilvl="8" w:tentative="1">
+      <w:start w:val="1"/>
+      <w:numFmt w:val="bullet"/>
+      <w:lvlText w:val=""/>
+      <w:lvlJc w:val="left"/>
+      <w:pPr>
+        <w:tabs>
+          <w:tab w:val="num" w:pos="6480"/>
+        </w:tabs>
+        <w:ind w:left="6480" w:hanging="360"/>
+      </w:pPr>
+      <w:rPr>
+        <w:rFonts w:ascii="Wingdings" w:hAnsi="Wingdings" w:hint="default"/>
+        <w:sz w:val="20"/>
+      </w:rPr>
+    </w:lvl>
+  </w:abstractNum>
+  <w:abstractNum w:abstractNumId="3" w15:restartNumberingAfterBreak="0">
     <w:nsid w:val="1F2F1406"/>
     <w:multiLevelType w:val="multilevel"/>
     <w:tmpl w:val="A08A7632"/>
@@ -2697,7 +9013,156 @@
       </w:rPr>
     </w:lvl>
   </w:abstractNum>
-  <w:abstractNum w:abstractNumId="2" w15:restartNumberingAfterBreak="0">
+  <w:abstractNum w:abstractNumId="4" w15:restartNumberingAfterBreak="0">
+    <w:nsid w:val="2C282C24"/>
+    <w:multiLevelType w:val="multilevel"/>
+    <w:tmpl w:val="3E28D110"/>
+    <w:lvl w:ilvl="0">
+      <w:start w:val="1"/>
+      <w:numFmt w:val="bullet"/>
+      <w:lvlText w:val=""/>
+      <w:lvlJc w:val="left"/>
+      <w:pPr>
+        <w:tabs>
+          <w:tab w:val="num" w:pos="720"/>
+        </w:tabs>
+        <w:ind w:left="720" w:hanging="360"/>
+      </w:pPr>
+      <w:rPr>
+        <w:rFonts w:ascii="Symbol" w:hAnsi="Symbol" w:hint="default"/>
+        <w:sz w:val="20"/>
+      </w:rPr>
+    </w:lvl>
+    <w:lvl w:ilvl="1">
+      <w:start w:val="1"/>
+      <w:numFmt w:val="bullet"/>
+      <w:lvlText w:val="o"/>
+      <w:lvlJc w:val="left"/>
+      <w:pPr>
+        <w:tabs>
+          <w:tab w:val="num" w:pos="1440"/>
+        </w:tabs>
+        <w:ind w:left="1440" w:hanging="360"/>
+      </w:pPr>
+      <w:rPr>
+        <w:rFonts w:ascii="Courier New" w:hAnsi="Courier New" w:hint="default"/>
+        <w:sz w:val="20"/>
+      </w:rPr>
+    </w:lvl>
+    <w:lvl w:ilvl="2" w:tentative="1">
+      <w:start w:val="1"/>
+      <w:numFmt w:val="bullet"/>
+      <w:lvlText w:val=""/>
+      <w:lvlJc w:val="left"/>
+      <w:pPr>
+        <w:tabs>
+          <w:tab w:val="num" w:pos="2160"/>
+        </w:tabs>
+        <w:ind w:left="2160" w:hanging="360"/>
+      </w:pPr>
+      <w:rPr>
+        <w:rFonts w:ascii="Wingdings" w:hAnsi="Wingdings" w:hint="default"/>
+        <w:sz w:val="20"/>
+      </w:rPr>
+    </w:lvl>
+    <w:lvl w:ilvl="3" w:tentative="1">
+      <w:start w:val="1"/>
+      <w:numFmt w:val="bullet"/>
+      <w:lvlText w:val=""/>
+      <w:lvlJc w:val="left"/>
+      <w:pPr>
+        <w:tabs>
+          <w:tab w:val="num" w:pos="2880"/>
+        </w:tabs>
+        <w:ind w:left="2880" w:hanging="360"/>
+      </w:pPr>
+      <w:rPr>
+        <w:rFonts w:ascii="Wingdings" w:hAnsi="Wingdings" w:hint="default"/>
+        <w:sz w:val="20"/>
+      </w:rPr>
+    </w:lvl>
+    <w:lvl w:ilvl="4" w:tentative="1">
+      <w:start w:val="1"/>
+      <w:numFmt w:val="bullet"/>
+      <w:lvlText w:val=""/>
+      <w:lvlJc w:val="left"/>
+      <w:pPr>
+        <w:tabs>
+          <w:tab w:val="num" w:pos="3600"/>
+        </w:tabs>
+        <w:ind w:left="3600" w:hanging="360"/>
+      </w:pPr>
+      <w:rPr>
+        <w:rFonts w:ascii="Wingdings" w:hAnsi="Wingdings" w:hint="default"/>
+        <w:sz w:val="20"/>
+      </w:rPr>
+    </w:lvl>
+    <w:lvl w:ilvl="5" w:tentative="1">
+      <w:start w:val="1"/>
+      <w:numFmt w:val="bullet"/>
+      <w:lvlText w:val=""/>
+      <w:lvlJc w:val="left"/>
+      <w:pPr>
+        <w:tabs>
+          <w:tab w:val="num" w:pos="4320"/>
+        </w:tabs>
+        <w:ind w:left="4320" w:hanging="360"/>
+      </w:pPr>
+      <w:rPr>
+        <w:rFonts w:ascii="Wingdings" w:hAnsi="Wingdings" w:hint="default"/>
+        <w:sz w:val="20"/>
+      </w:rPr>
+    </w:lvl>
+    <w:lvl w:ilvl="6" w:tentative="1">
+      <w:start w:val="1"/>
+      <w:numFmt w:val="bullet"/>
+      <w:lvlText w:val=""/>
+      <w:lvlJc w:val="left"/>
+      <w:pPr>
+        <w:tabs>
+          <w:tab w:val="num" w:pos="5040"/>
+        </w:tabs>
+        <w:ind w:left="5040" w:hanging="360"/>
+      </w:pPr>
+      <w:rPr>
+        <w:rFonts w:ascii="Wingdings" w:hAnsi="Wingdings" w:hint="default"/>
+        <w:sz w:val="20"/>
+      </w:rPr>
+    </w:lvl>
+    <w:lvl w:ilvl="7" w:tentative="1">
+      <w:start w:val="1"/>
+      <w:numFmt w:val="bullet"/>
+      <w:lvlText w:val=""/>
+      <w:lvlJc w:val="left"/>
+      <w:pPr>
+        <w:tabs>
+          <w:tab w:val="num" w:pos="5760"/>
+        </w:tabs>
+        <w:ind w:left="5760" w:hanging="360"/>
+      </w:pPr>
+      <w:rPr>
+        <w:rFonts w:ascii="Wingdings" w:hAnsi="Wingdings" w:hint="default"/>
+        <w:sz w:val="20"/>
+      </w:rPr>
+    </w:lvl>
+    <w:lvl w:ilvl="8" w:tentative="1">
+      <w:start w:val="1"/>
+      <w:numFmt w:val="bullet"/>
+      <w:lvlText w:val=""/>
+      <w:lvlJc w:val="left"/>
+      <w:pPr>
+        <w:tabs>
+          <w:tab w:val="num" w:pos="6480"/>
+        </w:tabs>
+        <w:ind w:left="6480" w:hanging="360"/>
+      </w:pPr>
+      <w:rPr>
+        <w:rFonts w:ascii="Wingdings" w:hAnsi="Wingdings" w:hint="default"/>
+        <w:sz w:val="20"/>
+      </w:rPr>
+    </w:lvl>
+  </w:abstractNum>
+  <w:abstractNum w:abstractNumId="5" w15:restartNumberingAfterBreak="0">
     <w:nsid w:val="3098618D"/>
     <w:multiLevelType w:val="multilevel"/>
     <w:tmpl w:val="35545BA0"/>
@@ -2842,7 +9307,454 @@
       </w:rPr>
     </w:lvl>
   </w:abstractNum>
-  <w:abstractNum w:abstractNumId="3" w15:restartNumberingAfterBreak="0">
+  <w:abstractNum w:abstractNumId="6" w15:restartNumberingAfterBreak="0">
+    <w:nsid w:val="3994116E"/>
+    <w:multiLevelType w:val="multilevel"/>
+    <w:tmpl w:val="9C98F07A"/>
+    <w:lvl w:ilvl="0">
+      <w:start w:val="1"/>
+      <w:numFmt w:val="bullet"/>
+      <w:lvlText w:val=""/>
+      <w:lvlJc w:val="left"/>
+      <w:pPr>
+        <w:tabs>
+          <w:tab w:val="num" w:pos="720"/>
+        </w:tabs>
+        <w:ind w:left="720" w:hanging="360"/>
+      </w:pPr>
+      <w:rPr>
+        <w:rFonts w:ascii="Symbol" w:hAnsi="Symbol" w:hint="default"/>
+        <w:sz w:val="20"/>
+      </w:rPr>
+    </w:lvl>
+    <w:lvl w:ilvl="1" w:tentative="1">
+      <w:start w:val="1"/>
+      <w:numFmt w:val="bullet"/>
+      <w:lvlText w:val="o"/>
+      <w:lvlJc w:val="left"/>
+      <w:pPr>
+        <w:tabs>
+          <w:tab w:val="num" w:pos="1440"/>
+        </w:tabs>
+        <w:ind w:left="1440" w:hanging="360"/>
+      </w:pPr>
+      <w:rPr>
+        <w:rFonts w:ascii="Courier New" w:hAnsi="Courier New" w:hint="default"/>
+        <w:sz w:val="20"/>
+      </w:rPr>
+    </w:lvl>
+    <w:lvl w:ilvl="2" w:tentative="1">
+      <w:start w:val="1"/>
+      <w:numFmt w:val="bullet"/>
+      <w:lvlText w:val=""/>
+      <w:lvlJc w:val="left"/>
+      <w:pPr>
+        <w:tabs>
+          <w:tab w:val="num" w:pos="2160"/>
+        </w:tabs>
+        <w:ind w:left="2160" w:hanging="360"/>
+      </w:pPr>
+      <w:rPr>
+        <w:rFonts w:ascii="Wingdings" w:hAnsi="Wingdings" w:hint="default"/>
+        <w:sz w:val="20"/>
+      </w:rPr>
+    </w:lvl>
+    <w:lvl w:ilvl="3" w:tentative="1">
+      <w:start w:val="1"/>
+      <w:numFmt w:val="bullet"/>
+      <w:lvlText w:val=""/>
+      <w:lvlJc w:val="left"/>
+      <w:pPr>
+        <w:tabs>
+          <w:tab w:val="num" w:pos="2880"/>
+        </w:tabs>
+        <w:ind w:left="2880" w:hanging="360"/>
+      </w:pPr>
+      <w:rPr>
+        <w:rFonts w:ascii="Wingdings" w:hAnsi="Wingdings" w:hint="default"/>
+        <w:sz w:val="20"/>
+      </w:rPr>
+    </w:lvl>
+    <w:lvl w:ilvl="4" w:tentative="1">
+      <w:start w:val="1"/>
+      <w:numFmt w:val="bullet"/>
+      <w:lvlText w:val=""/>
+      <w:lvlJc w:val="left"/>
+      <w:pPr>
+        <w:tabs>
+          <w:tab w:val="num" w:pos="3600"/>
+        </w:tabs>
+        <w:ind w:left="3600" w:hanging="360"/>
+      </w:pPr>
+      <w:rPr>
+        <w:rFonts w:ascii="Wingdings" w:hAnsi="Wingdings" w:hint="default"/>
+        <w:sz w:val="20"/>
+      </w:rPr>
+    </w:lvl>
+    <w:lvl w:ilvl="5" w:tentative="1">
+      <w:start w:val="1"/>
+      <w:numFmt w:val="bullet"/>
+      <w:lvlText w:val=""/>
+      <w:lvlJc w:val="left"/>
+      <w:pPr>
+        <w:tabs>
+          <w:tab w:val="num" w:pos="4320"/>
+        </w:tabs>
+        <w:ind w:left="4320" w:hanging="360"/>
+      </w:pPr>
+      <w:rPr>
+        <w:rFonts w:ascii="Wingdings" w:hAnsi="Wingdings" w:hint="default"/>
+        <w:sz w:val="20"/>
+      </w:rPr>
+    </w:lvl>
+    <w:lvl w:ilvl="6" w:tentative="1">
+      <w:start w:val="1"/>
+      <w:numFmt w:val="bullet"/>
+      <w:lvlText w:val=""/>
+      <w:lvlJc w:val="left"/>
+      <w:pPr>
+        <w:tabs>
+          <w:tab w:val="num" w:pos="5040"/>
+        </w:tabs>
+        <w:ind w:left="5040" w:hanging="360"/>
+      </w:pPr>
+      <w:rPr>
+        <w:rFonts w:ascii="Wingdings" w:hAnsi="Wingdings" w:hint="default"/>
+        <w:sz w:val="20"/>
+      </w:rPr>
+    </w:lvl>
+    <w:lvl w:ilvl="7" w:tentative="1">
+      <w:start w:val="1"/>
+      <w:numFmt w:val="bullet"/>
+      <w:lvlText w:val=""/>
+      <w:lvlJc w:val="left"/>
+      <w:pPr>
+        <w:tabs>
+          <w:tab w:val="num" w:pos="5760"/>
+        </w:tabs>
+        <w:ind w:left="5760" w:hanging="360"/>
+      </w:pPr>
+      <w:rPr>
+        <w:rFonts w:ascii="Wingdings" w:hAnsi="Wingdings" w:hint="default"/>
+        <w:sz w:val="20"/>
+      </w:rPr>
+    </w:lvl>
+    <w:lvl w:ilvl="8" w:tentative="1">
+      <w:start w:val="1"/>
+      <w:numFmt w:val="bullet"/>
+      <w:lvlText w:val=""/>
+      <w:lvlJc w:val="left"/>
+      <w:pPr>
+        <w:tabs>
+          <w:tab w:val="num" w:pos="6480"/>
+        </w:tabs>
+        <w:ind w:left="6480" w:hanging="360"/>
+      </w:pPr>
+      <w:rPr>
+        <w:rFonts w:ascii="Wingdings" w:hAnsi="Wingdings" w:hint="default"/>
+        <w:sz w:val="20"/>
+      </w:rPr>
+    </w:lvl>
+  </w:abstractNum>
+  <w:abstractNum w:abstractNumId="7" w15:restartNumberingAfterBreak="0">
+    <w:nsid w:val="3AE47F66"/>
+    <w:multiLevelType w:val="multilevel"/>
+    <w:tmpl w:val="88CC66B8"/>
+    <w:lvl w:ilvl="0">
+      <w:start w:val="1"/>
+      <w:numFmt w:val="bullet"/>
+      <w:lvlText w:val=""/>
+      <w:lvlJc w:val="left"/>
+      <w:pPr>
+        <w:tabs>
+          <w:tab w:val="num" w:pos="720"/>
+        </w:tabs>
+        <w:ind w:left="720" w:hanging="360"/>
+      </w:pPr>
+      <w:rPr>
+        <w:rFonts w:ascii="Symbol" w:hAnsi="Symbol" w:hint="default"/>
+        <w:sz w:val="20"/>
+      </w:rPr>
+    </w:lvl>
+    <w:lvl w:ilvl="1" w:tentative="1">
+      <w:start w:val="1"/>
+      <w:numFmt w:val="bullet"/>
+      <w:lvlText w:val="o"/>
+      <w:lvlJc w:val="left"/>
+      <w:pPr>
+        <w:tabs>
+          <w:tab w:val="num" w:pos="1440"/>
+        </w:tabs>
+        <w:ind w:left="1440" w:hanging="360"/>
+      </w:pPr>
+      <w:rPr>
+        <w:rFonts w:ascii="Courier New" w:hAnsi="Courier New" w:hint="default"/>
+        <w:sz w:val="20"/>
+      </w:rPr>
+    </w:lvl>
+    <w:lvl w:ilvl="2" w:tentative="1">
+      <w:start w:val="1"/>
+      <w:numFmt w:val="bullet"/>
+      <w:lvlText w:val=""/>
+      <w:lvlJc w:val="left"/>
+      <w:pPr>
+        <w:tabs>
+          <w:tab w:val="num" w:pos="2160"/>
+        </w:tabs>
+        <w:ind w:left="2160" w:hanging="360"/>
+      </w:pPr>
+      <w:rPr>
+        <w:rFonts w:ascii="Wingdings" w:hAnsi="Wingdings" w:hint="default"/>
+        <w:sz w:val="20"/>
+      </w:rPr>
+    </w:lvl>
+    <w:lvl w:ilvl="3" w:tentative="1">
+      <w:start w:val="1"/>
+      <w:numFmt w:val="bullet"/>
+      <w:lvlText w:val=""/>
+      <w:lvlJc w:val="left"/>
+      <w:pPr>
+        <w:tabs>
+          <w:tab w:val="num" w:pos="2880"/>
+        </w:tabs>
+        <w:ind w:left="2880" w:hanging="360"/>
+      </w:pPr>
+      <w:rPr>
+        <w:rFonts w:ascii="Wingdings" w:hAnsi="Wingdings" w:hint="default"/>
+        <w:sz w:val="20"/>
+      </w:rPr>
+    </w:lvl>
+    <w:lvl w:ilvl="4" w:tentative="1">
+      <w:start w:val="1"/>
+      <w:numFmt w:val="bullet"/>
+      <w:lvlText w:val=""/>
+      <w:lvlJc w:val="left"/>
+      <w:pPr>
+        <w:tabs>
+          <w:tab w:val="num" w:pos="3600"/>
+        </w:tabs>
+        <w:ind w:left="3600" w:hanging="360"/>
+      </w:pPr>
+      <w:rPr>
+        <w:rFonts w:ascii="Wingdings" w:hAnsi="Wingdings" w:hint="default"/>
+        <w:sz w:val="20"/>
+      </w:rPr>
+    </w:lvl>
+    <w:lvl w:ilvl="5" w:tentative="1">
+      <w:start w:val="1"/>
+      <w:numFmt w:val="bullet"/>
+      <w:lvlText w:val=""/>
+      <w:lvlJc w:val="left"/>
+      <w:pPr>
+        <w:tabs>
+          <w:tab w:val="num" w:pos="4320"/>
+        </w:tabs>
+        <w:ind w:left="4320" w:hanging="360"/>
+      </w:pPr>
+      <w:rPr>
+        <w:rFonts w:ascii="Wingdings" w:hAnsi="Wingdings" w:hint="default"/>
+        <w:sz w:val="20"/>
+      </w:rPr>
+    </w:lvl>
+    <w:lvl w:ilvl="6" w:tentative="1">
+      <w:start w:val="1"/>
+      <w:numFmt w:val="bullet"/>
+      <w:lvlText w:val=""/>
+      <w:lvlJc w:val="left"/>
+      <w:pPr>
+        <w:tabs>
+          <w:tab w:val="num" w:pos="5040"/>
+        </w:tabs>
+        <w:ind w:left="5040" w:hanging="360"/>
+      </w:pPr>
+      <w:rPr>
+        <w:rFonts w:ascii="Wingdings" w:hAnsi="Wingdings" w:hint="default"/>
+        <w:sz w:val="20"/>
+      </w:rPr>
+    </w:lvl>
+    <w:lvl w:ilvl="7" w:tentative="1">
+      <w:start w:val="1"/>
+      <w:numFmt w:val="bullet"/>
+      <w:lvlText w:val=""/>
+      <w:lvlJc w:val="left"/>
+      <w:pPr>
+        <w:tabs>
+          <w:tab w:val="num" w:pos="5760"/>
+        </w:tabs>
+        <w:ind w:left="5760" w:hanging="360"/>
+      </w:pPr>
+      <w:rPr>
+        <w:rFonts w:ascii="Wingdings" w:hAnsi="Wingdings" w:hint="default"/>
+        <w:sz w:val="20"/>
+      </w:rPr>
+    </w:lvl>
+    <w:lvl w:ilvl="8" w:tentative="1">
+      <w:start w:val="1"/>
+      <w:numFmt w:val="bullet"/>
+      <w:lvlText w:val=""/>
+      <w:lvlJc w:val="left"/>
+      <w:pPr>
+        <w:tabs>
+          <w:tab w:val="num" w:pos="6480"/>
+        </w:tabs>
+        <w:ind w:left="6480" w:hanging="360"/>
+      </w:pPr>
+      <w:rPr>
+        <w:rFonts w:ascii="Wingdings" w:hAnsi="Wingdings" w:hint="default"/>
+        <w:sz w:val="20"/>
+      </w:rPr>
+    </w:lvl>
+  </w:abstractNum>
+  <w:abstractNum w:abstractNumId="8" w15:restartNumberingAfterBreak="0">
+    <w:nsid w:val="3C210DBF"/>
+    <w:multiLevelType w:val="multilevel"/>
+    <w:tmpl w:val="087E2FF6"/>
+    <w:lvl w:ilvl="0">
+      <w:start w:val="1"/>
+      <w:numFmt w:val="bullet"/>
+      <w:lvlText w:val=""/>
+      <w:lvlJc w:val="left"/>
+      <w:pPr>
+        <w:tabs>
+          <w:tab w:val="num" w:pos="720"/>
+        </w:tabs>
+        <w:ind w:left="720" w:hanging="360"/>
+      </w:pPr>
+      <w:rPr>
+        <w:rFonts w:ascii="Symbol" w:hAnsi="Symbol" w:hint="default"/>
+        <w:sz w:val="20"/>
+      </w:rPr>
+    </w:lvl>
+    <w:lvl w:ilvl="1" w:tentative="1">
+      <w:start w:val="1"/>
+      <w:numFmt w:val="bullet"/>
+      <w:lvlText w:val="o"/>
+      <w:lvlJc w:val="left"/>
+      <w:pPr>
+        <w:tabs>
+          <w:tab w:val="num" w:pos="1440"/>
+        </w:tabs>
+        <w:ind w:left="1440" w:hanging="360"/>
+      </w:pPr>
+      <w:rPr>
+        <w:rFonts w:ascii="Courier New" w:hAnsi="Courier New" w:hint="default"/>
+        <w:sz w:val="20"/>
+      </w:rPr>
+    </w:lvl>
+    <w:lvl w:ilvl="2" w:tentative="1">
+      <w:start w:val="1"/>
+      <w:numFmt w:val="bullet"/>
+      <w:lvlText w:val=""/>
+      <w:lvlJc w:val="left"/>
+      <w:pPr>
+        <w:tabs>
+          <w:tab w:val="num" w:pos="2160"/>
+        </w:tabs>
+        <w:ind w:left="2160" w:hanging="360"/>
+      </w:pPr>
+      <w:rPr>
+        <w:rFonts w:ascii="Wingdings" w:hAnsi="Wingdings" w:hint="default"/>
+        <w:sz w:val="20"/>
+      </w:rPr>
+    </w:lvl>
+    <w:lvl w:ilvl="3" w:tentative="1">
+      <w:start w:val="1"/>
+      <w:numFmt w:val="bullet"/>
+      <w:lvlText w:val=""/>
+      <w:lvlJc w:val="left"/>
+      <w:pPr>
+        <w:tabs>
+          <w:tab w:val="num" w:pos="2880"/>
+        </w:tabs>
+        <w:ind w:left="2880" w:hanging="360"/>
+      </w:pPr>
+      <w:rPr>
+        <w:rFonts w:ascii="Wingdings" w:hAnsi="Wingdings" w:hint="default"/>
+        <w:sz w:val="20"/>
+      </w:rPr>
+    </w:lvl>
+    <w:lvl w:ilvl="4" w:tentative="1">
+      <w:start w:val="1"/>
+      <w:numFmt w:val="bullet"/>
+      <w:lvlText w:val=""/>
+      <w:lvlJc w:val="left"/>
+      <w:pPr>
+        <w:tabs>
+          <w:tab w:val="num" w:pos="3600"/>
+        </w:tabs>
+        <w:ind w:left="3600" w:hanging="360"/>
+      </w:pPr>
+      <w:rPr>
+        <w:rFonts w:ascii="Wingdings" w:hAnsi="Wingdings" w:hint="default"/>
+        <w:sz w:val="20"/>
+      </w:rPr>
+    </w:lvl>
+    <w:lvl w:ilvl="5" w:tentative="1">
+      <w:start w:val="1"/>
+      <w:numFmt w:val="bullet"/>
+      <w:lvlText w:val=""/>
+      <w:lvlJc w:val="left"/>
+      <w:pPr>
+        <w:tabs>
+          <w:tab w:val="num" w:pos="4320"/>
+        </w:tabs>
+        <w:ind w:left="4320" w:hanging="360"/>
+      </w:pPr>
+      <w:rPr>
+        <w:rFonts w:ascii="Wingdings" w:hAnsi="Wingdings" w:hint="default"/>
+        <w:sz w:val="20"/>
+      </w:rPr>
+    </w:lvl>
+    <w:lvl w:ilvl="6" w:tentative="1">
+      <w:start w:val="1"/>
+      <w:numFmt w:val="bullet"/>
+      <w:lvlText w:val=""/>
+      <w:lvlJc w:val="left"/>
+      <w:pPr>
+        <w:tabs>
+          <w:tab w:val="num" w:pos="5040"/>
+        </w:tabs>
+        <w:ind w:left="5040" w:hanging="360"/>
+      </w:pPr>
+      <w:rPr>
+        <w:rFonts w:ascii="Wingdings" w:hAnsi="Wingdings" w:hint="default"/>
+        <w:sz w:val="20"/>
+      </w:rPr>
+    </w:lvl>
+    <w:lvl w:ilvl="7" w:tentative="1">
+      <w:start w:val="1"/>
+      <w:numFmt w:val="bullet"/>
+      <w:lvlText w:val=""/>
+      <w:lvlJc w:val="left"/>
+      <w:pPr>
+        <w:tabs>
+          <w:tab w:val="num" w:pos="5760"/>
+        </w:tabs>
+        <w:ind w:left="5760" w:hanging="360"/>
+      </w:pPr>
+      <w:rPr>
+        <w:rFonts w:ascii="Wingdings" w:hAnsi="Wingdings" w:hint="default"/>
+        <w:sz w:val="20"/>
+      </w:rPr>
+    </w:lvl>
+    <w:lvl w:ilvl="8" w:tentative="1">
+      <w:start w:val="1"/>
+      <w:numFmt w:val="bullet"/>
+      <w:lvlText w:val=""/>
+      <w:lvlJc w:val="left"/>
+      <w:pPr>
+        <w:tabs>
+          <w:tab w:val="num" w:pos="6480"/>
+        </w:tabs>
+        <w:ind w:left="6480" w:hanging="360"/>
+      </w:pPr>
+      <w:rPr>
+        <w:rFonts w:ascii="Wingdings" w:hAnsi="Wingdings" w:hint="default"/>
+        <w:sz w:val="20"/>
+      </w:rPr>
+    </w:lvl>
+  </w:abstractNum>
+  <w:abstractNum w:abstractNumId="9" w15:restartNumberingAfterBreak="0">
     <w:nsid w:val="41D30F11"/>
     <w:multiLevelType w:val="multilevel"/>
     <w:tmpl w:val="7FCC1D94"/>
@@ -2991,7 +9903,156 @@
       </w:rPr>
     </w:lvl>
   </w:abstractNum>
-  <w:abstractNum w:abstractNumId="4" w15:restartNumberingAfterBreak="0">
+  <w:abstractNum w:abstractNumId="10" w15:restartNumberingAfterBreak="0">
+    <w:nsid w:val="5BDF4D96"/>
+    <w:multiLevelType w:val="multilevel"/>
+    <w:tmpl w:val="8F206958"/>
+    <w:lvl w:ilvl="0">
+      <w:start w:val="1"/>
+      <w:numFmt w:val="bullet"/>
+      <w:lvlText w:val=""/>
+      <w:lvlJc w:val="left"/>
+      <w:pPr>
+        <w:tabs>
+          <w:tab w:val="num" w:pos="720"/>
+        </w:tabs>
+        <w:ind w:left="720" w:hanging="360"/>
+      </w:pPr>
+      <w:rPr>
+        <w:rFonts w:ascii="Symbol" w:hAnsi="Symbol" w:hint="default"/>
+        <w:sz w:val="20"/>
+      </w:rPr>
+    </w:lvl>
+    <w:lvl w:ilvl="1" w:tentative="1">
+      <w:start w:val="1"/>
+      <w:numFmt w:val="bullet"/>
+      <w:lvlText w:val="o"/>
+      <w:lvlJc w:val="left"/>
+      <w:pPr>
+        <w:tabs>
+          <w:tab w:val="num" w:pos="1440"/>
+        </w:tabs>
+        <w:ind w:left="1440" w:hanging="360"/>
+      </w:pPr>
+      <w:rPr>
+        <w:rFonts w:ascii="Courier New" w:hAnsi="Courier New" w:hint="default"/>
+        <w:sz w:val="20"/>
+      </w:rPr>
+    </w:lvl>
+    <w:lvl w:ilvl="2" w:tentative="1">
+      <w:start w:val="1"/>
+      <w:numFmt w:val="bullet"/>
+      <w:lvlText w:val=""/>
+      <w:lvlJc w:val="left"/>
+      <w:pPr>
+        <w:tabs>
+          <w:tab w:val="num" w:pos="2160"/>
+        </w:tabs>
+        <w:ind w:left="2160" w:hanging="360"/>
+      </w:pPr>
+      <w:rPr>
+        <w:rFonts w:ascii="Wingdings" w:hAnsi="Wingdings" w:hint="default"/>
+        <w:sz w:val="20"/>
+      </w:rPr>
+    </w:lvl>
+    <w:lvl w:ilvl="3" w:tentative="1">
+      <w:start w:val="1"/>
+      <w:numFmt w:val="bullet"/>
+      <w:lvlText w:val=""/>
+      <w:lvlJc w:val="left"/>
+      <w:pPr>
+        <w:tabs>
+          <w:tab w:val="num" w:pos="2880"/>
+        </w:tabs>
+        <w:ind w:left="2880" w:hanging="360"/>
+      </w:pPr>
+      <w:rPr>
+        <w:rFonts w:ascii="Wingdings" w:hAnsi="Wingdings" w:hint="default"/>
+        <w:sz w:val="20"/>
+      </w:rPr>
+    </w:lvl>
+    <w:lvl w:ilvl="4" w:tentative="1">
+      <w:start w:val="1"/>
+      <w:numFmt w:val="bullet"/>
+      <w:lvlText w:val=""/>
+      <w:lvlJc w:val="left"/>
+      <w:pPr>
+        <w:tabs>
+          <w:tab w:val="num" w:pos="3600"/>
+        </w:tabs>
+        <w:ind w:left="3600" w:hanging="360"/>
+      </w:pPr>
+      <w:rPr>
+        <w:rFonts w:ascii="Wingdings" w:hAnsi="Wingdings" w:hint="default"/>
+        <w:sz w:val="20"/>
+      </w:rPr>
+    </w:lvl>
+    <w:lvl w:ilvl="5" w:tentative="1">
+      <w:start w:val="1"/>
+      <w:numFmt w:val="bullet"/>
+      <w:lvlText w:val=""/>
+      <w:lvlJc w:val="left"/>
+      <w:pPr>
+        <w:tabs>
+          <w:tab w:val="num" w:pos="4320"/>
+        </w:tabs>
+        <w:ind w:left="4320" w:hanging="360"/>
+      </w:pPr>
+      <w:rPr>
+        <w:rFonts w:ascii="Wingdings" w:hAnsi="Wingdings" w:hint="default"/>
+        <w:sz w:val="20"/>
+      </w:rPr>
+    </w:lvl>
+    <w:lvl w:ilvl="6" w:tentative="1">
+      <w:start w:val="1"/>
+      <w:numFmt w:val="bullet"/>
+      <w:lvlText w:val=""/>
+      <w:lvlJc w:val="left"/>
+      <w:pPr>
+        <w:tabs>
+          <w:tab w:val="num" w:pos="5040"/>
+        </w:tabs>
+        <w:ind w:left="5040" w:hanging="360"/>
+      </w:pPr>
+      <w:rPr>
+        <w:rFonts w:ascii="Wingdings" w:hAnsi="Wingdings" w:hint="default"/>
+        <w:sz w:val="20"/>
+      </w:rPr>
+    </w:lvl>
+    <w:lvl w:ilvl="7" w:tentative="1">
+      <w:start w:val="1"/>
+      <w:numFmt w:val="bullet"/>
+      <w:lvlText w:val=""/>
+      <w:lvlJc w:val="left"/>
+      <w:pPr>
+        <w:tabs>
+          <w:tab w:val="num" w:pos="5760"/>
+        </w:tabs>
+        <w:ind w:left="5760" w:hanging="360"/>
+      </w:pPr>
+      <w:rPr>
+        <w:rFonts w:ascii="Wingdings" w:hAnsi="Wingdings" w:hint="default"/>
+        <w:sz w:val="20"/>
+      </w:rPr>
+    </w:lvl>
+    <w:lvl w:ilvl="8" w:tentative="1">
+      <w:start w:val="1"/>
+      <w:numFmt w:val="bullet"/>
+      <w:lvlText w:val=""/>
+      <w:lvlJc w:val="left"/>
+      <w:pPr>
+        <w:tabs>
+          <w:tab w:val="num" w:pos="6480"/>
+        </w:tabs>
+        <w:ind w:left="6480" w:hanging="360"/>
+      </w:pPr>
+      <w:rPr>
+        <w:rFonts w:ascii="Wingdings" w:hAnsi="Wingdings" w:hint="default"/>
+        <w:sz w:val="20"/>
+      </w:rPr>
+    </w:lvl>
+  </w:abstractNum>
+  <w:abstractNum w:abstractNumId="11" w15:restartNumberingAfterBreak="0">
     <w:nsid w:val="63F733C5"/>
     <w:multiLevelType w:val="multilevel"/>
     <w:tmpl w:val="AF2E033A"/>
@@ -3140,20 +10201,157 @@
       </w:rPr>
     </w:lvl>
   </w:abstractNum>
+  <w:abstractNum w:abstractNumId="12" w15:restartNumberingAfterBreak="0">
+    <w:nsid w:val="6F07307A"/>
+    <w:multiLevelType w:val="multilevel"/>
+    <w:tmpl w:val="045A3A3A"/>
+    <w:lvl w:ilvl="0">
+      <w:start w:val="1"/>
+      <w:numFmt w:val="decimal"/>
+      <w:lvlText w:val="%1."/>
+      <w:lvlJc w:val="left"/>
+      <w:pPr>
+        <w:tabs>
+          <w:tab w:val="num" w:pos="720"/>
+        </w:tabs>
+        <w:ind w:left="720" w:hanging="360"/>
+      </w:pPr>
+    </w:lvl>
+    <w:lvl w:ilvl="1" w:tentative="1">
+      <w:start w:val="1"/>
+      <w:numFmt w:val="decimal"/>
+      <w:lvlText w:val="%2."/>
+      <w:lvlJc w:val="left"/>
+      <w:pPr>
+        <w:tabs>
+          <w:tab w:val="num" w:pos="1440"/>
+        </w:tabs>
+        <w:ind w:left="1440" w:hanging="360"/>
+      </w:pPr>
+    </w:lvl>
+    <w:lvl w:ilvl="2" w:tentative="1">
+      <w:start w:val="1"/>
+      <w:numFmt w:val="decimal"/>
+      <w:lvlText w:val="%3."/>
+      <w:lvlJc w:val="left"/>
+      <w:pPr>
+        <w:tabs>
+          <w:tab w:val="num" w:pos="2160"/>
+        </w:tabs>
+        <w:ind w:left="2160" w:hanging="360"/>
+      </w:pPr>
+    </w:lvl>
+    <w:lvl w:ilvl="3" w:tentative="1">
+      <w:start w:val="1"/>
+      <w:numFmt w:val="decimal"/>
+      <w:lvlText w:val="%4."/>
+      <w:lvlJc w:val="left"/>
+      <w:pPr>
+        <w:tabs>
+          <w:tab w:val="num" w:pos="2880"/>
+        </w:tabs>
+        <w:ind w:left="2880" w:hanging="360"/>
+      </w:pPr>
+    </w:lvl>
+    <w:lvl w:ilvl="4" w:tentative="1">
+      <w:start w:val="1"/>
+      <w:numFmt w:val="decimal"/>
+      <w:lvlText w:val="%5."/>
+      <w:lvlJc w:val="left"/>
+      <w:pPr>
+        <w:tabs>
+          <w:tab w:val="num" w:pos="3600"/>
+        </w:tabs>
+        <w:ind w:left="3600" w:hanging="360"/>
+      </w:pPr>
+    </w:lvl>
+    <w:lvl w:ilvl="5" w:tentative="1">
+      <w:start w:val="1"/>
+      <w:numFmt w:val="decimal"/>
+      <w:lvlText w:val="%6."/>
+      <w:lvlJc w:val="left"/>
+      <w:pPr>
+        <w:tabs>
+          <w:tab w:val="num" w:pos="4320"/>
+        </w:tabs>
+        <w:ind w:left="4320" w:hanging="360"/>
+      </w:pPr>
+    </w:lvl>
+    <w:lvl w:ilvl="6" w:tentative="1">
+      <w:start w:val="1"/>
+      <w:numFmt w:val="decimal"/>
+      <w:lvlText w:val="%7."/>
+      <w:lvlJc w:val="left"/>
+      <w:pPr>
+        <w:tabs>
+          <w:tab w:val="num" w:pos="5040"/>
+        </w:tabs>
+        <w:ind w:left="5040" w:hanging="360"/>
+      </w:pPr>
+    </w:lvl>
+    <w:lvl w:ilvl="7" w:tentative="1">
+      <w:start w:val="1"/>
+      <w:numFmt w:val="decimal"/>
+      <w:lvlText w:val="%8."/>
+      <w:lvlJc w:val="left"/>
+      <w:pPr>
+        <w:tabs>
+          <w:tab w:val="num" w:pos="5760"/>
+        </w:tabs>
+        <w:ind w:left="5760" w:hanging="360"/>
+      </w:pPr>
+    </w:lvl>
+    <w:lvl w:ilvl="8" w:tentative="1">
+      <w:start w:val="1"/>
+      <w:numFmt w:val="decimal"/>
+      <w:lvlText w:val="%9."/>
+      <w:lvlJc w:val="left"/>
+      <w:pPr>
+        <w:tabs>
+          <w:tab w:val="num" w:pos="6480"/>
+        </w:tabs>
+        <w:ind w:left="6480" w:hanging="360"/>
+      </w:pPr>
+    </w:lvl>
+  </w:abstractNum>
   <w:num w:numId="1" w16cid:durableId="964776048">
-    <w:abstractNumId w:val="2"/>
+    <w:abstractNumId w:val="5"/>
   </w:num>
   <w:num w:numId="2" w16cid:durableId="2038696830">
+    <w:abstractNumId w:val="3"/>
+  </w:num>
+  <w:num w:numId="3" w16cid:durableId="1667786500">
     <w:abstractNumId w:val="1"/>
   </w:num>
-  <w:num w:numId="3" w16cid:durableId="1667786500">
+  <w:num w:numId="4" w16cid:durableId="2135560758">
+    <w:abstractNumId w:val="9"/>
+  </w:num>
+  <w:num w:numId="5" w16cid:durableId="623654391">
+    <w:abstractNumId w:val="11"/>
+  </w:num>
+  <w:num w:numId="6" w16cid:durableId="135756780">
+    <w:abstractNumId w:val="12"/>
+  </w:num>
+  <w:num w:numId="7" w16cid:durableId="2058357972">
+    <w:abstractNumId w:val="10"/>
+  </w:num>
+  <w:num w:numId="8" w16cid:durableId="1068572703">
     <w:abstractNumId w:val="0"/>
   </w:num>
-  <w:num w:numId="4" w16cid:durableId="2135560758">
-    <w:abstractNumId w:val="3"/>
+  <w:num w:numId="9" w16cid:durableId="530729095">
+    <w:abstractNumId w:val="8"/>
   </w:num>
-  <w:num w:numId="5" w16cid:durableId="623654391">
+  <w:num w:numId="10" w16cid:durableId="48841563">
     <w:abstractNumId w:val="4"/>
+  </w:num>
+  <w:num w:numId="11" w16cid:durableId="407967272">
+    <w:abstractNumId w:val="7"/>
+  </w:num>
+  <w:num w:numId="12" w16cid:durableId="18119598">
+    <w:abstractNumId w:val="6"/>
+  </w:num>
+  <w:num w:numId="13" w16cid:durableId="458839982">
+    <w:abstractNumId w:val="2"/>
   </w:num>
 </w:numbering>
 </file>
